--- a/rediseno_2026/4.5 Itinerarios formateados y corregidos/CPA-408 Auditoría Interna, Control Interno y Gestión de Riesgos.docx
+++ b/rediseno_2026/4.5 Itinerarios formateados y corregidos/CPA-408 Auditoría Interna, Control Interno y Gestión de Riesgos.docx
@@ -107,8 +107,10 @@
         </w:tblBorders>
         <w:tblLayout w:type="fixed"/>
         <w:tblCellMar>
-          <w:left w:w="10" w:type="dxa"/>
-          <w:right w:w="10" w:type="dxa"/>
+          <w:top w:w="40" w:type="dxa"/>
+          <w:left w:w="90" w:type="dxa"/>
+          <w:bottom w:w="40" w:type="dxa"/>
+          <w:right w:w="90" w:type="dxa"/>
         </w:tblCellMar>
         <w:tblLook w:val="0000" w:firstRow="0" w:lastRow="0" w:firstColumn="0" w:lastColumn="0" w:noHBand="0" w:noVBand="0"/>
       </w:tblPr>
@@ -143,12 +145,6 @@
               <w:right w:val="single" w:sz="6" w:space="0" w:color="1F3864"/>
             </w:tcBorders>
             <w:shd w:val="clear" w:color="auto" w:fill="4472C4"/>
-            <w:tcMar>
-              <w:top w:w="60" w:type="dxa"/>
-              <w:left w:w="90" w:type="dxa"/>
-              <w:bottom w:w="60" w:type="dxa"/>
-              <w:right w:w="90" w:type="dxa"/>
-            </w:tcMar>
           </w:tcPr>
           <w:p>
             <w:pPr>
@@ -186,12 +182,6 @@
               <w:right w:val="single" w:sz="6" w:space="0" w:color="1F3864"/>
             </w:tcBorders>
             <w:shd w:val="clear" w:color="auto" w:fill="4472C4"/>
-            <w:tcMar>
-              <w:top w:w="60" w:type="dxa"/>
-              <w:left w:w="90" w:type="dxa"/>
-              <w:bottom w:w="60" w:type="dxa"/>
-              <w:right w:w="90" w:type="dxa"/>
-            </w:tcMar>
           </w:tcPr>
           <w:p>
             <w:pPr>
@@ -229,12 +219,6 @@
               <w:right w:val="single" w:sz="6" w:space="0" w:color="1F3864"/>
             </w:tcBorders>
             <w:shd w:val="clear" w:color="auto" w:fill="4472C4"/>
-            <w:tcMar>
-              <w:top w:w="60" w:type="dxa"/>
-              <w:left w:w="90" w:type="dxa"/>
-              <w:bottom w:w="60" w:type="dxa"/>
-              <w:right w:w="90" w:type="dxa"/>
-            </w:tcMar>
           </w:tcPr>
           <w:p>
             <w:pPr>
@@ -272,12 +256,6 @@
               <w:right w:val="single" w:sz="6" w:space="0" w:color="1F3864"/>
             </w:tcBorders>
             <w:shd w:val="clear" w:color="auto" w:fill="4472C4"/>
-            <w:tcMar>
-              <w:top w:w="60" w:type="dxa"/>
-              <w:left w:w="90" w:type="dxa"/>
-              <w:bottom w:w="60" w:type="dxa"/>
-              <w:right w:w="90" w:type="dxa"/>
-            </w:tcMar>
           </w:tcPr>
           <w:p>
             <w:pPr>
@@ -317,12 +295,6 @@
               <w:right w:val="single" w:sz="6" w:space="0" w:color="1F3864"/>
             </w:tcBorders>
             <w:shd w:val="clear" w:color="auto" w:fill="4472C4"/>
-            <w:tcMar>
-              <w:top w:w="60" w:type="dxa"/>
-              <w:left w:w="90" w:type="dxa"/>
-              <w:bottom w:w="60" w:type="dxa"/>
-              <w:right w:w="90" w:type="dxa"/>
-            </w:tcMar>
             <w:vAlign w:val="center"/>
           </w:tcPr>
           <w:p>
@@ -363,12 +335,6 @@
               <w:right w:val="single" w:sz="6" w:space="0" w:color="1F3864"/>
             </w:tcBorders>
             <w:shd w:val="clear" w:color="auto" w:fill="4472C4"/>
-            <w:tcMar>
-              <w:top w:w="60" w:type="dxa"/>
-              <w:left w:w="90" w:type="dxa"/>
-              <w:bottom w:w="60" w:type="dxa"/>
-              <w:right w:w="90" w:type="dxa"/>
-            </w:tcMar>
             <w:vAlign w:val="center"/>
           </w:tcPr>
           <w:p>
@@ -409,12 +375,6 @@
               <w:right w:val="single" w:sz="6" w:space="0" w:color="1F3864"/>
             </w:tcBorders>
             <w:shd w:val="clear" w:color="auto" w:fill="4472C4"/>
-            <w:tcMar>
-              <w:top w:w="60" w:type="dxa"/>
-              <w:left w:w="90" w:type="dxa"/>
-              <w:bottom w:w="60" w:type="dxa"/>
-              <w:right w:w="90" w:type="dxa"/>
-            </w:tcMar>
             <w:vAlign w:val="center"/>
           </w:tcPr>
           <w:p>
@@ -455,12 +415,6 @@
               <w:right w:val="single" w:sz="6" w:space="0" w:color="1F3864"/>
             </w:tcBorders>
             <w:shd w:val="clear" w:color="auto" w:fill="4472C4"/>
-            <w:tcMar>
-              <w:top w:w="60" w:type="dxa"/>
-              <w:left w:w="90" w:type="dxa"/>
-              <w:bottom w:w="60" w:type="dxa"/>
-              <w:right w:w="90" w:type="dxa"/>
-            </w:tcMar>
             <w:vAlign w:val="center"/>
           </w:tcPr>
           <w:p>
@@ -503,12 +457,6 @@
               <w:right w:val="single" w:sz="6" w:space="0" w:color="1F3864"/>
             </w:tcBorders>
             <w:shd w:val="clear" w:color="auto" w:fill="4472C4"/>
-            <w:tcMar>
-              <w:top w:w="60" w:type="dxa"/>
-              <w:left w:w="90" w:type="dxa"/>
-              <w:bottom w:w="60" w:type="dxa"/>
-              <w:right w:w="90" w:type="dxa"/>
-            </w:tcMar>
           </w:tcPr>
           <w:p>
             <w:pPr>
@@ -550,12 +498,6 @@
               <w:right w:val="single" w:sz="6" w:space="0" w:color="1F3864"/>
             </w:tcBorders>
             <w:shd w:val="clear" w:color="auto" w:fill="4472C4"/>
-            <w:tcMar>
-              <w:top w:w="60" w:type="dxa"/>
-              <w:left w:w="90" w:type="dxa"/>
-              <w:bottom w:w="60" w:type="dxa"/>
-              <w:right w:w="90" w:type="dxa"/>
-            </w:tcMar>
           </w:tcPr>
           <w:p>
             <w:pPr>
@@ -594,12 +536,6 @@
               <w:right w:val="single" w:sz="6" w:space="0" w:color="1F3864"/>
             </w:tcBorders>
             <w:shd w:val="clear" w:color="auto" w:fill="4472C4"/>
-            <w:tcMar>
-              <w:top w:w="60" w:type="dxa"/>
-              <w:left w:w="90" w:type="dxa"/>
-              <w:bottom w:w="60" w:type="dxa"/>
-              <w:right w:w="90" w:type="dxa"/>
-            </w:tcMar>
           </w:tcPr>
           <w:p>
             <w:pPr>
@@ -636,12 +572,6 @@
               <w:right w:val="single" w:sz="6" w:space="0" w:color="1F3864"/>
             </w:tcBorders>
             <w:shd w:val="clear" w:color="auto" w:fill="4472C4"/>
-            <w:tcMar>
-              <w:top w:w="60" w:type="dxa"/>
-              <w:left w:w="90" w:type="dxa"/>
-              <w:bottom w:w="60" w:type="dxa"/>
-              <w:right w:w="90" w:type="dxa"/>
-            </w:tcMar>
           </w:tcPr>
           <w:p>
             <w:pPr>
@@ -678,12 +608,6 @@
               <w:right w:val="single" w:sz="6" w:space="0" w:color="1F3864"/>
             </w:tcBorders>
             <w:shd w:val="clear" w:color="auto" w:fill="4472C4"/>
-            <w:tcMar>
-              <w:top w:w="60" w:type="dxa"/>
-              <w:left w:w="90" w:type="dxa"/>
-              <w:bottom w:w="60" w:type="dxa"/>
-              <w:right w:w="90" w:type="dxa"/>
-            </w:tcMar>
           </w:tcPr>
           <w:p>
             <w:pPr>
@@ -720,12 +644,6 @@
               <w:right w:val="single" w:sz="6" w:space="0" w:color="1F3864"/>
             </w:tcBorders>
             <w:shd w:val="clear" w:color="auto" w:fill="4472C4"/>
-            <w:tcMar>
-              <w:top w:w="60" w:type="dxa"/>
-              <w:left w:w="90" w:type="dxa"/>
-              <w:bottom w:w="60" w:type="dxa"/>
-              <w:right w:w="90" w:type="dxa"/>
-            </w:tcMar>
           </w:tcPr>
           <w:p>
             <w:pPr>
@@ -762,12 +680,6 @@
               <w:right w:val="single" w:sz="6" w:space="0" w:color="1F3864"/>
             </w:tcBorders>
             <w:shd w:val="clear" w:color="auto" w:fill="4472C4"/>
-            <w:tcMar>
-              <w:top w:w="60" w:type="dxa"/>
-              <w:left w:w="90" w:type="dxa"/>
-              <w:bottom w:w="60" w:type="dxa"/>
-              <w:right w:w="90" w:type="dxa"/>
-            </w:tcMar>
           </w:tcPr>
           <w:p>
             <w:pPr>
@@ -804,12 +716,6 @@
               <w:right w:val="single" w:sz="6" w:space="0" w:color="1F3864"/>
             </w:tcBorders>
             <w:shd w:val="clear" w:color="auto" w:fill="4472C4"/>
-            <w:tcMar>
-              <w:top w:w="60" w:type="dxa"/>
-              <w:left w:w="90" w:type="dxa"/>
-              <w:bottom w:w="60" w:type="dxa"/>
-              <w:right w:w="90" w:type="dxa"/>
-            </w:tcMar>
           </w:tcPr>
           <w:p>
             <w:pPr>
@@ -846,12 +752,6 @@
               <w:right w:val="single" w:sz="6" w:space="0" w:color="1F3864"/>
             </w:tcBorders>
             <w:shd w:val="clear" w:color="auto" w:fill="D9E2F3"/>
-            <w:tcMar>
-              <w:top w:w="60" w:type="dxa"/>
-              <w:left w:w="90" w:type="dxa"/>
-              <w:bottom w:w="60" w:type="dxa"/>
-              <w:right w:w="90" w:type="dxa"/>
-            </w:tcMar>
           </w:tcPr>
           <w:p>
             <w:pPr>
@@ -876,12 +776,6 @@
               <w:right w:val="single" w:sz="6" w:space="0" w:color="1F3864"/>
             </w:tcBorders>
             <w:shd w:val="clear" w:color="auto" w:fill="D9E2F3"/>
-            <w:tcMar>
-              <w:top w:w="60" w:type="dxa"/>
-              <w:left w:w="90" w:type="dxa"/>
-              <w:bottom w:w="60" w:type="dxa"/>
-              <w:right w:w="90" w:type="dxa"/>
-            </w:tcMar>
           </w:tcPr>
           <w:p>
             <w:pPr>
@@ -914,12 +808,6 @@
               <w:right w:val="single" w:sz="6" w:space="0" w:color="1F3864"/>
             </w:tcBorders>
             <w:shd w:val="clear" w:color="auto" w:fill="D9E2F3"/>
-            <w:tcMar>
-              <w:top w:w="60" w:type="dxa"/>
-              <w:left w:w="90" w:type="dxa"/>
-              <w:bottom w:w="60" w:type="dxa"/>
-              <w:right w:w="90" w:type="dxa"/>
-            </w:tcMar>
           </w:tcPr>
           <w:p>
             <w:pPr>
@@ -952,12 +840,6 @@
               <w:right w:val="single" w:sz="6" w:space="0" w:color="1F3864"/>
             </w:tcBorders>
             <w:shd w:val="clear" w:color="auto" w:fill="D9E2F3"/>
-            <w:tcMar>
-              <w:top w:w="60" w:type="dxa"/>
-              <w:left w:w="90" w:type="dxa"/>
-              <w:bottom w:w="60" w:type="dxa"/>
-              <w:right w:w="90" w:type="dxa"/>
-            </w:tcMar>
           </w:tcPr>
           <w:p>
             <w:pPr>
@@ -990,12 +872,6 @@
               <w:right w:val="single" w:sz="6" w:space="0" w:color="1F3864"/>
             </w:tcBorders>
             <w:shd w:val="clear" w:color="auto" w:fill="D9E2F3"/>
-            <w:tcMar>
-              <w:top w:w="60" w:type="dxa"/>
-              <w:left w:w="90" w:type="dxa"/>
-              <w:bottom w:w="60" w:type="dxa"/>
-              <w:right w:w="90" w:type="dxa"/>
-            </w:tcMar>
           </w:tcPr>
           <w:p>
             <w:pPr>
@@ -1028,12 +904,6 @@
               <w:right w:val="single" w:sz="6" w:space="0" w:color="1F3864"/>
             </w:tcBorders>
             <w:shd w:val="clear" w:color="auto" w:fill="D9E2F3"/>
-            <w:tcMar>
-              <w:top w:w="60" w:type="dxa"/>
-              <w:left w:w="90" w:type="dxa"/>
-              <w:bottom w:w="60" w:type="dxa"/>
-              <w:right w:w="90" w:type="dxa"/>
-            </w:tcMar>
           </w:tcPr>
           <w:p>
             <w:pPr>
@@ -1066,12 +936,6 @@
               <w:right w:val="single" w:sz="6" w:space="0" w:color="1F3864"/>
             </w:tcBorders>
             <w:shd w:val="clear" w:color="auto" w:fill="D9E2F3"/>
-            <w:tcMar>
-              <w:top w:w="60" w:type="dxa"/>
-              <w:left w:w="90" w:type="dxa"/>
-              <w:bottom w:w="60" w:type="dxa"/>
-              <w:right w:w="90" w:type="dxa"/>
-            </w:tcMar>
           </w:tcPr>
           <w:p>
             <w:pPr>
@@ -1103,12 +967,6 @@
               <w:right w:val="single" w:sz="6" w:space="0" w:color="1F3864"/>
             </w:tcBorders>
             <w:shd w:val="clear" w:color="auto" w:fill="D9E2F3"/>
-            <w:tcMar>
-              <w:top w:w="60" w:type="dxa"/>
-              <w:left w:w="90" w:type="dxa"/>
-              <w:bottom w:w="60" w:type="dxa"/>
-              <w:right w:w="90" w:type="dxa"/>
-            </w:tcMar>
           </w:tcPr>
           <w:p>
             <w:pPr>
@@ -1143,12 +1001,6 @@
               <w:right w:val="single" w:sz="6" w:space="0" w:color="1F3864"/>
             </w:tcBorders>
             <w:shd w:val="clear" w:color="auto" w:fill="4472C4"/>
-            <w:tcMar>
-              <w:top w:w="60" w:type="dxa"/>
-              <w:left w:w="90" w:type="dxa"/>
-              <w:bottom w:w="60" w:type="dxa"/>
-              <w:right w:w="90" w:type="dxa"/>
-            </w:tcMar>
           </w:tcPr>
           <w:p>
             <w:pPr>
@@ -1188,12 +1040,6 @@
               <w:right w:val="single" w:sz="6" w:space="0" w:color="1F3864"/>
             </w:tcBorders>
             <w:shd w:val="clear" w:color="auto" w:fill="D9E2F3"/>
-            <w:tcMar>
-              <w:top w:w="60" w:type="dxa"/>
-              <w:left w:w="90" w:type="dxa"/>
-              <w:bottom w:w="60" w:type="dxa"/>
-              <w:right w:w="90" w:type="dxa"/>
-            </w:tcMar>
           </w:tcPr>
           <w:p>
             <w:pPr>
@@ -1232,12 +1078,6 @@
               <w:right w:val="single" w:sz="6" w:space="0" w:color="1F3864"/>
             </w:tcBorders>
             <w:shd w:val="clear" w:color="auto" w:fill="D9E2F3"/>
-            <w:tcMar>
-              <w:top w:w="60" w:type="dxa"/>
-              <w:left w:w="90" w:type="dxa"/>
-              <w:bottom w:w="60" w:type="dxa"/>
-              <w:right w:w="90" w:type="dxa"/>
-            </w:tcMar>
           </w:tcPr>
           <w:p>
             <w:pPr>
@@ -1294,12 +1134,6 @@
               <w:right w:val="single" w:sz="6" w:space="0" w:color="1F3864"/>
             </w:tcBorders>
             <w:shd w:val="clear" w:color="auto" w:fill="4472C4"/>
-            <w:tcMar>
-              <w:top w:w="60" w:type="dxa"/>
-              <w:left w:w="90" w:type="dxa"/>
-              <w:bottom w:w="60" w:type="dxa"/>
-              <w:right w:w="90" w:type="dxa"/>
-            </w:tcMar>
           </w:tcPr>
           <w:p>
             <w:pPr>
@@ -1341,12 +1175,6 @@
               <w:right w:val="single" w:sz="6" w:space="0" w:color="1F3864"/>
             </w:tcBorders>
             <w:shd w:val="clear" w:color="auto" w:fill="4472C4"/>
-            <w:tcMar>
-              <w:top w:w="60" w:type="dxa"/>
-              <w:left w:w="90" w:type="dxa"/>
-              <w:bottom w:w="60" w:type="dxa"/>
-              <w:right w:w="90" w:type="dxa"/>
-            </w:tcMar>
           </w:tcPr>
           <w:p>
             <w:pPr>
@@ -1388,12 +1216,6 @@
               <w:right w:val="single" w:sz="6" w:space="0" w:color="1F3864"/>
             </w:tcBorders>
             <w:shd w:val="clear" w:color="auto" w:fill="4472C4"/>
-            <w:tcMar>
-              <w:top w:w="60" w:type="dxa"/>
-              <w:left w:w="90" w:type="dxa"/>
-              <w:bottom w:w="60" w:type="dxa"/>
-              <w:right w:w="90" w:type="dxa"/>
-            </w:tcMar>
           </w:tcPr>
           <w:p>
             <w:pPr>
@@ -1438,12 +1260,6 @@
               <w:right w:val="single" w:sz="6" w:space="0" w:color="1F3864"/>
             </w:tcBorders>
             <w:shd w:val="clear" w:color="auto" w:fill="D9E2F3"/>
-            <w:tcMar>
-              <w:top w:w="60" w:type="dxa"/>
-              <w:left w:w="90" w:type="dxa"/>
-              <w:bottom w:w="60" w:type="dxa"/>
-              <w:right w:w="90" w:type="dxa"/>
-            </w:tcMar>
           </w:tcPr>
           <w:p>
             <w:pPr>
@@ -1515,12 +1331,6 @@
               <w:right w:val="single" w:sz="6" w:space="0" w:color="1F3864"/>
             </w:tcBorders>
             <w:shd w:val="clear" w:color="auto" w:fill="D9E2F3"/>
-            <w:tcMar>
-              <w:top w:w="60" w:type="dxa"/>
-              <w:left w:w="90" w:type="dxa"/>
-              <w:bottom w:w="60" w:type="dxa"/>
-              <w:right w:w="90" w:type="dxa"/>
-            </w:tcMar>
           </w:tcPr>
           <w:p>
             <w:pPr>
@@ -1560,12 +1370,6 @@
               <w:right w:val="single" w:sz="6" w:space="0" w:color="1F3864"/>
             </w:tcBorders>
             <w:shd w:val="clear" w:color="auto" w:fill="D9E2F3"/>
-            <w:tcMar>
-              <w:top w:w="60" w:type="dxa"/>
-              <w:left w:w="90" w:type="dxa"/>
-              <w:bottom w:w="60" w:type="dxa"/>
-              <w:right w:w="90" w:type="dxa"/>
-            </w:tcMar>
           </w:tcPr>
           <w:p>
             <w:pPr>
@@ -1618,12 +1422,6 @@
               <w:right w:val="single" w:sz="6" w:space="0" w:color="1F3864"/>
             </w:tcBorders>
             <w:shd w:val="clear" w:color="auto" w:fill="D9E2F3"/>
-            <w:tcMar>
-              <w:top w:w="60" w:type="dxa"/>
-              <w:left w:w="90" w:type="dxa"/>
-              <w:bottom w:w="60" w:type="dxa"/>
-              <w:right w:w="90" w:type="dxa"/>
-            </w:tcMar>
           </w:tcPr>
           <w:p>
             <w:pPr>
@@ -1647,12 +1445,6 @@
               <w:right w:val="single" w:sz="6" w:space="0" w:color="1F3864"/>
             </w:tcBorders>
             <w:shd w:val="clear" w:color="auto" w:fill="D9E2F3"/>
-            <w:tcMar>
-              <w:top w:w="60" w:type="dxa"/>
-              <w:left w:w="90" w:type="dxa"/>
-              <w:bottom w:w="60" w:type="dxa"/>
-              <w:right w:w="90" w:type="dxa"/>
-            </w:tcMar>
           </w:tcPr>
           <w:p>
             <w:pPr>
@@ -1700,12 +1492,6 @@
               <w:right w:val="single" w:sz="6" w:space="0" w:color="1F3864"/>
             </w:tcBorders>
             <w:shd w:val="clear" w:color="auto" w:fill="D9E2F3"/>
-            <w:tcMar>
-              <w:top w:w="60" w:type="dxa"/>
-              <w:left w:w="90" w:type="dxa"/>
-              <w:bottom w:w="60" w:type="dxa"/>
-              <w:right w:w="90" w:type="dxa"/>
-            </w:tcMar>
           </w:tcPr>
           <w:p>
             <w:pPr>
@@ -1758,12 +1544,6 @@
               <w:right w:val="single" w:sz="6" w:space="0" w:color="1F3864"/>
             </w:tcBorders>
             <w:shd w:val="clear" w:color="auto" w:fill="D9E2F3"/>
-            <w:tcMar>
-              <w:top w:w="60" w:type="dxa"/>
-              <w:left w:w="90" w:type="dxa"/>
-              <w:bottom w:w="60" w:type="dxa"/>
-              <w:right w:w="90" w:type="dxa"/>
-            </w:tcMar>
           </w:tcPr>
           <w:p>
             <w:pPr>
@@ -1804,12 +1584,6 @@
               <w:right w:val="single" w:sz="6" w:space="0" w:color="1F3864"/>
             </w:tcBorders>
             <w:shd w:val="clear" w:color="auto" w:fill="D9E2F3"/>
-            <w:tcMar>
-              <w:top w:w="60" w:type="dxa"/>
-              <w:left w:w="90" w:type="dxa"/>
-              <w:bottom w:w="60" w:type="dxa"/>
-              <w:right w:w="90" w:type="dxa"/>
-            </w:tcMar>
           </w:tcPr>
           <w:p>
             <w:pPr>
@@ -1866,12 +1640,6 @@
               <w:right w:val="single" w:sz="6" w:space="0" w:color="1F3864"/>
             </w:tcBorders>
             <w:shd w:val="clear" w:color="auto" w:fill="D9E2F3"/>
-            <w:tcMar>
-              <w:top w:w="60" w:type="dxa"/>
-              <w:left w:w="90" w:type="dxa"/>
-              <w:bottom w:w="60" w:type="dxa"/>
-              <w:right w:w="90" w:type="dxa"/>
-            </w:tcMar>
           </w:tcPr>
           <w:p>
             <w:pPr>
@@ -1924,12 +1692,6 @@
               <w:right w:val="single" w:sz="6" w:space="0" w:color="1F3864"/>
             </w:tcBorders>
             <w:shd w:val="clear" w:color="auto" w:fill="D9E2F3"/>
-            <w:tcMar>
-              <w:top w:w="60" w:type="dxa"/>
-              <w:left w:w="90" w:type="dxa"/>
-              <w:bottom w:w="60" w:type="dxa"/>
-              <w:right w:w="90" w:type="dxa"/>
-            </w:tcMar>
           </w:tcPr>
           <w:p>
             <w:pPr>
@@ -1953,12 +1715,6 @@
               <w:right w:val="single" w:sz="6" w:space="0" w:color="1F3864"/>
             </w:tcBorders>
             <w:shd w:val="clear" w:color="auto" w:fill="D9E2F3"/>
-            <w:tcMar>
-              <w:top w:w="60" w:type="dxa"/>
-              <w:left w:w="90" w:type="dxa"/>
-              <w:bottom w:w="60" w:type="dxa"/>
-              <w:right w:w="90" w:type="dxa"/>
-            </w:tcMar>
           </w:tcPr>
           <w:p>
             <w:pPr>
@@ -1998,12 +1754,6 @@
               <w:right w:val="single" w:sz="6" w:space="0" w:color="1F3864"/>
             </w:tcBorders>
             <w:shd w:val="clear" w:color="auto" w:fill="D9E2F3"/>
-            <w:tcMar>
-              <w:top w:w="60" w:type="dxa"/>
-              <w:left w:w="90" w:type="dxa"/>
-              <w:bottom w:w="60" w:type="dxa"/>
-              <w:right w:w="90" w:type="dxa"/>
-            </w:tcMar>
           </w:tcPr>
           <w:p>
             <w:pPr>
@@ -2047,12 +1797,6 @@
               <w:right w:val="single" w:sz="6" w:space="0" w:color="1F3864"/>
             </w:tcBorders>
             <w:shd w:val="clear" w:color="auto" w:fill="4472C4"/>
-            <w:tcMar>
-              <w:top w:w="60" w:type="dxa"/>
-              <w:left w:w="90" w:type="dxa"/>
-              <w:bottom w:w="60" w:type="dxa"/>
-              <w:right w:w="90" w:type="dxa"/>
-            </w:tcMar>
           </w:tcPr>
           <w:p>
             <w:pPr>
@@ -2097,12 +1841,6 @@
               <w:right w:val="single" w:sz="6" w:space="0" w:color="1F3864"/>
             </w:tcBorders>
             <w:shd w:val="clear" w:color="auto" w:fill="4472C4"/>
-            <w:tcMar>
-              <w:top w:w="60" w:type="dxa"/>
-              <w:left w:w="90" w:type="dxa"/>
-              <w:bottom w:w="60" w:type="dxa"/>
-              <w:right w:w="90" w:type="dxa"/>
-            </w:tcMar>
             <w:vAlign w:val="center"/>
           </w:tcPr>
           <w:p>
@@ -2144,12 +1882,6 @@
               <w:right w:val="single" w:sz="6" w:space="0" w:color="1F3864"/>
             </w:tcBorders>
             <w:shd w:val="clear" w:color="auto" w:fill="D9E2F3"/>
-            <w:tcMar>
-              <w:top w:w="60" w:type="dxa"/>
-              <w:left w:w="90" w:type="dxa"/>
-              <w:bottom w:w="60" w:type="dxa"/>
-              <w:right w:w="90" w:type="dxa"/>
-            </w:tcMar>
           </w:tcPr>
           <w:p>
             <w:pPr>
@@ -2211,12 +1943,6 @@
               <w:right w:val="single" w:sz="6" w:space="0" w:color="1F3864"/>
             </w:tcBorders>
             <w:shd w:val="clear" w:color="auto" w:fill="4472C4"/>
-            <w:tcMar>
-              <w:top w:w="60" w:type="dxa"/>
-              <w:left w:w="90" w:type="dxa"/>
-              <w:bottom w:w="60" w:type="dxa"/>
-              <w:right w:w="90" w:type="dxa"/>
-            </w:tcMar>
             <w:vAlign w:val="center"/>
           </w:tcPr>
           <w:p>
@@ -2260,12 +1986,6 @@
               <w:right w:val="single" w:sz="6" w:space="0" w:color="1F3864"/>
             </w:tcBorders>
             <w:shd w:val="clear" w:color="auto" w:fill="4472C4"/>
-            <w:tcMar>
-              <w:top w:w="60" w:type="dxa"/>
-              <w:left w:w="90" w:type="dxa"/>
-              <w:bottom w:w="60" w:type="dxa"/>
-              <w:right w:w="90" w:type="dxa"/>
-            </w:tcMar>
           </w:tcPr>
           <w:p>
             <w:pPr>
@@ -2302,12 +2022,6 @@
               <w:right w:val="single" w:sz="6" w:space="0" w:color="1F3864"/>
             </w:tcBorders>
             <w:shd w:val="clear" w:color="auto" w:fill="D9E2F3"/>
-            <w:tcMar>
-              <w:top w:w="60" w:type="dxa"/>
-              <w:left w:w="90" w:type="dxa"/>
-              <w:bottom w:w="60" w:type="dxa"/>
-              <w:right w:w="90" w:type="dxa"/>
-            </w:tcMar>
           </w:tcPr>
           <w:p>
             <w:pPr>
@@ -2553,12 +2267,6 @@
               <w:right w:val="single" w:sz="6" w:space="0" w:color="1F3864"/>
             </w:tcBorders>
             <w:shd w:val="clear" w:color="auto" w:fill="D9E2F3"/>
-            <w:tcMar>
-              <w:top w:w="60" w:type="dxa"/>
-              <w:left w:w="90" w:type="dxa"/>
-              <w:bottom w:w="60" w:type="dxa"/>
-              <w:right w:w="90" w:type="dxa"/>
-            </w:tcMar>
             <w:vAlign w:val="center"/>
           </w:tcPr>
           <w:p>
@@ -2679,12 +2387,6 @@
               <w:right w:val="single" w:sz="6" w:space="0" w:color="1F3864"/>
             </w:tcBorders>
             <w:shd w:val="clear" w:color="auto" w:fill="4472C4"/>
-            <w:tcMar>
-              <w:top w:w="60" w:type="dxa"/>
-              <w:left w:w="90" w:type="dxa"/>
-              <w:bottom w:w="60" w:type="dxa"/>
-              <w:right w:w="90" w:type="dxa"/>
-            </w:tcMar>
           </w:tcPr>
           <w:p>
             <w:pPr>
@@ -2721,12 +2423,6 @@
               <w:right w:val="single" w:sz="6" w:space="0" w:color="1F3864"/>
             </w:tcBorders>
             <w:shd w:val="clear" w:color="auto" w:fill="D9E2F3"/>
-            <w:tcMar>
-              <w:top w:w="60" w:type="dxa"/>
-              <w:left w:w="90" w:type="dxa"/>
-              <w:bottom w:w="60" w:type="dxa"/>
-              <w:right w:w="90" w:type="dxa"/>
-            </w:tcMar>
           </w:tcPr>
           <w:p>
             <w:pPr>
@@ -2972,12 +2668,6 @@
               <w:right w:val="single" w:sz="6" w:space="0" w:color="1F3864"/>
             </w:tcBorders>
             <w:shd w:val="clear" w:color="auto" w:fill="D9E2F3"/>
-            <w:tcMar>
-              <w:top w:w="60" w:type="dxa"/>
-              <w:left w:w="90" w:type="dxa"/>
-              <w:bottom w:w="60" w:type="dxa"/>
-              <w:right w:w="90" w:type="dxa"/>
-            </w:tcMar>
           </w:tcPr>
           <w:p>
             <w:pPr>
@@ -3041,12 +2731,6 @@
               <w:right w:val="single" w:sz="6" w:space="0" w:color="1F3864"/>
             </w:tcBorders>
             <w:shd w:val="clear" w:color="auto" w:fill="D9E2F3"/>
-            <w:tcMar>
-              <w:top w:w="60" w:type="dxa"/>
-              <w:left w:w="90" w:type="dxa"/>
-              <w:bottom w:w="60" w:type="dxa"/>
-              <w:right w:w="90" w:type="dxa"/>
-            </w:tcMar>
           </w:tcPr>
           <w:p>
             <w:pPr>
@@ -3093,12 +2777,6 @@
               <w:right w:val="single" w:sz="6" w:space="0" w:color="1F3864"/>
             </w:tcBorders>
             <w:shd w:val="clear" w:color="auto" w:fill="4472C4"/>
-            <w:tcMar>
-              <w:top w:w="60" w:type="dxa"/>
-              <w:left w:w="90" w:type="dxa"/>
-              <w:bottom w:w="60" w:type="dxa"/>
-              <w:right w:w="90" w:type="dxa"/>
-            </w:tcMar>
           </w:tcPr>
           <w:p>
             <w:pPr>
@@ -3140,12 +2818,6 @@
               <w:right w:val="single" w:sz="6" w:space="0" w:color="1F3864"/>
             </w:tcBorders>
             <w:shd w:val="clear" w:color="auto" w:fill="4472C4"/>
-            <w:tcMar>
-              <w:top w:w="60" w:type="dxa"/>
-              <w:left w:w="90" w:type="dxa"/>
-              <w:bottom w:w="60" w:type="dxa"/>
-              <w:right w:w="90" w:type="dxa"/>
-            </w:tcMar>
           </w:tcPr>
           <w:p>
             <w:pPr>
@@ -3187,12 +2859,6 @@
               <w:right w:val="single" w:sz="6" w:space="0" w:color="1F3864"/>
             </w:tcBorders>
             <w:shd w:val="clear" w:color="auto" w:fill="4472C4"/>
-            <w:tcMar>
-              <w:top w:w="60" w:type="dxa"/>
-              <w:left w:w="90" w:type="dxa"/>
-              <w:bottom w:w="60" w:type="dxa"/>
-              <w:right w:w="90" w:type="dxa"/>
-            </w:tcMar>
           </w:tcPr>
           <w:p>
             <w:pPr>
@@ -3237,12 +2903,6 @@
               <w:right w:val="single" w:sz="6" w:space="0" w:color="1F3864"/>
             </w:tcBorders>
             <w:shd w:val="clear" w:color="auto" w:fill="D9E2F3"/>
-            <w:tcMar>
-              <w:top w:w="60" w:type="dxa"/>
-              <w:left w:w="90" w:type="dxa"/>
-              <w:bottom w:w="60" w:type="dxa"/>
-              <w:right w:w="90" w:type="dxa"/>
-            </w:tcMar>
           </w:tcPr>
           <w:p>
             <w:pPr>
@@ -3316,12 +2976,6 @@
               <w:right w:val="single" w:sz="6" w:space="0" w:color="1F3864"/>
             </w:tcBorders>
             <w:shd w:val="clear" w:color="auto" w:fill="D9E2F3"/>
-            <w:tcMar>
-              <w:top w:w="60" w:type="dxa"/>
-              <w:left w:w="90" w:type="dxa"/>
-              <w:bottom w:w="60" w:type="dxa"/>
-              <w:right w:w="90" w:type="dxa"/>
-            </w:tcMar>
           </w:tcPr>
           <w:p>
             <w:pPr>
@@ -3362,12 +3016,6 @@
               <w:right w:val="single" w:sz="6" w:space="0" w:color="1F3864"/>
             </w:tcBorders>
             <w:shd w:val="clear" w:color="auto" w:fill="D9E2F3"/>
-            <w:tcMar>
-              <w:top w:w="60" w:type="dxa"/>
-              <w:left w:w="90" w:type="dxa"/>
-              <w:bottom w:w="60" w:type="dxa"/>
-              <w:right w:w="90" w:type="dxa"/>
-            </w:tcMar>
           </w:tcPr>
           <w:p>
             <w:pPr>
@@ -3446,12 +3094,6 @@
               <w:right w:val="single" w:sz="6" w:space="0" w:color="1F3864"/>
             </w:tcBorders>
             <w:shd w:val="clear" w:color="auto" w:fill="D9E2F3"/>
-            <w:tcMar>
-              <w:top w:w="60" w:type="dxa"/>
-              <w:left w:w="90" w:type="dxa"/>
-              <w:bottom w:w="60" w:type="dxa"/>
-              <w:right w:w="90" w:type="dxa"/>
-            </w:tcMar>
           </w:tcPr>
           <w:p>
             <w:pPr>
@@ -3476,12 +3118,6 @@
               <w:right w:val="single" w:sz="6" w:space="0" w:color="1F3864"/>
             </w:tcBorders>
             <w:shd w:val="clear" w:color="auto" w:fill="D9E2F3"/>
-            <w:tcMar>
-              <w:top w:w="60" w:type="dxa"/>
-              <w:left w:w="90" w:type="dxa"/>
-              <w:bottom w:w="60" w:type="dxa"/>
-              <w:right w:w="90" w:type="dxa"/>
-            </w:tcMar>
           </w:tcPr>
           <w:p>
             <w:pPr>
@@ -3546,12 +3182,6 @@
               <w:right w:val="single" w:sz="6" w:space="0" w:color="1F3864"/>
             </w:tcBorders>
             <w:shd w:val="clear" w:color="auto" w:fill="D9E2F3"/>
-            <w:tcMar>
-              <w:top w:w="60" w:type="dxa"/>
-              <w:left w:w="90" w:type="dxa"/>
-              <w:bottom w:w="60" w:type="dxa"/>
-              <w:right w:w="90" w:type="dxa"/>
-            </w:tcMar>
           </w:tcPr>
           <w:p>
             <w:pPr>
@@ -3607,12 +3237,6 @@
               <w:right w:val="single" w:sz="6" w:space="0" w:color="1F3864"/>
             </w:tcBorders>
             <w:shd w:val="clear" w:color="auto" w:fill="D9E2F3"/>
-            <w:tcMar>
-              <w:top w:w="60" w:type="dxa"/>
-              <w:left w:w="90" w:type="dxa"/>
-              <w:bottom w:w="60" w:type="dxa"/>
-              <w:right w:w="90" w:type="dxa"/>
-            </w:tcMar>
           </w:tcPr>
           <w:p>
             <w:pPr>
@@ -3653,12 +3277,6 @@
               <w:right w:val="single" w:sz="6" w:space="0" w:color="1F3864"/>
             </w:tcBorders>
             <w:shd w:val="clear" w:color="auto" w:fill="D9E2F3"/>
-            <w:tcMar>
-              <w:top w:w="60" w:type="dxa"/>
-              <w:left w:w="90" w:type="dxa"/>
-              <w:bottom w:w="60" w:type="dxa"/>
-              <w:right w:w="90" w:type="dxa"/>
-            </w:tcMar>
           </w:tcPr>
           <w:p>
             <w:pPr>
@@ -3707,12 +3325,6 @@
               <w:right w:val="single" w:sz="6" w:space="0" w:color="1F3864"/>
             </w:tcBorders>
             <w:shd w:val="clear" w:color="auto" w:fill="D9E2F3"/>
-            <w:tcMar>
-              <w:top w:w="60" w:type="dxa"/>
-              <w:left w:w="90" w:type="dxa"/>
-              <w:bottom w:w="60" w:type="dxa"/>
-              <w:right w:w="90" w:type="dxa"/>
-            </w:tcMar>
           </w:tcPr>
           <w:p>
             <w:pPr>
@@ -3793,12 +3405,6 @@
               <w:right w:val="single" w:sz="6" w:space="0" w:color="1F3864"/>
             </w:tcBorders>
             <w:shd w:val="clear" w:color="auto" w:fill="D9E2F3"/>
-            <w:tcMar>
-              <w:top w:w="60" w:type="dxa"/>
-              <w:left w:w="90" w:type="dxa"/>
-              <w:bottom w:w="60" w:type="dxa"/>
-              <w:right w:w="90" w:type="dxa"/>
-            </w:tcMar>
           </w:tcPr>
           <w:p>
             <w:pPr>
@@ -3822,12 +3428,6 @@
               <w:right w:val="single" w:sz="6" w:space="0" w:color="1F3864"/>
             </w:tcBorders>
             <w:shd w:val="clear" w:color="auto" w:fill="D9E2F3"/>
-            <w:tcMar>
-              <w:top w:w="60" w:type="dxa"/>
-              <w:left w:w="90" w:type="dxa"/>
-              <w:bottom w:w="60" w:type="dxa"/>
-              <w:right w:w="90" w:type="dxa"/>
-            </w:tcMar>
           </w:tcPr>
           <w:p>
             <w:pPr>
@@ -3931,12 +3531,6 @@
               <w:right w:val="single" w:sz="6" w:space="0" w:color="1F3864"/>
             </w:tcBorders>
             <w:shd w:val="clear" w:color="auto" w:fill="D9E2F3"/>
-            <w:tcMar>
-              <w:top w:w="60" w:type="dxa"/>
-              <w:left w:w="90" w:type="dxa"/>
-              <w:bottom w:w="60" w:type="dxa"/>
-              <w:right w:w="90" w:type="dxa"/>
-            </w:tcMar>
           </w:tcPr>
           <w:p>
             <w:pPr>
@@ -3981,12 +3575,6 @@
               <w:right w:val="single" w:sz="6" w:space="0" w:color="1F3864"/>
             </w:tcBorders>
             <w:shd w:val="clear" w:color="auto" w:fill="4472C4"/>
-            <w:tcMar>
-              <w:top w:w="60" w:type="dxa"/>
-              <w:left w:w="90" w:type="dxa"/>
-              <w:bottom w:w="60" w:type="dxa"/>
-              <w:right w:w="90" w:type="dxa"/>
-            </w:tcMar>
           </w:tcPr>
           <w:p>
             <w:pPr>
@@ -4026,12 +3614,6 @@
               <w:right w:val="single" w:sz="6" w:space="0" w:color="1F3864"/>
             </w:tcBorders>
             <w:shd w:val="clear" w:color="auto" w:fill="4472C4"/>
-            <w:tcMar>
-              <w:top w:w="60" w:type="dxa"/>
-              <w:left w:w="90" w:type="dxa"/>
-              <w:bottom w:w="60" w:type="dxa"/>
-              <w:right w:w="90" w:type="dxa"/>
-            </w:tcMar>
             <w:vAlign w:val="center"/>
           </w:tcPr>
           <w:p>
@@ -4073,12 +3655,6 @@
               <w:right w:val="single" w:sz="6" w:space="0" w:color="1F3864"/>
             </w:tcBorders>
             <w:shd w:val="clear" w:color="auto" w:fill="D9E2F3"/>
-            <w:tcMar>
-              <w:top w:w="60" w:type="dxa"/>
-              <w:left w:w="90" w:type="dxa"/>
-              <w:bottom w:w="60" w:type="dxa"/>
-              <w:right w:w="90" w:type="dxa"/>
-            </w:tcMar>
           </w:tcPr>
           <w:p>
             <w:pPr>
@@ -4140,12 +3716,6 @@
               <w:right w:val="single" w:sz="6" w:space="0" w:color="1F3864"/>
             </w:tcBorders>
             <w:shd w:val="clear" w:color="auto" w:fill="4472C4"/>
-            <w:tcMar>
-              <w:top w:w="60" w:type="dxa"/>
-              <w:left w:w="90" w:type="dxa"/>
-              <w:bottom w:w="60" w:type="dxa"/>
-              <w:right w:w="90" w:type="dxa"/>
-            </w:tcMar>
             <w:vAlign w:val="center"/>
           </w:tcPr>
           <w:p>
@@ -4190,12 +3760,6 @@
               <w:right w:val="single" w:sz="6" w:space="0" w:color="1F3864"/>
             </w:tcBorders>
             <w:shd w:val="clear" w:color="auto" w:fill="4472C4"/>
-            <w:tcMar>
-              <w:top w:w="60" w:type="dxa"/>
-              <w:left w:w="90" w:type="dxa"/>
-              <w:bottom w:w="60" w:type="dxa"/>
-              <w:right w:w="90" w:type="dxa"/>
-            </w:tcMar>
           </w:tcPr>
           <w:p>
             <w:pPr>
@@ -4232,12 +3796,6 @@
               <w:right w:val="single" w:sz="6" w:space="0" w:color="1F3864"/>
             </w:tcBorders>
             <w:shd w:val="clear" w:color="auto" w:fill="D9E2F3"/>
-            <w:tcMar>
-              <w:top w:w="60" w:type="dxa"/>
-              <w:left w:w="90" w:type="dxa"/>
-              <w:bottom w:w="60" w:type="dxa"/>
-              <w:right w:w="90" w:type="dxa"/>
-            </w:tcMar>
           </w:tcPr>
           <w:p>
             <w:pPr>
@@ -4475,12 +4033,6 @@
               <w:right w:val="single" w:sz="6" w:space="0" w:color="1F3864"/>
             </w:tcBorders>
             <w:shd w:val="clear" w:color="auto" w:fill="D9E2F3"/>
-            <w:tcMar>
-              <w:top w:w="60" w:type="dxa"/>
-              <w:left w:w="90" w:type="dxa"/>
-              <w:bottom w:w="60" w:type="dxa"/>
-              <w:right w:w="90" w:type="dxa"/>
-            </w:tcMar>
             <w:vAlign w:val="center"/>
           </w:tcPr>
           <w:p>
@@ -4589,12 +4141,6 @@
               <w:right w:val="single" w:sz="6" w:space="0" w:color="1F3864"/>
             </w:tcBorders>
             <w:shd w:val="clear" w:color="auto" w:fill="4472C4"/>
-            <w:tcMar>
-              <w:top w:w="60" w:type="dxa"/>
-              <w:left w:w="90" w:type="dxa"/>
-              <w:bottom w:w="60" w:type="dxa"/>
-              <w:right w:w="90" w:type="dxa"/>
-            </w:tcMar>
           </w:tcPr>
           <w:p>
             <w:pPr>
@@ -4643,12 +4189,6 @@
               <w:right w:val="single" w:sz="6" w:space="0" w:color="1F3864"/>
             </w:tcBorders>
             <w:shd w:val="clear" w:color="auto" w:fill="D9E2F3"/>
-            <w:tcMar>
-              <w:top w:w="60" w:type="dxa"/>
-              <w:left w:w="90" w:type="dxa"/>
-              <w:bottom w:w="60" w:type="dxa"/>
-              <w:right w:w="90" w:type="dxa"/>
-            </w:tcMar>
           </w:tcPr>
           <w:p>
             <w:pPr>
@@ -4886,12 +4426,6 @@
               <w:right w:val="single" w:sz="6" w:space="0" w:color="1F3864"/>
             </w:tcBorders>
             <w:shd w:val="clear" w:color="auto" w:fill="D9E2F3"/>
-            <w:tcMar>
-              <w:top w:w="60" w:type="dxa"/>
-              <w:left w:w="90" w:type="dxa"/>
-              <w:bottom w:w="60" w:type="dxa"/>
-              <w:right w:w="90" w:type="dxa"/>
-            </w:tcMar>
             <w:vAlign w:val="center"/>
           </w:tcPr>
           <w:p>
@@ -5007,12 +4541,6 @@
               <w:right w:val="single" w:sz="6" w:space="0" w:color="1F3864"/>
             </w:tcBorders>
             <w:shd w:val="clear" w:color="auto" w:fill="D9E2F3"/>
-            <w:tcMar>
-              <w:top w:w="60" w:type="dxa"/>
-              <w:left w:w="90" w:type="dxa"/>
-              <w:bottom w:w="60" w:type="dxa"/>
-              <w:right w:w="90" w:type="dxa"/>
-            </w:tcMar>
           </w:tcPr>
           <w:p>
             <w:pPr>
@@ -5075,12 +4603,6 @@
               <w:right w:val="single" w:sz="6" w:space="0" w:color="1F3864"/>
             </w:tcBorders>
             <w:shd w:val="clear" w:color="auto" w:fill="4472C4"/>
-            <w:tcMar>
-              <w:top w:w="60" w:type="dxa"/>
-              <w:left w:w="90" w:type="dxa"/>
-              <w:bottom w:w="60" w:type="dxa"/>
-              <w:right w:w="90" w:type="dxa"/>
-            </w:tcMar>
           </w:tcPr>
           <w:p>
             <w:pPr>
@@ -5122,12 +4644,6 @@
               <w:right w:val="single" w:sz="6" w:space="0" w:color="1F3864"/>
             </w:tcBorders>
             <w:shd w:val="clear" w:color="auto" w:fill="4472C4"/>
-            <w:tcMar>
-              <w:top w:w="60" w:type="dxa"/>
-              <w:left w:w="90" w:type="dxa"/>
-              <w:bottom w:w="60" w:type="dxa"/>
-              <w:right w:w="90" w:type="dxa"/>
-            </w:tcMar>
           </w:tcPr>
           <w:p>
             <w:pPr>
@@ -5169,12 +4685,6 @@
               <w:right w:val="single" w:sz="6" w:space="0" w:color="1F3864"/>
             </w:tcBorders>
             <w:shd w:val="clear" w:color="auto" w:fill="4472C4"/>
-            <w:tcMar>
-              <w:top w:w="60" w:type="dxa"/>
-              <w:left w:w="90" w:type="dxa"/>
-              <w:bottom w:w="60" w:type="dxa"/>
-              <w:right w:w="90" w:type="dxa"/>
-            </w:tcMar>
           </w:tcPr>
           <w:p>
             <w:pPr>
@@ -5219,12 +4729,6 @@
               <w:right w:val="single" w:sz="6" w:space="0" w:color="1F3864"/>
             </w:tcBorders>
             <w:shd w:val="clear" w:color="auto" w:fill="D9E2F3"/>
-            <w:tcMar>
-              <w:top w:w="60" w:type="dxa"/>
-              <w:left w:w="90" w:type="dxa"/>
-              <w:bottom w:w="60" w:type="dxa"/>
-              <w:right w:w="90" w:type="dxa"/>
-            </w:tcMar>
           </w:tcPr>
           <w:p>
             <w:pPr>
@@ -5265,12 +4769,6 @@
               <w:right w:val="single" w:sz="6" w:space="0" w:color="1F3864"/>
             </w:tcBorders>
             <w:shd w:val="clear" w:color="auto" w:fill="D9E2F3"/>
-            <w:tcMar>
-              <w:top w:w="60" w:type="dxa"/>
-              <w:left w:w="90" w:type="dxa"/>
-              <w:bottom w:w="60" w:type="dxa"/>
-              <w:right w:w="90" w:type="dxa"/>
-            </w:tcMar>
           </w:tcPr>
           <w:p>
             <w:pPr>
@@ -5311,12 +4809,6 @@
               <w:right w:val="single" w:sz="6" w:space="0" w:color="1F3864"/>
             </w:tcBorders>
             <w:shd w:val="clear" w:color="auto" w:fill="D9E2F3"/>
-            <w:tcMar>
-              <w:top w:w="60" w:type="dxa"/>
-              <w:left w:w="90" w:type="dxa"/>
-              <w:bottom w:w="60" w:type="dxa"/>
-              <w:right w:w="90" w:type="dxa"/>
-            </w:tcMar>
           </w:tcPr>
           <w:p>
             <w:pPr>
@@ -5370,12 +4862,6 @@
               <w:right w:val="single" w:sz="6" w:space="0" w:color="1F3864"/>
             </w:tcBorders>
             <w:shd w:val="clear" w:color="auto" w:fill="D9E2F3"/>
-            <w:tcMar>
-              <w:top w:w="60" w:type="dxa"/>
-              <w:left w:w="90" w:type="dxa"/>
-              <w:bottom w:w="60" w:type="dxa"/>
-              <w:right w:w="90" w:type="dxa"/>
-            </w:tcMar>
           </w:tcPr>
           <w:p>
             <w:pPr>
@@ -5400,12 +4886,6 @@
               <w:right w:val="single" w:sz="6" w:space="0" w:color="1F3864"/>
             </w:tcBorders>
             <w:shd w:val="clear" w:color="auto" w:fill="D9E2F3"/>
-            <w:tcMar>
-              <w:top w:w="60" w:type="dxa"/>
-              <w:left w:w="90" w:type="dxa"/>
-              <w:bottom w:w="60" w:type="dxa"/>
-              <w:right w:w="90" w:type="dxa"/>
-            </w:tcMar>
           </w:tcPr>
           <w:p>
             <w:pPr>
@@ -5446,12 +4926,6 @@
               <w:right w:val="single" w:sz="6" w:space="0" w:color="1F3864"/>
             </w:tcBorders>
             <w:shd w:val="clear" w:color="auto" w:fill="D9E2F3"/>
-            <w:tcMar>
-              <w:top w:w="60" w:type="dxa"/>
-              <w:left w:w="90" w:type="dxa"/>
-              <w:bottom w:w="60" w:type="dxa"/>
-              <w:right w:w="90" w:type="dxa"/>
-            </w:tcMar>
           </w:tcPr>
           <w:p>
             <w:pPr>
@@ -5515,12 +4989,6 @@
               <w:right w:val="single" w:sz="6" w:space="0" w:color="1F3864"/>
             </w:tcBorders>
             <w:shd w:val="clear" w:color="auto" w:fill="D9E2F3"/>
-            <w:tcMar>
-              <w:top w:w="60" w:type="dxa"/>
-              <w:left w:w="90" w:type="dxa"/>
-              <w:bottom w:w="60" w:type="dxa"/>
-              <w:right w:w="90" w:type="dxa"/>
-            </w:tcMar>
           </w:tcPr>
           <w:p>
             <w:pPr>
@@ -5569,12 +5037,6 @@
               <w:right w:val="single" w:sz="6" w:space="0" w:color="1F3864"/>
             </w:tcBorders>
             <w:shd w:val="clear" w:color="auto" w:fill="D9E2F3"/>
-            <w:tcMar>
-              <w:top w:w="60" w:type="dxa"/>
-              <w:left w:w="90" w:type="dxa"/>
-              <w:bottom w:w="60" w:type="dxa"/>
-              <w:right w:w="90" w:type="dxa"/>
-            </w:tcMar>
           </w:tcPr>
           <w:p>
             <w:pPr>
@@ -5623,12 +5085,6 @@
               <w:right w:val="single" w:sz="6" w:space="0" w:color="1F3864"/>
             </w:tcBorders>
             <w:shd w:val="clear" w:color="auto" w:fill="D9E2F3"/>
-            <w:tcMar>
-              <w:top w:w="60" w:type="dxa"/>
-              <w:left w:w="90" w:type="dxa"/>
-              <w:bottom w:w="60" w:type="dxa"/>
-              <w:right w:w="90" w:type="dxa"/>
-            </w:tcMar>
           </w:tcPr>
           <w:p>
             <w:pPr>
@@ -5692,12 +5148,6 @@
               <w:right w:val="single" w:sz="6" w:space="0" w:color="1F3864"/>
             </w:tcBorders>
             <w:shd w:val="clear" w:color="auto" w:fill="D9E2F3"/>
-            <w:tcMar>
-              <w:top w:w="60" w:type="dxa"/>
-              <w:left w:w="90" w:type="dxa"/>
-              <w:bottom w:w="60" w:type="dxa"/>
-              <w:right w:w="90" w:type="dxa"/>
-            </w:tcMar>
           </w:tcPr>
           <w:p>
             <w:pPr>
@@ -5721,12 +5171,6 @@
               <w:right w:val="single" w:sz="6" w:space="0" w:color="1F3864"/>
             </w:tcBorders>
             <w:shd w:val="clear" w:color="auto" w:fill="D9E2F3"/>
-            <w:tcMar>
-              <w:top w:w="60" w:type="dxa"/>
-              <w:left w:w="90" w:type="dxa"/>
-              <w:bottom w:w="60" w:type="dxa"/>
-              <w:right w:w="90" w:type="dxa"/>
-            </w:tcMar>
           </w:tcPr>
           <w:p>
             <w:pPr>
@@ -5790,12 +5234,6 @@
               <w:right w:val="single" w:sz="6" w:space="0" w:color="1F3864"/>
             </w:tcBorders>
             <w:shd w:val="clear" w:color="auto" w:fill="D9E2F3"/>
-            <w:tcMar>
-              <w:top w:w="60" w:type="dxa"/>
-              <w:left w:w="90" w:type="dxa"/>
-              <w:bottom w:w="60" w:type="dxa"/>
-              <w:right w:w="90" w:type="dxa"/>
-            </w:tcMar>
           </w:tcPr>
           <w:p>
             <w:pPr>
@@ -5841,12 +5279,6 @@
               <w:right w:val="single" w:sz="6" w:space="0" w:color="1F3864"/>
             </w:tcBorders>
             <w:shd w:val="clear" w:color="auto" w:fill="4472C4"/>
-            <w:tcMar>
-              <w:top w:w="60" w:type="dxa"/>
-              <w:left w:w="90" w:type="dxa"/>
-              <w:bottom w:w="60" w:type="dxa"/>
-              <w:right w:w="90" w:type="dxa"/>
-            </w:tcMar>
           </w:tcPr>
           <w:p>
             <w:pPr>
@@ -5886,12 +5318,6 @@
               <w:right w:val="single" w:sz="6" w:space="0" w:color="1F3864"/>
             </w:tcBorders>
             <w:shd w:val="clear" w:color="auto" w:fill="4472C4"/>
-            <w:tcMar>
-              <w:top w:w="60" w:type="dxa"/>
-              <w:left w:w="90" w:type="dxa"/>
-              <w:bottom w:w="60" w:type="dxa"/>
-              <w:right w:w="90" w:type="dxa"/>
-            </w:tcMar>
             <w:vAlign w:val="center"/>
           </w:tcPr>
           <w:p>
@@ -5929,12 +5355,6 @@
               <w:right w:val="single" w:sz="6" w:space="0" w:color="1F3864"/>
             </w:tcBorders>
             <w:shd w:val="clear" w:color="auto" w:fill="D9E2F3"/>
-            <w:tcMar>
-              <w:top w:w="60" w:type="dxa"/>
-              <w:left w:w="90" w:type="dxa"/>
-              <w:bottom w:w="60" w:type="dxa"/>
-              <w:right w:w="90" w:type="dxa"/>
-            </w:tcMar>
           </w:tcPr>
           <w:p>
             <w:pPr>
@@ -5992,12 +5412,6 @@
               <w:right w:val="single" w:sz="6" w:space="0" w:color="1F3864"/>
             </w:tcBorders>
             <w:shd w:val="clear" w:color="auto" w:fill="4472C4"/>
-            <w:tcMar>
-              <w:top w:w="60" w:type="dxa"/>
-              <w:left w:w="90" w:type="dxa"/>
-              <w:bottom w:w="60" w:type="dxa"/>
-              <w:right w:w="90" w:type="dxa"/>
-            </w:tcMar>
             <w:vAlign w:val="center"/>
           </w:tcPr>
           <w:p>
@@ -6037,12 +5451,6 @@
               <w:right w:val="single" w:sz="6" w:space="0" w:color="1F3864"/>
             </w:tcBorders>
             <w:shd w:val="clear" w:color="auto" w:fill="4472C4"/>
-            <w:tcMar>
-              <w:top w:w="60" w:type="dxa"/>
-              <w:left w:w="90" w:type="dxa"/>
-              <w:bottom w:w="60" w:type="dxa"/>
-              <w:right w:w="90" w:type="dxa"/>
-            </w:tcMar>
           </w:tcPr>
           <w:p>
             <w:pPr>
@@ -6090,12 +5498,6 @@
               <w:right w:val="single" w:sz="6" w:space="0" w:color="1F3864"/>
             </w:tcBorders>
             <w:shd w:val="clear" w:color="auto" w:fill="D9E2F3"/>
-            <w:tcMar>
-              <w:top w:w="60" w:type="dxa"/>
-              <w:left w:w="90" w:type="dxa"/>
-              <w:bottom w:w="60" w:type="dxa"/>
-              <w:right w:w="90" w:type="dxa"/>
-            </w:tcMar>
           </w:tcPr>
           <w:p>
             <w:pPr>
@@ -6342,12 +5744,6 @@
               <w:right w:val="single" w:sz="6" w:space="0" w:color="1F3864"/>
             </w:tcBorders>
             <w:shd w:val="clear" w:color="auto" w:fill="D9E2F3"/>
-            <w:tcMar>
-              <w:top w:w="60" w:type="dxa"/>
-              <w:left w:w="90" w:type="dxa"/>
-              <w:bottom w:w="60" w:type="dxa"/>
-              <w:right w:w="90" w:type="dxa"/>
-            </w:tcMar>
           </w:tcPr>
           <w:p>
             <w:pPr>
@@ -6473,12 +5869,6 @@
               <w:right w:val="single" w:sz="6" w:space="0" w:color="1F3864"/>
             </w:tcBorders>
             <w:shd w:val="clear" w:color="auto" w:fill="4472C4"/>
-            <w:tcMar>
-              <w:top w:w="60" w:type="dxa"/>
-              <w:left w:w="90" w:type="dxa"/>
-              <w:bottom w:w="60" w:type="dxa"/>
-              <w:right w:w="90" w:type="dxa"/>
-            </w:tcMar>
           </w:tcPr>
           <w:p>
             <w:pPr>
@@ -6527,12 +5917,6 @@
               <w:right w:val="single" w:sz="6" w:space="0" w:color="1F3864"/>
             </w:tcBorders>
             <w:shd w:val="clear" w:color="auto" w:fill="D9E2F3"/>
-            <w:tcMar>
-              <w:top w:w="60" w:type="dxa"/>
-              <w:left w:w="90" w:type="dxa"/>
-              <w:bottom w:w="60" w:type="dxa"/>
-              <w:right w:w="90" w:type="dxa"/>
-            </w:tcMar>
           </w:tcPr>
           <w:p>
             <w:pPr>
@@ -6730,12 +6114,6 @@
               <w:right w:val="single" w:sz="6" w:space="0" w:color="1F3864"/>
             </w:tcBorders>
             <w:shd w:val="clear" w:color="auto" w:fill="D9E2F3"/>
-            <w:tcMar>
-              <w:top w:w="60" w:type="dxa"/>
-              <w:left w:w="90" w:type="dxa"/>
-              <w:bottom w:w="60" w:type="dxa"/>
-              <w:right w:w="90" w:type="dxa"/>
-            </w:tcMar>
           </w:tcPr>
           <w:p>
             <w:pPr>
@@ -6868,12 +6246,6 @@
               <w:right w:val="single" w:sz="6" w:space="0" w:color="1F3864"/>
             </w:tcBorders>
             <w:shd w:val="clear" w:color="auto" w:fill="D9E2F3"/>
-            <w:tcMar>
-              <w:top w:w="60" w:type="dxa"/>
-              <w:left w:w="90" w:type="dxa"/>
-              <w:bottom w:w="60" w:type="dxa"/>
-              <w:right w:w="90" w:type="dxa"/>
-            </w:tcMar>
           </w:tcPr>
           <w:p>
             <w:pPr>
@@ -6921,12 +6293,6 @@
               <w:right w:val="single" w:sz="6" w:space="0" w:color="1F3864"/>
             </w:tcBorders>
             <w:shd w:val="clear" w:color="auto" w:fill="4472C4"/>
-            <w:tcMar>
-              <w:top w:w="60" w:type="dxa"/>
-              <w:left w:w="90" w:type="dxa"/>
-              <w:bottom w:w="60" w:type="dxa"/>
-              <w:right w:w="90" w:type="dxa"/>
-            </w:tcMar>
           </w:tcPr>
           <w:p>
             <w:pPr>
@@ -6968,12 +6334,6 @@
               <w:right w:val="single" w:sz="6" w:space="0" w:color="1F3864"/>
             </w:tcBorders>
             <w:shd w:val="clear" w:color="auto" w:fill="4472C4"/>
-            <w:tcMar>
-              <w:top w:w="60" w:type="dxa"/>
-              <w:left w:w="90" w:type="dxa"/>
-              <w:bottom w:w="60" w:type="dxa"/>
-              <w:right w:w="90" w:type="dxa"/>
-            </w:tcMar>
           </w:tcPr>
           <w:p>
             <w:pPr>
@@ -7015,12 +6375,6 @@
               <w:right w:val="single" w:sz="6" w:space="0" w:color="1F3864"/>
             </w:tcBorders>
             <w:shd w:val="clear" w:color="auto" w:fill="4472C4"/>
-            <w:tcMar>
-              <w:top w:w="60" w:type="dxa"/>
-              <w:left w:w="90" w:type="dxa"/>
-              <w:bottom w:w="60" w:type="dxa"/>
-              <w:right w:w="90" w:type="dxa"/>
-            </w:tcMar>
           </w:tcPr>
           <w:p>
             <w:pPr>
@@ -7065,12 +6419,6 @@
               <w:right w:val="single" w:sz="6" w:space="0" w:color="1F3864"/>
             </w:tcBorders>
             <w:shd w:val="clear" w:color="auto" w:fill="D9E2F3"/>
-            <w:tcMar>
-              <w:top w:w="60" w:type="dxa"/>
-              <w:left w:w="90" w:type="dxa"/>
-              <w:bottom w:w="60" w:type="dxa"/>
-              <w:right w:w="90" w:type="dxa"/>
-            </w:tcMar>
           </w:tcPr>
           <w:p>
             <w:pPr>
@@ -7143,12 +6491,6 @@
               <w:right w:val="single" w:sz="6" w:space="0" w:color="1F3864"/>
             </w:tcBorders>
             <w:shd w:val="clear" w:color="auto" w:fill="D9E2F3"/>
-            <w:tcMar>
-              <w:top w:w="60" w:type="dxa"/>
-              <w:left w:w="90" w:type="dxa"/>
-              <w:bottom w:w="60" w:type="dxa"/>
-              <w:right w:w="90" w:type="dxa"/>
-            </w:tcMar>
           </w:tcPr>
           <w:p>
             <w:pPr>
@@ -7189,12 +6531,6 @@
               <w:right w:val="single" w:sz="6" w:space="0" w:color="1F3864"/>
             </w:tcBorders>
             <w:shd w:val="clear" w:color="auto" w:fill="D9E2F3"/>
-            <w:tcMar>
-              <w:top w:w="60" w:type="dxa"/>
-              <w:left w:w="90" w:type="dxa"/>
-              <w:bottom w:w="60" w:type="dxa"/>
-              <w:right w:w="90" w:type="dxa"/>
-            </w:tcMar>
           </w:tcPr>
           <w:p>
             <w:pPr>
@@ -7243,12 +6579,6 @@
               <w:right w:val="single" w:sz="6" w:space="0" w:color="1F3864"/>
             </w:tcBorders>
             <w:shd w:val="clear" w:color="auto" w:fill="D9E2F3"/>
-            <w:tcMar>
-              <w:top w:w="60" w:type="dxa"/>
-              <w:left w:w="90" w:type="dxa"/>
-              <w:bottom w:w="60" w:type="dxa"/>
-              <w:right w:w="90" w:type="dxa"/>
-            </w:tcMar>
           </w:tcPr>
           <w:p>
             <w:pPr>
@@ -7273,12 +6603,6 @@
               <w:right w:val="single" w:sz="6" w:space="0" w:color="1F3864"/>
             </w:tcBorders>
             <w:shd w:val="clear" w:color="auto" w:fill="D9E2F3"/>
-            <w:tcMar>
-              <w:top w:w="60" w:type="dxa"/>
-              <w:left w:w="90" w:type="dxa"/>
-              <w:bottom w:w="60" w:type="dxa"/>
-              <w:right w:w="90" w:type="dxa"/>
-            </w:tcMar>
           </w:tcPr>
           <w:p>
             <w:pPr>
@@ -7319,12 +6643,6 @@
               <w:right w:val="single" w:sz="6" w:space="0" w:color="1F3864"/>
             </w:tcBorders>
             <w:shd w:val="clear" w:color="auto" w:fill="D9E2F3"/>
-            <w:tcMar>
-              <w:top w:w="60" w:type="dxa"/>
-              <w:left w:w="90" w:type="dxa"/>
-              <w:bottom w:w="60" w:type="dxa"/>
-              <w:right w:w="90" w:type="dxa"/>
-            </w:tcMar>
           </w:tcPr>
           <w:p>
             <w:pPr>
@@ -7379,12 +6697,6 @@
               <w:right w:val="single" w:sz="6" w:space="0" w:color="1F3864"/>
             </w:tcBorders>
             <w:shd w:val="clear" w:color="auto" w:fill="D9E2F3"/>
-            <w:tcMar>
-              <w:top w:w="60" w:type="dxa"/>
-              <w:left w:w="90" w:type="dxa"/>
-              <w:bottom w:w="60" w:type="dxa"/>
-              <w:right w:w="90" w:type="dxa"/>
-            </w:tcMar>
           </w:tcPr>
           <w:p>
             <w:pPr>
@@ -7466,12 +6778,6 @@
               <w:right w:val="single" w:sz="6" w:space="0" w:color="1F3864"/>
             </w:tcBorders>
             <w:shd w:val="clear" w:color="auto" w:fill="D9E2F3"/>
-            <w:tcMar>
-              <w:top w:w="60" w:type="dxa"/>
-              <w:left w:w="90" w:type="dxa"/>
-              <w:bottom w:w="60" w:type="dxa"/>
-              <w:right w:w="90" w:type="dxa"/>
-            </w:tcMar>
           </w:tcPr>
           <w:p>
             <w:pPr>
@@ -7602,12 +6908,6 @@
               <w:right w:val="single" w:sz="6" w:space="0" w:color="1F3864"/>
             </w:tcBorders>
             <w:shd w:val="clear" w:color="auto" w:fill="D9E2F3"/>
-            <w:tcMar>
-              <w:top w:w="60" w:type="dxa"/>
-              <w:left w:w="90" w:type="dxa"/>
-              <w:bottom w:w="60" w:type="dxa"/>
-              <w:right w:w="90" w:type="dxa"/>
-            </w:tcMar>
           </w:tcPr>
           <w:p>
             <w:pPr>
@@ -7671,12 +6971,6 @@
               <w:right w:val="single" w:sz="6" w:space="0" w:color="1F3864"/>
             </w:tcBorders>
             <w:shd w:val="clear" w:color="auto" w:fill="D9E2F3"/>
-            <w:tcMar>
-              <w:top w:w="60" w:type="dxa"/>
-              <w:left w:w="90" w:type="dxa"/>
-              <w:bottom w:w="60" w:type="dxa"/>
-              <w:right w:w="90" w:type="dxa"/>
-            </w:tcMar>
           </w:tcPr>
           <w:p>
             <w:pPr>
@@ -7700,12 +6994,6 @@
               <w:right w:val="single" w:sz="6" w:space="0" w:color="1F3864"/>
             </w:tcBorders>
             <w:shd w:val="clear" w:color="auto" w:fill="D9E2F3"/>
-            <w:tcMar>
-              <w:top w:w="60" w:type="dxa"/>
-              <w:left w:w="90" w:type="dxa"/>
-              <w:bottom w:w="60" w:type="dxa"/>
-              <w:right w:w="90" w:type="dxa"/>
-            </w:tcMar>
           </w:tcPr>
           <w:p>
             <w:pPr>
@@ -7850,12 +7138,6 @@
               <w:right w:val="single" w:sz="6" w:space="0" w:color="1F3864"/>
             </w:tcBorders>
             <w:shd w:val="clear" w:color="auto" w:fill="D9E2F3"/>
-            <w:tcMar>
-              <w:top w:w="60" w:type="dxa"/>
-              <w:left w:w="90" w:type="dxa"/>
-              <w:bottom w:w="60" w:type="dxa"/>
-              <w:right w:w="90" w:type="dxa"/>
-            </w:tcMar>
           </w:tcPr>
           <w:p>
             <w:pPr>
@@ -7909,12 +7191,6 @@
               <w:right w:val="single" w:sz="6" w:space="0" w:color="1F3864"/>
             </w:tcBorders>
             <w:shd w:val="clear" w:color="auto" w:fill="4472C4"/>
-            <w:tcMar>
-              <w:top w:w="60" w:type="dxa"/>
-              <w:left w:w="90" w:type="dxa"/>
-              <w:bottom w:w="60" w:type="dxa"/>
-              <w:right w:w="90" w:type="dxa"/>
-            </w:tcMar>
           </w:tcPr>
           <w:p>
             <w:pPr>
@@ -7958,12 +7234,6 @@
               <w:right w:val="single" w:sz="6" w:space="0" w:color="1F3864"/>
             </w:tcBorders>
             <w:shd w:val="clear" w:color="auto" w:fill="4472C4"/>
-            <w:tcMar>
-              <w:top w:w="60" w:type="dxa"/>
-              <w:left w:w="90" w:type="dxa"/>
-              <w:bottom w:w="60" w:type="dxa"/>
-              <w:right w:w="90" w:type="dxa"/>
-            </w:tcMar>
             <w:vAlign w:val="center"/>
           </w:tcPr>
           <w:p>
@@ -8005,12 +7275,6 @@
               <w:right w:val="single" w:sz="6" w:space="0" w:color="1F3864"/>
             </w:tcBorders>
             <w:shd w:val="clear" w:color="auto" w:fill="D9E2F3"/>
-            <w:tcMar>
-              <w:top w:w="60" w:type="dxa"/>
-              <w:left w:w="90" w:type="dxa"/>
-              <w:bottom w:w="60" w:type="dxa"/>
-              <w:right w:w="90" w:type="dxa"/>
-            </w:tcMar>
           </w:tcPr>
           <w:p>
             <w:pPr>
@@ -8072,12 +7336,6 @@
               <w:right w:val="single" w:sz="6" w:space="0" w:color="1F3864"/>
             </w:tcBorders>
             <w:shd w:val="clear" w:color="auto" w:fill="4472C4"/>
-            <w:tcMar>
-              <w:top w:w="60" w:type="dxa"/>
-              <w:left w:w="90" w:type="dxa"/>
-              <w:bottom w:w="60" w:type="dxa"/>
-              <w:right w:w="90" w:type="dxa"/>
-            </w:tcMar>
             <w:vAlign w:val="center"/>
           </w:tcPr>
           <w:p>
@@ -8121,12 +7379,6 @@
               <w:right w:val="single" w:sz="6" w:space="0" w:color="1F3864"/>
             </w:tcBorders>
             <w:shd w:val="clear" w:color="auto" w:fill="4472C4"/>
-            <w:tcMar>
-              <w:top w:w="60" w:type="dxa"/>
-              <w:left w:w="90" w:type="dxa"/>
-              <w:bottom w:w="60" w:type="dxa"/>
-              <w:right w:w="90" w:type="dxa"/>
-            </w:tcMar>
           </w:tcPr>
           <w:p>
             <w:pPr>
@@ -8164,12 +7416,6 @@
               <w:right w:val="single" w:sz="6" w:space="0" w:color="1F3864"/>
             </w:tcBorders>
             <w:shd w:val="clear" w:color="auto" w:fill="D9E2F3"/>
-            <w:tcMar>
-              <w:top w:w="60" w:type="dxa"/>
-              <w:left w:w="90" w:type="dxa"/>
-              <w:bottom w:w="60" w:type="dxa"/>
-              <w:right w:w="90" w:type="dxa"/>
-            </w:tcMar>
           </w:tcPr>
           <w:p>
             <w:pPr>
@@ -8351,12 +7597,6 @@
               <w:right w:val="single" w:sz="6" w:space="0" w:color="1F3864"/>
             </w:tcBorders>
             <w:shd w:val="clear" w:color="auto" w:fill="D9E2F3"/>
-            <w:tcMar>
-              <w:top w:w="60" w:type="dxa"/>
-              <w:left w:w="90" w:type="dxa"/>
-              <w:bottom w:w="60" w:type="dxa"/>
-              <w:right w:w="90" w:type="dxa"/>
-            </w:tcMar>
           </w:tcPr>
           <w:p>
             <w:pPr>
@@ -8453,12 +7693,6 @@
               <w:right w:val="single" w:sz="6" w:space="0" w:color="1F3864"/>
             </w:tcBorders>
             <w:shd w:val="clear" w:color="auto" w:fill="D9E2F3"/>
-            <w:tcMar>
-              <w:top w:w="60" w:type="dxa"/>
-              <w:left w:w="90" w:type="dxa"/>
-              <w:bottom w:w="60" w:type="dxa"/>
-              <w:right w:w="90" w:type="dxa"/>
-            </w:tcMar>
           </w:tcPr>
           <w:p>
             <w:pPr>
@@ -8516,12 +7750,6 @@
               <w:right w:val="single" w:sz="6" w:space="0" w:color="1F3864"/>
             </w:tcBorders>
             <w:shd w:val="clear" w:color="auto" w:fill="4472C4"/>
-            <w:tcMar>
-              <w:top w:w="60" w:type="dxa"/>
-              <w:left w:w="90" w:type="dxa"/>
-              <w:bottom w:w="60" w:type="dxa"/>
-              <w:right w:w="90" w:type="dxa"/>
-            </w:tcMar>
           </w:tcPr>
           <w:p>
             <w:pPr>
@@ -8563,12 +7791,6 @@
               <w:right w:val="single" w:sz="6" w:space="0" w:color="1F3864"/>
             </w:tcBorders>
             <w:shd w:val="clear" w:color="auto" w:fill="4472C4"/>
-            <w:tcMar>
-              <w:top w:w="60" w:type="dxa"/>
-              <w:left w:w="90" w:type="dxa"/>
-              <w:bottom w:w="60" w:type="dxa"/>
-              <w:right w:w="90" w:type="dxa"/>
-            </w:tcMar>
           </w:tcPr>
           <w:p>
             <w:pPr>
@@ -8610,12 +7832,6 @@
               <w:right w:val="single" w:sz="6" w:space="0" w:color="1F3864"/>
             </w:tcBorders>
             <w:shd w:val="clear" w:color="auto" w:fill="4472C4"/>
-            <w:tcMar>
-              <w:top w:w="60" w:type="dxa"/>
-              <w:left w:w="90" w:type="dxa"/>
-              <w:bottom w:w="60" w:type="dxa"/>
-              <w:right w:w="90" w:type="dxa"/>
-            </w:tcMar>
           </w:tcPr>
           <w:p>
             <w:pPr>
@@ -8660,12 +7876,6 @@
               <w:right w:val="single" w:sz="6" w:space="0" w:color="1F3864"/>
             </w:tcBorders>
             <w:shd w:val="clear" w:color="auto" w:fill="D9E2F3"/>
-            <w:tcMar>
-              <w:top w:w="60" w:type="dxa"/>
-              <w:left w:w="90" w:type="dxa"/>
-              <w:bottom w:w="60" w:type="dxa"/>
-              <w:right w:w="90" w:type="dxa"/>
-            </w:tcMar>
           </w:tcPr>
           <w:p>
             <w:pPr>
@@ -8698,12 +7908,6 @@
               <w:right w:val="single" w:sz="6" w:space="0" w:color="1F3864"/>
             </w:tcBorders>
             <w:shd w:val="clear" w:color="auto" w:fill="D9E2F3"/>
-            <w:tcMar>
-              <w:top w:w="60" w:type="dxa"/>
-              <w:left w:w="90" w:type="dxa"/>
-              <w:bottom w:w="60" w:type="dxa"/>
-              <w:right w:w="90" w:type="dxa"/>
-            </w:tcMar>
           </w:tcPr>
           <w:p>
             <w:pPr>
@@ -8744,12 +7948,6 @@
               <w:right w:val="single" w:sz="6" w:space="0" w:color="1F3864"/>
             </w:tcBorders>
             <w:shd w:val="clear" w:color="auto" w:fill="D9E2F3"/>
-            <w:tcMar>
-              <w:top w:w="60" w:type="dxa"/>
-              <w:left w:w="90" w:type="dxa"/>
-              <w:bottom w:w="60" w:type="dxa"/>
-              <w:right w:w="90" w:type="dxa"/>
-            </w:tcMar>
           </w:tcPr>
           <w:p>
             <w:pPr>
@@ -8835,12 +8033,6 @@
               <w:right w:val="single" w:sz="6" w:space="0" w:color="1F3864"/>
             </w:tcBorders>
             <w:shd w:val="clear" w:color="auto" w:fill="D9E2F3"/>
-            <w:tcMar>
-              <w:top w:w="60" w:type="dxa"/>
-              <w:left w:w="90" w:type="dxa"/>
-              <w:bottom w:w="60" w:type="dxa"/>
-              <w:right w:w="90" w:type="dxa"/>
-            </w:tcMar>
           </w:tcPr>
           <w:p>
             <w:pPr>
@@ -8865,12 +8057,6 @@
               <w:right w:val="single" w:sz="6" w:space="0" w:color="1F3864"/>
             </w:tcBorders>
             <w:shd w:val="clear" w:color="auto" w:fill="D9E2F3"/>
-            <w:tcMar>
-              <w:top w:w="60" w:type="dxa"/>
-              <w:left w:w="90" w:type="dxa"/>
-              <w:bottom w:w="60" w:type="dxa"/>
-              <w:right w:w="90" w:type="dxa"/>
-            </w:tcMar>
           </w:tcPr>
           <w:p>
             <w:pPr>
@@ -8935,12 +8121,6 @@
               <w:right w:val="single" w:sz="6" w:space="0" w:color="1F3864"/>
             </w:tcBorders>
             <w:shd w:val="clear" w:color="auto" w:fill="D9E2F3"/>
-            <w:tcMar>
-              <w:top w:w="60" w:type="dxa"/>
-              <w:left w:w="90" w:type="dxa"/>
-              <w:bottom w:w="60" w:type="dxa"/>
-              <w:right w:w="90" w:type="dxa"/>
-            </w:tcMar>
           </w:tcPr>
           <w:p>
             <w:pPr>
@@ -9002,12 +8182,6 @@
               <w:right w:val="single" w:sz="6" w:space="0" w:color="1F3864"/>
             </w:tcBorders>
             <w:shd w:val="clear" w:color="auto" w:fill="D9E2F3"/>
-            <w:tcMar>
-              <w:top w:w="60" w:type="dxa"/>
-              <w:left w:w="90" w:type="dxa"/>
-              <w:bottom w:w="60" w:type="dxa"/>
-              <w:right w:w="90" w:type="dxa"/>
-            </w:tcMar>
           </w:tcPr>
           <w:p>
             <w:pPr>
@@ -9081,12 +8255,6 @@
               <w:right w:val="single" w:sz="6" w:space="0" w:color="1F3864"/>
             </w:tcBorders>
             <w:shd w:val="clear" w:color="auto" w:fill="D9E2F3"/>
-            <w:tcMar>
-              <w:top w:w="60" w:type="dxa"/>
-              <w:left w:w="90" w:type="dxa"/>
-              <w:bottom w:w="60" w:type="dxa"/>
-              <w:right w:w="90" w:type="dxa"/>
-            </w:tcMar>
           </w:tcPr>
           <w:p>
             <w:pPr>
@@ -9151,12 +8319,6 @@
               <w:right w:val="single" w:sz="6" w:space="0" w:color="1F3864"/>
             </w:tcBorders>
             <w:shd w:val="clear" w:color="auto" w:fill="D9E2F3"/>
-            <w:tcMar>
-              <w:top w:w="60" w:type="dxa"/>
-              <w:left w:w="90" w:type="dxa"/>
-              <w:bottom w:w="60" w:type="dxa"/>
-              <w:right w:w="90" w:type="dxa"/>
-            </w:tcMar>
           </w:tcPr>
           <w:p>
             <w:pPr>
@@ -9202,12 +8364,6 @@
               <w:right w:val="single" w:sz="6" w:space="0" w:color="1F3864"/>
             </w:tcBorders>
             <w:shd w:val="clear" w:color="auto" w:fill="D9E2F3"/>
-            <w:tcMar>
-              <w:top w:w="60" w:type="dxa"/>
-              <w:left w:w="90" w:type="dxa"/>
-              <w:bottom w:w="60" w:type="dxa"/>
-              <w:right w:w="90" w:type="dxa"/>
-            </w:tcMar>
           </w:tcPr>
           <w:p>
             <w:pPr>
@@ -9232,12 +8388,6 @@
               <w:right w:val="single" w:sz="6" w:space="0" w:color="1F3864"/>
             </w:tcBorders>
             <w:shd w:val="clear" w:color="auto" w:fill="D9E2F3"/>
-            <w:tcMar>
-              <w:top w:w="60" w:type="dxa"/>
-              <w:left w:w="90" w:type="dxa"/>
-              <w:bottom w:w="60" w:type="dxa"/>
-              <w:right w:w="90" w:type="dxa"/>
-            </w:tcMar>
           </w:tcPr>
           <w:p>
             <w:pPr>
@@ -9294,12 +8444,6 @@
               <w:right w:val="single" w:sz="6" w:space="0" w:color="1F3864"/>
             </w:tcBorders>
             <w:shd w:val="clear" w:color="auto" w:fill="D9E2F3"/>
-            <w:tcMar>
-              <w:top w:w="60" w:type="dxa"/>
-              <w:left w:w="90" w:type="dxa"/>
-              <w:bottom w:w="60" w:type="dxa"/>
-              <w:right w:w="90" w:type="dxa"/>
-            </w:tcMar>
           </w:tcPr>
           <w:p>
             <w:pPr>
@@ -9376,12 +8520,6 @@
               <w:right w:val="single" w:sz="6" w:space="0" w:color="1F3864"/>
             </w:tcBorders>
             <w:shd w:val="clear" w:color="auto" w:fill="4472C4"/>
-            <w:tcMar>
-              <w:top w:w="60" w:type="dxa"/>
-              <w:left w:w="90" w:type="dxa"/>
-              <w:bottom w:w="60" w:type="dxa"/>
-              <w:right w:w="90" w:type="dxa"/>
-            </w:tcMar>
           </w:tcPr>
           <w:p>
             <w:pPr>
@@ -9425,12 +8563,6 @@
               <w:right w:val="single" w:sz="6" w:space="0" w:color="1F3864"/>
             </w:tcBorders>
             <w:shd w:val="clear" w:color="auto" w:fill="4472C4"/>
-            <w:tcMar>
-              <w:top w:w="60" w:type="dxa"/>
-              <w:left w:w="90" w:type="dxa"/>
-              <w:bottom w:w="60" w:type="dxa"/>
-              <w:right w:w="90" w:type="dxa"/>
-            </w:tcMar>
             <w:vAlign w:val="center"/>
           </w:tcPr>
           <w:p>
@@ -9472,12 +8604,6 @@
               <w:right w:val="single" w:sz="6" w:space="0" w:color="1F3864"/>
             </w:tcBorders>
             <w:shd w:val="clear" w:color="auto" w:fill="D9E2F3"/>
-            <w:tcMar>
-              <w:top w:w="60" w:type="dxa"/>
-              <w:left w:w="90" w:type="dxa"/>
-              <w:bottom w:w="60" w:type="dxa"/>
-              <w:right w:w="90" w:type="dxa"/>
-            </w:tcMar>
           </w:tcPr>
           <w:p>
             <w:pPr>
@@ -9539,12 +8665,6 @@
               <w:right w:val="single" w:sz="6" w:space="0" w:color="1F3864"/>
             </w:tcBorders>
             <w:shd w:val="clear" w:color="auto" w:fill="4472C4"/>
-            <w:tcMar>
-              <w:top w:w="60" w:type="dxa"/>
-              <w:left w:w="90" w:type="dxa"/>
-              <w:bottom w:w="60" w:type="dxa"/>
-              <w:right w:w="90" w:type="dxa"/>
-            </w:tcMar>
             <w:vAlign w:val="center"/>
           </w:tcPr>
           <w:p>
@@ -9588,12 +8708,6 @@
               <w:right w:val="single" w:sz="6" w:space="0" w:color="1F3864"/>
             </w:tcBorders>
             <w:shd w:val="clear" w:color="auto" w:fill="4472C4"/>
-            <w:tcMar>
-              <w:top w:w="60" w:type="dxa"/>
-              <w:left w:w="90" w:type="dxa"/>
-              <w:bottom w:w="60" w:type="dxa"/>
-              <w:right w:w="90" w:type="dxa"/>
-            </w:tcMar>
           </w:tcPr>
           <w:p>
             <w:pPr>
@@ -9632,12 +8746,6 @@
               <w:right w:val="single" w:sz="6" w:space="0" w:color="1F3864"/>
             </w:tcBorders>
             <w:shd w:val="clear" w:color="auto" w:fill="D9E2F3"/>
-            <w:tcMar>
-              <w:top w:w="60" w:type="dxa"/>
-              <w:left w:w="90" w:type="dxa"/>
-              <w:bottom w:w="60" w:type="dxa"/>
-              <w:right w:w="90" w:type="dxa"/>
-            </w:tcMar>
           </w:tcPr>
           <w:p>
             <w:pPr>
@@ -9819,12 +8927,6 @@
               <w:right w:val="single" w:sz="6" w:space="0" w:color="1F3864"/>
             </w:tcBorders>
             <w:shd w:val="clear" w:color="auto" w:fill="D9E2F3"/>
-            <w:tcMar>
-              <w:top w:w="60" w:type="dxa"/>
-              <w:left w:w="90" w:type="dxa"/>
-              <w:bottom w:w="60" w:type="dxa"/>
-              <w:right w:w="90" w:type="dxa"/>
-            </w:tcMar>
           </w:tcPr>
           <w:p>
             <w:pPr>
@@ -9984,12 +9086,6 @@
               <w:right w:val="single" w:sz="6" w:space="0" w:color="1F3864"/>
             </w:tcBorders>
             <w:shd w:val="clear" w:color="auto" w:fill="D9E2F3"/>
-            <w:tcMar>
-              <w:top w:w="60" w:type="dxa"/>
-              <w:left w:w="90" w:type="dxa"/>
-              <w:bottom w:w="60" w:type="dxa"/>
-              <w:right w:w="90" w:type="dxa"/>
-            </w:tcMar>
           </w:tcPr>
           <w:p>
             <w:pPr>
@@ -10051,12 +9147,6 @@
               <w:right w:val="single" w:sz="6" w:space="0" w:color="1F3864"/>
             </w:tcBorders>
             <w:shd w:val="clear" w:color="auto" w:fill="4472C4"/>
-            <w:tcMar>
-              <w:top w:w="60" w:type="dxa"/>
-              <w:left w:w="90" w:type="dxa"/>
-              <w:bottom w:w="60" w:type="dxa"/>
-              <w:right w:w="90" w:type="dxa"/>
-            </w:tcMar>
           </w:tcPr>
           <w:p>
             <w:pPr>
@@ -10098,12 +9188,6 @@
               <w:right w:val="single" w:sz="6" w:space="0" w:color="1F3864"/>
             </w:tcBorders>
             <w:shd w:val="clear" w:color="auto" w:fill="4472C4"/>
-            <w:tcMar>
-              <w:top w:w="60" w:type="dxa"/>
-              <w:left w:w="90" w:type="dxa"/>
-              <w:bottom w:w="60" w:type="dxa"/>
-              <w:right w:w="90" w:type="dxa"/>
-            </w:tcMar>
           </w:tcPr>
           <w:p>
             <w:pPr>
@@ -10145,12 +9229,6 @@
               <w:right w:val="single" w:sz="6" w:space="0" w:color="1F3864"/>
             </w:tcBorders>
             <w:shd w:val="clear" w:color="auto" w:fill="4472C4"/>
-            <w:tcMar>
-              <w:top w:w="60" w:type="dxa"/>
-              <w:left w:w="90" w:type="dxa"/>
-              <w:bottom w:w="60" w:type="dxa"/>
-              <w:right w:w="90" w:type="dxa"/>
-            </w:tcMar>
           </w:tcPr>
           <w:p>
             <w:pPr>
@@ -10195,12 +9273,6 @@
               <w:right w:val="single" w:sz="6" w:space="0" w:color="1F3864"/>
             </w:tcBorders>
             <w:shd w:val="clear" w:color="auto" w:fill="D9E2F3"/>
-            <w:tcMar>
-              <w:top w:w="60" w:type="dxa"/>
-              <w:left w:w="90" w:type="dxa"/>
-              <w:bottom w:w="60" w:type="dxa"/>
-              <w:right w:w="90" w:type="dxa"/>
-            </w:tcMar>
           </w:tcPr>
           <w:p>
             <w:pPr>
@@ -10273,12 +9345,6 @@
               <w:right w:val="single" w:sz="6" w:space="0" w:color="1F3864"/>
             </w:tcBorders>
             <w:shd w:val="clear" w:color="auto" w:fill="D9E2F3"/>
-            <w:tcMar>
-              <w:top w:w="60" w:type="dxa"/>
-              <w:left w:w="90" w:type="dxa"/>
-              <w:bottom w:w="60" w:type="dxa"/>
-              <w:right w:w="90" w:type="dxa"/>
-            </w:tcMar>
           </w:tcPr>
           <w:p>
             <w:pPr>
@@ -10319,12 +9385,6 @@
               <w:right w:val="single" w:sz="6" w:space="0" w:color="1F3864"/>
             </w:tcBorders>
             <w:shd w:val="clear" w:color="auto" w:fill="D9E2F3"/>
-            <w:tcMar>
-              <w:top w:w="60" w:type="dxa"/>
-              <w:left w:w="90" w:type="dxa"/>
-              <w:bottom w:w="60" w:type="dxa"/>
-              <w:right w:w="90" w:type="dxa"/>
-            </w:tcMar>
           </w:tcPr>
           <w:p>
             <w:pPr>
@@ -10418,12 +9478,6 @@
               <w:right w:val="single" w:sz="6" w:space="0" w:color="1F3864"/>
             </w:tcBorders>
             <w:shd w:val="clear" w:color="auto" w:fill="D9E2F3"/>
-            <w:tcMar>
-              <w:top w:w="60" w:type="dxa"/>
-              <w:left w:w="90" w:type="dxa"/>
-              <w:bottom w:w="60" w:type="dxa"/>
-              <w:right w:w="90" w:type="dxa"/>
-            </w:tcMar>
           </w:tcPr>
           <w:p>
             <w:pPr>
@@ -10448,12 +9502,6 @@
               <w:right w:val="single" w:sz="6" w:space="0" w:color="1F3864"/>
             </w:tcBorders>
             <w:shd w:val="clear" w:color="auto" w:fill="D9E2F3"/>
-            <w:tcMar>
-              <w:top w:w="60" w:type="dxa"/>
-              <w:left w:w="90" w:type="dxa"/>
-              <w:bottom w:w="60" w:type="dxa"/>
-              <w:right w:w="90" w:type="dxa"/>
-            </w:tcMar>
           </w:tcPr>
           <w:p>
             <w:pPr>
@@ -10503,12 +9551,6 @@
               <w:right w:val="single" w:sz="6" w:space="0" w:color="1F3864"/>
             </w:tcBorders>
             <w:shd w:val="clear" w:color="auto" w:fill="D9E2F3"/>
-            <w:tcMar>
-              <w:top w:w="60" w:type="dxa"/>
-              <w:left w:w="90" w:type="dxa"/>
-              <w:bottom w:w="60" w:type="dxa"/>
-              <w:right w:w="90" w:type="dxa"/>
-            </w:tcMar>
           </w:tcPr>
           <w:p>
             <w:pPr>
@@ -10571,12 +9613,6 @@
               <w:right w:val="single" w:sz="6" w:space="0" w:color="1F3864"/>
             </w:tcBorders>
             <w:shd w:val="clear" w:color="auto" w:fill="D9E2F3"/>
-            <w:tcMar>
-              <w:top w:w="60" w:type="dxa"/>
-              <w:left w:w="90" w:type="dxa"/>
-              <w:bottom w:w="60" w:type="dxa"/>
-              <w:right w:w="90" w:type="dxa"/>
-            </w:tcMar>
           </w:tcPr>
           <w:p>
             <w:pPr>
@@ -10626,12 +9662,6 @@
               <w:right w:val="single" w:sz="6" w:space="0" w:color="1F3864"/>
             </w:tcBorders>
             <w:shd w:val="clear" w:color="auto" w:fill="D9E2F3"/>
-            <w:tcMar>
-              <w:top w:w="60" w:type="dxa"/>
-              <w:left w:w="90" w:type="dxa"/>
-              <w:bottom w:w="60" w:type="dxa"/>
-              <w:right w:w="90" w:type="dxa"/>
-            </w:tcMar>
           </w:tcPr>
           <w:p>
             <w:pPr>
@@ -10680,12 +9710,6 @@
               <w:right w:val="single" w:sz="6" w:space="0" w:color="1F3864"/>
             </w:tcBorders>
             <w:shd w:val="clear" w:color="auto" w:fill="D9E2F3"/>
-            <w:tcMar>
-              <w:top w:w="60" w:type="dxa"/>
-              <w:left w:w="90" w:type="dxa"/>
-              <w:bottom w:w="60" w:type="dxa"/>
-              <w:right w:w="90" w:type="dxa"/>
-            </w:tcMar>
           </w:tcPr>
           <w:p>
             <w:pPr>
@@ -10739,12 +9763,6 @@
               <w:right w:val="single" w:sz="6" w:space="0" w:color="1F3864"/>
             </w:tcBorders>
             <w:shd w:val="clear" w:color="auto" w:fill="D9E2F3"/>
-            <w:tcMar>
-              <w:top w:w="60" w:type="dxa"/>
-              <w:left w:w="90" w:type="dxa"/>
-              <w:bottom w:w="60" w:type="dxa"/>
-              <w:right w:w="90" w:type="dxa"/>
-            </w:tcMar>
           </w:tcPr>
           <w:p>
             <w:pPr>
@@ -10769,12 +9787,6 @@
               <w:right w:val="single" w:sz="6" w:space="0" w:color="1F3864"/>
             </w:tcBorders>
             <w:shd w:val="clear" w:color="auto" w:fill="D9E2F3"/>
-            <w:tcMar>
-              <w:top w:w="60" w:type="dxa"/>
-              <w:left w:w="90" w:type="dxa"/>
-              <w:bottom w:w="60" w:type="dxa"/>
-              <w:right w:w="90" w:type="dxa"/>
-            </w:tcMar>
           </w:tcPr>
           <w:p>
             <w:pPr>
@@ -10815,12 +9827,6 @@
               <w:right w:val="single" w:sz="6" w:space="0" w:color="1F3864"/>
             </w:tcBorders>
             <w:shd w:val="clear" w:color="auto" w:fill="D9E2F3"/>
-            <w:tcMar>
-              <w:top w:w="60" w:type="dxa"/>
-              <w:left w:w="90" w:type="dxa"/>
-              <w:bottom w:w="60" w:type="dxa"/>
-              <w:right w:w="90" w:type="dxa"/>
-            </w:tcMar>
           </w:tcPr>
           <w:p>
             <w:pPr>
@@ -10878,12 +9884,6 @@
               <w:right w:val="single" w:sz="6" w:space="0" w:color="1F3864"/>
             </w:tcBorders>
             <w:shd w:val="clear" w:color="auto" w:fill="4472C4"/>
-            <w:tcMar>
-              <w:top w:w="60" w:type="dxa"/>
-              <w:left w:w="90" w:type="dxa"/>
-              <w:bottom w:w="60" w:type="dxa"/>
-              <w:right w:w="90" w:type="dxa"/>
-            </w:tcMar>
           </w:tcPr>
           <w:p>
             <w:pPr>
@@ -10927,12 +9927,6 @@
               <w:right w:val="single" w:sz="6" w:space="0" w:color="1F3864"/>
             </w:tcBorders>
             <w:shd w:val="clear" w:color="auto" w:fill="4472C4"/>
-            <w:tcMar>
-              <w:top w:w="60" w:type="dxa"/>
-              <w:left w:w="90" w:type="dxa"/>
-              <w:bottom w:w="60" w:type="dxa"/>
-              <w:right w:w="90" w:type="dxa"/>
-            </w:tcMar>
             <w:vAlign w:val="center"/>
           </w:tcPr>
           <w:p>
@@ -10974,12 +9968,6 @@
               <w:right w:val="single" w:sz="6" w:space="0" w:color="1F3864"/>
             </w:tcBorders>
             <w:shd w:val="clear" w:color="auto" w:fill="D9E2F3"/>
-            <w:tcMar>
-              <w:top w:w="60" w:type="dxa"/>
-              <w:left w:w="90" w:type="dxa"/>
-              <w:bottom w:w="60" w:type="dxa"/>
-              <w:right w:w="90" w:type="dxa"/>
-            </w:tcMar>
           </w:tcPr>
           <w:p>
             <w:pPr>
@@ -11041,12 +10029,6 @@
               <w:right w:val="single" w:sz="6" w:space="0" w:color="1F3864"/>
             </w:tcBorders>
             <w:shd w:val="clear" w:color="auto" w:fill="4472C4"/>
-            <w:tcMar>
-              <w:top w:w="60" w:type="dxa"/>
-              <w:left w:w="90" w:type="dxa"/>
-              <w:bottom w:w="60" w:type="dxa"/>
-              <w:right w:w="90" w:type="dxa"/>
-            </w:tcMar>
             <w:vAlign w:val="center"/>
           </w:tcPr>
           <w:p>
@@ -11090,12 +10072,6 @@
               <w:right w:val="single" w:sz="6" w:space="0" w:color="1F3864"/>
             </w:tcBorders>
             <w:shd w:val="clear" w:color="auto" w:fill="4472C4"/>
-            <w:tcMar>
-              <w:top w:w="60" w:type="dxa"/>
-              <w:left w:w="90" w:type="dxa"/>
-              <w:bottom w:w="60" w:type="dxa"/>
-              <w:right w:w="90" w:type="dxa"/>
-            </w:tcMar>
           </w:tcPr>
           <w:p>
             <w:pPr>
@@ -11132,12 +10108,6 @@
               <w:right w:val="single" w:sz="6" w:space="0" w:color="1F3864"/>
             </w:tcBorders>
             <w:shd w:val="clear" w:color="auto" w:fill="D9E2F3"/>
-            <w:tcMar>
-              <w:top w:w="60" w:type="dxa"/>
-              <w:left w:w="90" w:type="dxa"/>
-              <w:bottom w:w="60" w:type="dxa"/>
-              <w:right w:w="90" w:type="dxa"/>
-            </w:tcMar>
           </w:tcPr>
           <w:p>
             <w:pPr>
@@ -11319,12 +10289,6 @@
               <w:right w:val="single" w:sz="6" w:space="0" w:color="1F3864"/>
             </w:tcBorders>
             <w:shd w:val="clear" w:color="auto" w:fill="D9E2F3"/>
-            <w:tcMar>
-              <w:top w:w="60" w:type="dxa"/>
-              <w:left w:w="90" w:type="dxa"/>
-              <w:bottom w:w="60" w:type="dxa"/>
-              <w:right w:w="90" w:type="dxa"/>
-            </w:tcMar>
           </w:tcPr>
           <w:p>
             <w:pPr>
@@ -11502,12 +10466,6 @@
               <w:right w:val="single" w:sz="6" w:space="0" w:color="1F3864"/>
             </w:tcBorders>
             <w:shd w:val="clear" w:color="auto" w:fill="4472C4"/>
-            <w:tcMar>
-              <w:top w:w="60" w:type="dxa"/>
-              <w:left w:w="90" w:type="dxa"/>
-              <w:bottom w:w="60" w:type="dxa"/>
-              <w:right w:w="90" w:type="dxa"/>
-            </w:tcMar>
           </w:tcPr>
           <w:p>
             <w:pPr>
@@ -11544,12 +10502,6 @@
               <w:right w:val="single" w:sz="6" w:space="0" w:color="1F3864"/>
             </w:tcBorders>
             <w:shd w:val="clear" w:color="auto" w:fill="D9E2F3"/>
-            <w:tcMar>
-              <w:top w:w="60" w:type="dxa"/>
-              <w:left w:w="90" w:type="dxa"/>
-              <w:bottom w:w="60" w:type="dxa"/>
-              <w:right w:w="90" w:type="dxa"/>
-            </w:tcMar>
           </w:tcPr>
           <w:p>
             <w:pPr>
@@ -11731,12 +10683,6 @@
               <w:right w:val="single" w:sz="6" w:space="0" w:color="1F3864"/>
             </w:tcBorders>
             <w:shd w:val="clear" w:color="auto" w:fill="D9E2F3"/>
-            <w:tcMar>
-              <w:top w:w="60" w:type="dxa"/>
-              <w:left w:w="90" w:type="dxa"/>
-              <w:bottom w:w="60" w:type="dxa"/>
-              <w:right w:w="90" w:type="dxa"/>
-            </w:tcMar>
           </w:tcPr>
           <w:p>
             <w:pPr>
@@ -11813,6 +10759,56 @@
           </w:p>
         </w:tc>
       </w:tr>
+    </w:tbl>
+    <w:p>
+      <w:pPr>
+        <w:spacing w:before="0" w:after="0" w:line="240" w:lineRule="auto"/>
+        <w:rPr>
+          <w:sz w:val="18"/>
+          <w:szCs w:val="18"/>
+        </w:rPr>
+      </w:pPr>
+    </w:p>
+    <w:tbl>
+      <w:tblPr>
+        <w:tblW w:w="9405" w:type="dxa"/>
+        <w:jc w:val="center"/>
+        <w:tblBorders>
+          <w:top w:val="single" w:sz="6" w:space="0" w:color="1F3864"/>
+          <w:left w:val="single" w:sz="6" w:space="0" w:color="1F3864"/>
+          <w:bottom w:val="single" w:sz="6" w:space="0" w:color="1F3864"/>
+          <w:right w:val="single" w:sz="6" w:space="0" w:color="1F3864"/>
+          <w:insideH w:val="single" w:sz="6" w:space="0" w:color="1F3864"/>
+          <w:insideV w:val="single" w:sz="6" w:space="0" w:color="1F3864"/>
+        </w:tblBorders>
+        <w:tblLayout w:type="fixed"/>
+        <w:tblCellMar>
+          <w:top w:w="40" w:type="dxa"/>
+          <w:left w:w="90" w:type="dxa"/>
+          <w:bottom w:w="40" w:type="dxa"/>
+          <w:right w:w="90" w:type="dxa"/>
+        </w:tblCellMar>
+        <w:tblLook w:val="0000" w:firstRow="0" w:lastRow="0" w:firstColumn="0" w:lastColumn="0" w:noHBand="0" w:noVBand="0"/>
+      </w:tblPr>
+      <w:tblGrid>
+        <w:gridCol w:w="1171"/>
+        <w:gridCol w:w="473"/>
+        <w:gridCol w:w="341"/>
+        <w:gridCol w:w="63"/>
+        <w:gridCol w:w="177"/>
+        <w:gridCol w:w="89"/>
+        <w:gridCol w:w="432"/>
+        <w:gridCol w:w="679"/>
+        <w:gridCol w:w="697"/>
+        <w:gridCol w:w="592"/>
+        <w:gridCol w:w="611"/>
+        <w:gridCol w:w="448"/>
+        <w:gridCol w:w="123"/>
+        <w:gridCol w:w="223"/>
+        <w:gridCol w:w="74"/>
+        <w:gridCol w:w="780"/>
+        <w:gridCol w:w="2425"/>
+      </w:tblGrid>
       <w:tr>
         <w:trPr/>
         <w:tc>
@@ -11826,12 +10822,6 @@
               <w:right w:val="single" w:sz="6" w:space="0" w:color="1F3864"/>
             </w:tcBorders>
             <w:shd w:val="clear" w:color="auto" w:fill="4472C4"/>
-            <w:tcMar>
-              <w:top w:w="60" w:type="dxa"/>
-              <w:left w:w="90" w:type="dxa"/>
-              <w:bottom w:w="60" w:type="dxa"/>
-              <w:right w:w="90" w:type="dxa"/>
-            </w:tcMar>
           </w:tcPr>
           <w:p>
             <w:pPr>
@@ -11872,12 +10862,6 @@
               <w:right w:val="single" w:sz="6" w:space="0" w:color="1F3864"/>
             </w:tcBorders>
             <w:shd w:val="clear" w:color="auto" w:fill="4472C4"/>
-            <w:tcMar>
-              <w:top w:w="50" w:type="dxa"/>
-              <w:left w:w="90" w:type="dxa"/>
-              <w:bottom w:w="50" w:type="dxa"/>
-              <w:right w:w="90" w:type="dxa"/>
-            </w:tcMar>
             <w:vAlign w:val="center"/>
           </w:tcPr>
           <w:p>
@@ -11918,12 +10902,6 @@
               <w:right w:val="single" w:sz="6" w:space="0" w:color="1F3864"/>
             </w:tcBorders>
             <w:shd w:val="clear" w:color="auto" w:fill="4472C4"/>
-            <w:tcMar>
-              <w:top w:w="50" w:type="dxa"/>
-              <w:left w:w="90" w:type="dxa"/>
-              <w:bottom w:w="50" w:type="dxa"/>
-              <w:right w:w="90" w:type="dxa"/>
-            </w:tcMar>
             <w:vAlign w:val="center"/>
           </w:tcPr>
           <w:p>
@@ -11964,12 +10942,6 @@
               <w:right w:val="single" w:sz="6" w:space="0" w:color="1F3864"/>
             </w:tcBorders>
             <w:shd w:val="clear" w:color="auto" w:fill="4472C4"/>
-            <w:tcMar>
-              <w:top w:w="50" w:type="dxa"/>
-              <w:left w:w="90" w:type="dxa"/>
-              <w:bottom w:w="50" w:type="dxa"/>
-              <w:right w:w="90" w:type="dxa"/>
-            </w:tcMar>
             <w:vAlign w:val="center"/>
           </w:tcPr>
           <w:p>
@@ -12010,12 +10982,6 @@
               <w:right w:val="single" w:sz="6" w:space="0" w:color="1F3864"/>
             </w:tcBorders>
             <w:shd w:val="clear" w:color="auto" w:fill="4472C4"/>
-            <w:tcMar>
-              <w:top w:w="50" w:type="dxa"/>
-              <w:left w:w="90" w:type="dxa"/>
-              <w:bottom w:w="50" w:type="dxa"/>
-              <w:right w:w="90" w:type="dxa"/>
-            </w:tcMar>
             <w:vAlign w:val="center"/>
           </w:tcPr>
           <w:p>
@@ -12055,12 +11021,6 @@
               <w:right w:val="single" w:sz="6" w:space="0" w:color="1F3864"/>
             </w:tcBorders>
             <w:shd w:val="clear" w:color="auto" w:fill="4472C4"/>
-            <w:tcMar>
-              <w:top w:w="50" w:type="dxa"/>
-              <w:left w:w="90" w:type="dxa"/>
-              <w:bottom w:w="50" w:type="dxa"/>
-              <w:right w:w="90" w:type="dxa"/>
-            </w:tcMar>
             <w:vAlign w:val="center"/>
           </w:tcPr>
           <w:p>
@@ -12103,12 +11063,6 @@
               <w:right w:val="single" w:sz="6" w:space="0" w:color="1F3864"/>
             </w:tcBorders>
             <w:shd w:val="clear" w:color="auto" w:fill="D9E2F3"/>
-            <w:tcMar>
-              <w:top w:w="50" w:type="dxa"/>
-              <w:left w:w="90" w:type="dxa"/>
-              <w:bottom w:w="50" w:type="dxa"/>
-              <w:right w:w="90" w:type="dxa"/>
-            </w:tcMar>
             <w:vAlign w:val="center"/>
           </w:tcPr>
           <w:p>
@@ -12357,12 +11311,6 @@
               <w:right w:val="single" w:sz="6" w:space="0" w:color="1F3864"/>
             </w:tcBorders>
             <w:shd w:val="clear" w:color="auto" w:fill="D9E2F3"/>
-            <w:tcMar>
-              <w:top w:w="50" w:type="dxa"/>
-              <w:left w:w="90" w:type="dxa"/>
-              <w:bottom w:w="50" w:type="dxa"/>
-              <w:right w:w="90" w:type="dxa"/>
-            </w:tcMar>
             <w:vAlign w:val="center"/>
           </w:tcPr>
           <w:p>
@@ -12579,12 +11527,6 @@
               <w:right w:val="single" w:sz="6" w:space="0" w:color="1F3864"/>
             </w:tcBorders>
             <w:shd w:val="clear" w:color="auto" w:fill="D9E2F3"/>
-            <w:tcMar>
-              <w:top w:w="50" w:type="dxa"/>
-              <w:left w:w="90" w:type="dxa"/>
-              <w:bottom w:w="50" w:type="dxa"/>
-              <w:right w:w="90" w:type="dxa"/>
-            </w:tcMar>
             <w:vAlign w:val="center"/>
           </w:tcPr>
           <w:p>
@@ -12792,12 +11734,6 @@
               <w:right w:val="single" w:sz="6" w:space="0" w:color="1F3864"/>
             </w:tcBorders>
             <w:shd w:val="clear" w:color="auto" w:fill="D9E2F3"/>
-            <w:tcMar>
-              <w:top w:w="50" w:type="dxa"/>
-              <w:left w:w="90" w:type="dxa"/>
-              <w:bottom w:w="50" w:type="dxa"/>
-              <w:right w:w="90" w:type="dxa"/>
-            </w:tcMar>
             <w:vAlign w:val="center"/>
           </w:tcPr>
           <w:p>
@@ -13028,12 +11964,6 @@
               <w:right w:val="single" w:sz="6" w:space="0" w:color="1F3864"/>
             </w:tcBorders>
             <w:shd w:val="clear" w:color="auto" w:fill="D9E2F3"/>
-            <w:tcMar>
-              <w:top w:w="50" w:type="dxa"/>
-              <w:left w:w="90" w:type="dxa"/>
-              <w:bottom w:w="50" w:type="dxa"/>
-              <w:right w:w="90" w:type="dxa"/>
-            </w:tcMar>
             <w:vAlign w:val="center"/>
           </w:tcPr>
           <w:p>
@@ -13231,6 +12161,56 @@
           </w:p>
         </w:tc>
       </w:tr>
+    </w:tbl>
+    <w:p>
+      <w:pPr>
+        <w:spacing w:before="0" w:after="0" w:line="240" w:lineRule="auto"/>
+        <w:rPr>
+          <w:sz w:val="18"/>
+          <w:szCs w:val="18"/>
+        </w:rPr>
+      </w:pPr>
+    </w:p>
+    <w:tbl>
+      <w:tblPr>
+        <w:tblW w:w="9405" w:type="dxa"/>
+        <w:jc w:val="center"/>
+        <w:tblBorders>
+          <w:top w:val="single" w:sz="6" w:space="0" w:color="1F3864"/>
+          <w:left w:val="single" w:sz="6" w:space="0" w:color="1F3864"/>
+          <w:bottom w:val="single" w:sz="6" w:space="0" w:color="1F3864"/>
+          <w:right w:val="single" w:sz="6" w:space="0" w:color="1F3864"/>
+          <w:insideH w:val="single" w:sz="6" w:space="0" w:color="1F3864"/>
+          <w:insideV w:val="single" w:sz="6" w:space="0" w:color="1F3864"/>
+        </w:tblBorders>
+        <w:tblLayout w:type="fixed"/>
+        <w:tblCellMar>
+          <w:top w:w="40" w:type="dxa"/>
+          <w:left w:w="90" w:type="dxa"/>
+          <w:bottom w:w="40" w:type="dxa"/>
+          <w:right w:w="90" w:type="dxa"/>
+        </w:tblCellMar>
+        <w:tblLook w:val="0000" w:firstRow="0" w:lastRow="0" w:firstColumn="0" w:lastColumn="0" w:noHBand="0" w:noVBand="0"/>
+      </w:tblPr>
+      <w:tblGrid>
+        <w:gridCol w:w="1171"/>
+        <w:gridCol w:w="473"/>
+        <w:gridCol w:w="341"/>
+        <w:gridCol w:w="63"/>
+        <w:gridCol w:w="177"/>
+        <w:gridCol w:w="89"/>
+        <w:gridCol w:w="432"/>
+        <w:gridCol w:w="679"/>
+        <w:gridCol w:w="697"/>
+        <w:gridCol w:w="592"/>
+        <w:gridCol w:w="611"/>
+        <w:gridCol w:w="448"/>
+        <w:gridCol w:w="123"/>
+        <w:gridCol w:w="223"/>
+        <w:gridCol w:w="74"/>
+        <w:gridCol w:w="780"/>
+        <w:gridCol w:w="2425"/>
+      </w:tblGrid>
       <w:tr>
         <w:tc>
           <w:tcPr>
@@ -13243,12 +12223,6 @@
               <w:right w:val="single" w:sz="6" w:space="0" w:color="1F3864"/>
             </w:tcBorders>
             <w:shd w:val="clear" w:color="auto" w:fill="4472C4"/>
-            <w:tcMar>
-              <w:top w:w="60" w:type="dxa"/>
-              <w:left w:w="90" w:type="dxa"/>
-              <w:bottom w:w="60" w:type="dxa"/>
-              <w:right w:w="90" w:type="dxa"/>
-            </w:tcMar>
             <w:vAlign w:val="center"/>
           </w:tcPr>
           <w:p>
@@ -13289,12 +12263,6 @@
               <w:right w:val="single" w:sz="6" w:space="0" w:color="1F3864"/>
             </w:tcBorders>
             <w:shd w:val="clear" w:color="auto" w:fill="D9E2F3"/>
-            <w:tcMar>
-              <w:top w:w="60" w:type="dxa"/>
-              <w:left w:w="90" w:type="dxa"/>
-              <w:bottom w:w="60" w:type="dxa"/>
-              <w:right w:w="90" w:type="dxa"/>
-            </w:tcMar>
             <w:vAlign w:val="center"/>
           </w:tcPr>
           <w:p>
@@ -13551,12 +12519,6 @@
               <w:right w:val="single" w:sz="6" w:space="0" w:color="1F3864"/>
             </w:tcBorders>
             <w:shd w:val="clear" w:color="auto" w:fill="4472C4"/>
-            <w:tcMar>
-              <w:top w:w="60" w:type="dxa"/>
-              <w:left w:w="90" w:type="dxa"/>
-              <w:bottom w:w="60" w:type="dxa"/>
-              <w:right w:w="90" w:type="dxa"/>
-            </w:tcMar>
             <w:vAlign w:val="center"/>
           </w:tcPr>
           <w:p>
@@ -13596,12 +12558,6 @@
               <w:right w:val="single" w:sz="6" w:space="0" w:color="1F3864"/>
             </w:tcBorders>
             <w:shd w:val="clear" w:color="auto" w:fill="D9E2F3"/>
-            <w:tcMar>
-              <w:top w:w="60" w:type="dxa"/>
-              <w:left w:w="90" w:type="dxa"/>
-              <w:bottom w:w="60" w:type="dxa"/>
-              <w:right w:w="90" w:type="dxa"/>
-            </w:tcMar>
             <w:vAlign w:val="center"/>
           </w:tcPr>
           <w:p>
@@ -13835,12 +12791,6 @@
               <w:right w:val="single" w:sz="6" w:space="0" w:color="1F3864"/>
             </w:tcBorders>
             <w:shd w:val="clear" w:color="auto" w:fill="4472C4"/>
-            <w:tcMar>
-              <w:top w:w="60" w:type="dxa"/>
-              <w:left w:w="90" w:type="dxa"/>
-              <w:bottom w:w="60" w:type="dxa"/>
-              <w:right w:w="90" w:type="dxa"/>
-            </w:tcMar>
             <w:vAlign w:val="center"/>
           </w:tcPr>
           <w:p>
@@ -13881,12 +12831,6 @@
               <w:right w:val="single" w:sz="6" w:space="0" w:color="1F3864"/>
             </w:tcBorders>
             <w:shd w:val="clear" w:color="auto" w:fill="D9E2F3"/>
-            <w:tcMar>
-              <w:top w:w="60" w:type="dxa"/>
-              <w:left w:w="90" w:type="dxa"/>
-              <w:bottom w:w="60" w:type="dxa"/>
-              <w:right w:w="90" w:type="dxa"/>
-            </w:tcMar>
             <w:vAlign w:val="center"/>
           </w:tcPr>
           <w:p>
@@ -14169,8 +13113,10 @@
         </w:tblBorders>
         <w:tblLayout w:type="fixed"/>
         <w:tblCellMar>
-          <w:left w:w="10" w:type="dxa"/>
-          <w:right w:w="10" w:type="dxa"/>
+          <w:top w:w="40" w:type="dxa"/>
+          <w:left w:w="90" w:type="dxa"/>
+          <w:bottom w:w="40" w:type="dxa"/>
+          <w:right w:w="90" w:type="dxa"/>
         </w:tblCellMar>
         <w:tblLook w:val="0000" w:firstRow="0" w:lastRow="0" w:firstColumn="0" w:lastColumn="0" w:noHBand="0" w:noVBand="0"/>
       </w:tblPr>
@@ -14196,12 +13142,6 @@
               <w:right w:val="single" w:sz="6" w:space="0" w:color="1F3864"/>
             </w:tcBorders>
             <w:shd w:val="clear" w:color="auto" w:fill="4472C4"/>
-            <w:tcMar>
-              <w:top w:w="60" w:type="dxa"/>
-              <w:left w:w="90" w:type="dxa"/>
-              <w:bottom w:w="60" w:type="dxa"/>
-              <w:right w:w="90" w:type="dxa"/>
-            </w:tcMar>
             <w:vAlign w:val="center"/>
           </w:tcPr>
           <w:p>
@@ -14241,12 +13181,6 @@
               <w:right w:val="single" w:sz="6" w:space="0" w:color="1F3864"/>
             </w:tcBorders>
             <w:shd w:val="clear" w:color="auto" w:fill="D9E2F3"/>
-            <w:tcMar>
-              <w:top w:w="60" w:type="dxa"/>
-              <w:left w:w="90" w:type="dxa"/>
-              <w:bottom w:w="60" w:type="dxa"/>
-              <w:right w:w="90" w:type="dxa"/>
-            </w:tcMar>
             <w:vAlign w:val="center"/>
           </w:tcPr>
           <w:p>
@@ -14368,12 +13302,6 @@
               <w:right w:val="single" w:sz="6" w:space="0" w:color="1F3864"/>
             </w:tcBorders>
             <w:shd w:val="clear" w:color="auto" w:fill="4472C4"/>
-            <w:tcMar>
-              <w:top w:w="60" w:type="dxa"/>
-              <w:left w:w="90" w:type="dxa"/>
-              <w:bottom w:w="60" w:type="dxa"/>
-              <w:right w:w="90" w:type="dxa"/>
-            </w:tcMar>
           </w:tcPr>
           <w:p>
             <w:pPr>
@@ -14417,12 +13345,6 @@
               <w:right w:val="single" w:sz="6" w:space="0" w:color="1F3864"/>
             </w:tcBorders>
             <w:shd w:val="clear" w:color="auto" w:fill="D9E2F3"/>
-            <w:tcMar>
-              <w:top w:w="60" w:type="dxa"/>
-              <w:left w:w="90" w:type="dxa"/>
-              <w:bottom w:w="60" w:type="dxa"/>
-              <w:right w:w="90" w:type="dxa"/>
-            </w:tcMar>
           </w:tcPr>
           <w:p>
             <w:pPr>
@@ -14471,12 +13393,6 @@
               <w:right w:val="single" w:sz="6" w:space="0" w:color="1F3864"/>
             </w:tcBorders>
             <w:shd w:val="clear" w:color="auto" w:fill="4472C4"/>
-            <w:tcMar>
-              <w:top w:w="60" w:type="dxa"/>
-              <w:left w:w="90" w:type="dxa"/>
-              <w:bottom w:w="60" w:type="dxa"/>
-              <w:right w:w="90" w:type="dxa"/>
-            </w:tcMar>
           </w:tcPr>
           <w:p>
             <w:pPr>
@@ -14524,12 +13440,6 @@
               <w:right w:val="single" w:sz="6" w:space="0" w:color="1F3864"/>
             </w:tcBorders>
             <w:shd w:val="clear" w:color="auto" w:fill="4472C4"/>
-            <w:tcMar>
-              <w:top w:w="60" w:type="dxa"/>
-              <w:left w:w="90" w:type="dxa"/>
-              <w:bottom w:w="60" w:type="dxa"/>
-              <w:right w:w="90" w:type="dxa"/>
-            </w:tcMar>
           </w:tcPr>
           <w:p>
             <w:pPr>
@@ -14566,12 +13476,6 @@
               <w:right w:val="single" w:sz="6" w:space="0" w:color="1F3864"/>
             </w:tcBorders>
             <w:shd w:val="clear" w:color="auto" w:fill="4472C4"/>
-            <w:tcMar>
-              <w:top w:w="60" w:type="dxa"/>
-              <w:left w:w="90" w:type="dxa"/>
-              <w:bottom w:w="60" w:type="dxa"/>
-              <w:right w:w="90" w:type="dxa"/>
-            </w:tcMar>
           </w:tcPr>
           <w:p>
             <w:pPr>
@@ -14614,12 +13518,6 @@
               <w:right w:val="single" w:sz="6" w:space="0" w:color="1F3864"/>
             </w:tcBorders>
             <w:shd w:val="clear" w:color="auto" w:fill="4472C4"/>
-            <w:tcMar>
-              <w:top w:w="60" w:type="dxa"/>
-              <w:left w:w="90" w:type="dxa"/>
-              <w:bottom w:w="60" w:type="dxa"/>
-              <w:right w:w="90" w:type="dxa"/>
-            </w:tcMar>
           </w:tcPr>
           <w:p>
             <w:pPr>
@@ -14661,12 +13559,6 @@
               <w:right w:val="single" w:sz="6" w:space="0" w:color="1F3864"/>
             </w:tcBorders>
             <w:shd w:val="clear" w:color="auto" w:fill="4472C4"/>
-            <w:tcMar>
-              <w:top w:w="60" w:type="dxa"/>
-              <w:left w:w="90" w:type="dxa"/>
-              <w:bottom w:w="60" w:type="dxa"/>
-              <w:right w:w="90" w:type="dxa"/>
-            </w:tcMar>
           </w:tcPr>
           <w:p>
             <w:pPr>
@@ -14707,12 +13599,6 @@
               <w:right w:val="single" w:sz="6" w:space="0" w:color="1F3864"/>
             </w:tcBorders>
             <w:shd w:val="clear" w:color="auto" w:fill="4472C4"/>
-            <w:tcMar>
-              <w:top w:w="60" w:type="dxa"/>
-              <w:left w:w="90" w:type="dxa"/>
-              <w:bottom w:w="60" w:type="dxa"/>
-              <w:right w:w="90" w:type="dxa"/>
-            </w:tcMar>
           </w:tcPr>
           <w:p>
             <w:pPr>
@@ -14754,12 +13640,6 @@
               <w:right w:val="single" w:sz="6" w:space="0" w:color="1F3864"/>
             </w:tcBorders>
             <w:shd w:val="clear" w:color="auto" w:fill="4472C4"/>
-            <w:tcMar>
-              <w:top w:w="60" w:type="dxa"/>
-              <w:left w:w="90" w:type="dxa"/>
-              <w:bottom w:w="60" w:type="dxa"/>
-              <w:right w:w="90" w:type="dxa"/>
-            </w:tcMar>
           </w:tcPr>
           <w:p>
             <w:pPr>
@@ -14806,12 +13686,6 @@
               <w:right w:val="single" w:sz="6" w:space="0" w:color="1F3864"/>
             </w:tcBorders>
             <w:shd w:val="clear" w:color="auto" w:fill="4472C4"/>
-            <w:tcMar>
-              <w:top w:w="60" w:type="dxa"/>
-              <w:left w:w="90" w:type="dxa"/>
-              <w:bottom w:w="60" w:type="dxa"/>
-              <w:right w:w="90" w:type="dxa"/>
-            </w:tcMar>
           </w:tcPr>
           <w:p>
             <w:pPr>
@@ -14848,12 +13722,6 @@
               <w:right w:val="single" w:sz="6" w:space="0" w:color="1F3864"/>
             </w:tcBorders>
             <w:shd w:val="clear" w:color="auto" w:fill="D9E2F3"/>
-            <w:tcMar>
-              <w:top w:w="60" w:type="dxa"/>
-              <w:left w:w="90" w:type="dxa"/>
-              <w:bottom w:w="60" w:type="dxa"/>
-              <w:right w:w="90" w:type="dxa"/>
-            </w:tcMar>
           </w:tcPr>
           <w:p>
             <w:pPr>
@@ -14885,12 +13753,6 @@
               <w:right w:val="single" w:sz="6" w:space="0" w:color="1F3864"/>
             </w:tcBorders>
             <w:shd w:val="clear" w:color="auto" w:fill="D9E2F3"/>
-            <w:tcMar>
-              <w:top w:w="60" w:type="dxa"/>
-              <w:left w:w="90" w:type="dxa"/>
-              <w:bottom w:w="60" w:type="dxa"/>
-              <w:right w:w="90" w:type="dxa"/>
-            </w:tcMar>
           </w:tcPr>
           <w:p>
             <w:pPr>
@@ -14923,12 +13785,6 @@
               <w:right w:val="single" w:sz="6" w:space="0" w:color="1F3864"/>
             </w:tcBorders>
             <w:shd w:val="clear" w:color="auto" w:fill="D9E2F3"/>
-            <w:tcMar>
-              <w:top w:w="60" w:type="dxa"/>
-              <w:left w:w="90" w:type="dxa"/>
-              <w:bottom w:w="60" w:type="dxa"/>
-              <w:right w:w="90" w:type="dxa"/>
-            </w:tcMar>
           </w:tcPr>
           <w:p>
             <w:pPr>
@@ -14966,12 +13822,6 @@
               <w:right w:val="single" w:sz="6" w:space="0" w:color="1F3864"/>
             </w:tcBorders>
             <w:shd w:val="clear" w:color="auto" w:fill="4472C4"/>
-            <w:tcMar>
-              <w:top w:w="60" w:type="dxa"/>
-              <w:left w:w="90" w:type="dxa"/>
-              <w:bottom w:w="60" w:type="dxa"/>
-              <w:right w:w="90" w:type="dxa"/>
-            </w:tcMar>
           </w:tcPr>
           <w:p>
             <w:pPr>
@@ -15009,12 +13859,6 @@
               <w:right w:val="single" w:sz="6" w:space="0" w:color="1F3864"/>
             </w:tcBorders>
             <w:shd w:val="clear" w:color="auto" w:fill="D9E2F3"/>
-            <w:tcMar>
-              <w:top w:w="60" w:type="dxa"/>
-              <w:left w:w="90" w:type="dxa"/>
-              <w:bottom w:w="60" w:type="dxa"/>
-              <w:right w:w="90" w:type="dxa"/>
-            </w:tcMar>
           </w:tcPr>
           <w:p>
             <w:pPr>
@@ -15046,12 +13890,6 @@
               <w:right w:val="single" w:sz="6" w:space="0" w:color="1F3864"/>
             </w:tcBorders>
             <w:shd w:val="clear" w:color="auto" w:fill="D9E2F3"/>
-            <w:tcMar>
-              <w:top w:w="60" w:type="dxa"/>
-              <w:left w:w="90" w:type="dxa"/>
-              <w:bottom w:w="60" w:type="dxa"/>
-              <w:right w:w="90" w:type="dxa"/>
-            </w:tcMar>
           </w:tcPr>
           <w:p>
             <w:pPr>
@@ -15084,12 +13922,6 @@
               <w:right w:val="single" w:sz="6" w:space="0" w:color="1F3864"/>
             </w:tcBorders>
             <w:shd w:val="clear" w:color="auto" w:fill="D9E2F3"/>
-            <w:tcMar>
-              <w:top w:w="60" w:type="dxa"/>
-              <w:left w:w="90" w:type="dxa"/>
-              <w:bottom w:w="60" w:type="dxa"/>
-              <w:right w:w="90" w:type="dxa"/>
-            </w:tcMar>
           </w:tcPr>
           <w:p>
             <w:pPr>
@@ -15128,12 +13960,6 @@
               <w:right w:val="single" w:sz="6" w:space="0" w:color="1F3864"/>
             </w:tcBorders>
             <w:shd w:val="clear" w:color="auto" w:fill="D9E2F3"/>
-            <w:tcMar>
-              <w:top w:w="60" w:type="dxa"/>
-              <w:left w:w="90" w:type="dxa"/>
-              <w:bottom w:w="60" w:type="dxa"/>
-              <w:right w:w="90" w:type="dxa"/>
-            </w:tcMar>
           </w:tcPr>
           <w:p>
             <w:pPr>
@@ -15183,12 +14009,6 @@
               <w:right w:val="single" w:sz="6" w:space="0" w:color="1F3864"/>
             </w:tcBorders>
             <w:shd w:val="clear" w:color="auto" w:fill="4472C4"/>
-            <w:tcMar>
-              <w:top w:w="60" w:type="dxa"/>
-              <w:left w:w="90" w:type="dxa"/>
-              <w:bottom w:w="60" w:type="dxa"/>
-              <w:right w:w="90" w:type="dxa"/>
-            </w:tcMar>
           </w:tcPr>
           <w:p>
             <w:pPr>
@@ -15235,12 +14055,6 @@
               <w:right w:val="single" w:sz="6" w:space="0" w:color="1F3864"/>
             </w:tcBorders>
             <w:shd w:val="clear" w:color="auto" w:fill="4472C4"/>
-            <w:tcMar>
-              <w:top w:w="60" w:type="dxa"/>
-              <w:left w:w="90" w:type="dxa"/>
-              <w:bottom w:w="60" w:type="dxa"/>
-              <w:right w:w="90" w:type="dxa"/>
-            </w:tcMar>
           </w:tcPr>
           <w:p>
             <w:pPr>
@@ -15282,12 +14096,6 @@
               <w:right w:val="single" w:sz="6" w:space="0" w:color="1F3864"/>
             </w:tcBorders>
             <w:shd w:val="clear" w:color="auto" w:fill="4472C4"/>
-            <w:tcMar>
-              <w:top w:w="60" w:type="dxa"/>
-              <w:left w:w="90" w:type="dxa"/>
-              <w:bottom w:w="60" w:type="dxa"/>
-              <w:right w:w="90" w:type="dxa"/>
-            </w:tcMar>
           </w:tcPr>
           <w:p>
             <w:pPr>
@@ -15328,12 +14136,6 @@
               <w:right w:val="single" w:sz="6" w:space="0" w:color="1F3864"/>
             </w:tcBorders>
             <w:shd w:val="clear" w:color="auto" w:fill="4472C4"/>
-            <w:tcMar>
-              <w:top w:w="60" w:type="dxa"/>
-              <w:left w:w="90" w:type="dxa"/>
-              <w:bottom w:w="60" w:type="dxa"/>
-              <w:right w:w="90" w:type="dxa"/>
-            </w:tcMar>
           </w:tcPr>
           <w:p>
             <w:pPr>
@@ -15375,12 +14177,6 @@
               <w:right w:val="single" w:sz="6" w:space="0" w:color="1F3864"/>
             </w:tcBorders>
             <w:shd w:val="clear" w:color="auto" w:fill="4472C4"/>
-            <w:tcMar>
-              <w:top w:w="60" w:type="dxa"/>
-              <w:left w:w="90" w:type="dxa"/>
-              <w:bottom w:w="60" w:type="dxa"/>
-              <w:right w:w="90" w:type="dxa"/>
-            </w:tcMar>
           </w:tcPr>
           <w:p>
             <w:pPr>
@@ -15427,12 +14223,6 @@
               <w:right w:val="single" w:sz="6" w:space="0" w:color="1F3864"/>
             </w:tcBorders>
             <w:shd w:val="clear" w:color="auto" w:fill="4472C4"/>
-            <w:tcMar>
-              <w:top w:w="60" w:type="dxa"/>
-              <w:left w:w="90" w:type="dxa"/>
-              <w:bottom w:w="60" w:type="dxa"/>
-              <w:right w:w="90" w:type="dxa"/>
-            </w:tcMar>
           </w:tcPr>
           <w:p>
             <w:pPr>
@@ -15469,12 +14259,6 @@
               <w:right w:val="single" w:sz="6" w:space="0" w:color="1F3864"/>
             </w:tcBorders>
             <w:shd w:val="clear" w:color="auto" w:fill="D9E2F3"/>
-            <w:tcMar>
-              <w:top w:w="60" w:type="dxa"/>
-              <w:left w:w="90" w:type="dxa"/>
-              <w:bottom w:w="60" w:type="dxa"/>
-              <w:right w:w="90" w:type="dxa"/>
-            </w:tcMar>
           </w:tcPr>
           <w:p>
             <w:pPr>
@@ -15506,12 +14290,6 @@
               <w:right w:val="single" w:sz="6" w:space="0" w:color="1F3864"/>
             </w:tcBorders>
             <w:shd w:val="clear" w:color="auto" w:fill="D9E2F3"/>
-            <w:tcMar>
-              <w:top w:w="60" w:type="dxa"/>
-              <w:left w:w="90" w:type="dxa"/>
-              <w:bottom w:w="60" w:type="dxa"/>
-              <w:right w:w="90" w:type="dxa"/>
-            </w:tcMar>
           </w:tcPr>
           <w:p>
             <w:pPr>
@@ -15544,12 +14322,6 @@
               <w:right w:val="single" w:sz="6" w:space="0" w:color="1F3864"/>
             </w:tcBorders>
             <w:shd w:val="clear" w:color="auto" w:fill="D9E2F3"/>
-            <w:tcMar>
-              <w:top w:w="60" w:type="dxa"/>
-              <w:left w:w="90" w:type="dxa"/>
-              <w:bottom w:w="60" w:type="dxa"/>
-              <w:right w:w="90" w:type="dxa"/>
-            </w:tcMar>
           </w:tcPr>
           <w:p>
             <w:pPr>
@@ -15587,12 +14359,6 @@
               <w:right w:val="single" w:sz="6" w:space="0" w:color="1F3864"/>
             </w:tcBorders>
             <w:shd w:val="clear" w:color="auto" w:fill="4472C4"/>
-            <w:tcMar>
-              <w:top w:w="60" w:type="dxa"/>
-              <w:left w:w="90" w:type="dxa"/>
-              <w:bottom w:w="60" w:type="dxa"/>
-              <w:right w:w="90" w:type="dxa"/>
-            </w:tcMar>
           </w:tcPr>
           <w:p>
             <w:pPr>
@@ -15629,12 +14395,6 @@
               <w:right w:val="single" w:sz="6" w:space="0" w:color="1F3864"/>
             </w:tcBorders>
             <w:shd w:val="clear" w:color="auto" w:fill="D9E2F3"/>
-            <w:tcMar>
-              <w:top w:w="60" w:type="dxa"/>
-              <w:left w:w="90" w:type="dxa"/>
-              <w:bottom w:w="60" w:type="dxa"/>
-              <w:right w:w="90" w:type="dxa"/>
-            </w:tcMar>
           </w:tcPr>
           <w:p>
             <w:pPr>
@@ -15666,12 +14426,6 @@
               <w:right w:val="single" w:sz="6" w:space="0" w:color="1F3864"/>
             </w:tcBorders>
             <w:shd w:val="clear" w:color="auto" w:fill="D9E2F3"/>
-            <w:tcMar>
-              <w:top w:w="60" w:type="dxa"/>
-              <w:left w:w="90" w:type="dxa"/>
-              <w:bottom w:w="60" w:type="dxa"/>
-              <w:right w:w="90" w:type="dxa"/>
-            </w:tcMar>
           </w:tcPr>
           <w:p>
             <w:pPr>
@@ -15704,12 +14458,6 @@
               <w:right w:val="single" w:sz="6" w:space="0" w:color="1F3864"/>
             </w:tcBorders>
             <w:shd w:val="clear" w:color="auto" w:fill="D9E2F3"/>
-            <w:tcMar>
-              <w:top w:w="60" w:type="dxa"/>
-              <w:left w:w="90" w:type="dxa"/>
-              <w:bottom w:w="60" w:type="dxa"/>
-              <w:right w:w="90" w:type="dxa"/>
-            </w:tcMar>
           </w:tcPr>
           <w:p>
             <w:pPr>
@@ -15748,12 +14496,6 @@
               <w:right w:val="single" w:sz="6" w:space="0" w:color="1F3864"/>
             </w:tcBorders>
             <w:shd w:val="clear" w:color="auto" w:fill="D9E2F3"/>
-            <w:tcMar>
-              <w:top w:w="60" w:type="dxa"/>
-              <w:left w:w="90" w:type="dxa"/>
-              <w:bottom w:w="60" w:type="dxa"/>
-              <w:right w:w="90" w:type="dxa"/>
-            </w:tcMar>
           </w:tcPr>
           <w:p>
             <w:pPr>
@@ -15803,12 +14545,6 @@
               <w:right w:val="single" w:sz="6" w:space="0" w:color="1F3864"/>
             </w:tcBorders>
             <w:shd w:val="clear" w:color="auto" w:fill="4472C4"/>
-            <w:tcMar>
-              <w:top w:w="60" w:type="dxa"/>
-              <w:left w:w="90" w:type="dxa"/>
-              <w:bottom w:w="60" w:type="dxa"/>
-              <w:right w:w="90" w:type="dxa"/>
-            </w:tcMar>
           </w:tcPr>
           <w:p>
             <w:pPr>
@@ -15855,12 +14591,6 @@
               <w:right w:val="single" w:sz="6" w:space="0" w:color="1F3864"/>
             </w:tcBorders>
             <w:shd w:val="clear" w:color="auto" w:fill="4472C4"/>
-            <w:tcMar>
-              <w:top w:w="60" w:type="dxa"/>
-              <w:left w:w="90" w:type="dxa"/>
-              <w:bottom w:w="60" w:type="dxa"/>
-              <w:right w:w="90" w:type="dxa"/>
-            </w:tcMar>
           </w:tcPr>
           <w:p>
             <w:pPr>
@@ -15902,12 +14632,6 @@
               <w:right w:val="single" w:sz="6" w:space="0" w:color="1F3864"/>
             </w:tcBorders>
             <w:shd w:val="clear" w:color="auto" w:fill="4472C4"/>
-            <w:tcMar>
-              <w:top w:w="60" w:type="dxa"/>
-              <w:left w:w="90" w:type="dxa"/>
-              <w:bottom w:w="60" w:type="dxa"/>
-              <w:right w:w="90" w:type="dxa"/>
-            </w:tcMar>
           </w:tcPr>
           <w:p>
             <w:pPr>
@@ -15948,12 +14672,6 @@
               <w:right w:val="single" w:sz="6" w:space="0" w:color="1F3864"/>
             </w:tcBorders>
             <w:shd w:val="clear" w:color="auto" w:fill="4472C4"/>
-            <w:tcMar>
-              <w:top w:w="60" w:type="dxa"/>
-              <w:left w:w="90" w:type="dxa"/>
-              <w:bottom w:w="60" w:type="dxa"/>
-              <w:right w:w="90" w:type="dxa"/>
-            </w:tcMar>
           </w:tcPr>
           <w:p>
             <w:pPr>
@@ -15995,12 +14713,6 @@
               <w:right w:val="single" w:sz="6" w:space="0" w:color="1F3864"/>
             </w:tcBorders>
             <w:shd w:val="clear" w:color="auto" w:fill="4472C4"/>
-            <w:tcMar>
-              <w:top w:w="60" w:type="dxa"/>
-              <w:left w:w="90" w:type="dxa"/>
-              <w:bottom w:w="60" w:type="dxa"/>
-              <w:right w:w="90" w:type="dxa"/>
-            </w:tcMar>
           </w:tcPr>
           <w:p>
             <w:pPr>
@@ -16047,12 +14759,6 @@
               <w:right w:val="single" w:sz="6" w:space="0" w:color="1F3864"/>
             </w:tcBorders>
             <w:shd w:val="clear" w:color="auto" w:fill="4472C4"/>
-            <w:tcMar>
-              <w:top w:w="60" w:type="dxa"/>
-              <w:left w:w="90" w:type="dxa"/>
-              <w:bottom w:w="60" w:type="dxa"/>
-              <w:right w:w="90" w:type="dxa"/>
-            </w:tcMar>
           </w:tcPr>
           <w:p>
             <w:pPr>
@@ -16089,12 +14795,6 @@
               <w:right w:val="single" w:sz="6" w:space="0" w:color="1F3864"/>
             </w:tcBorders>
             <w:shd w:val="clear" w:color="auto" w:fill="D9E2F3"/>
-            <w:tcMar>
-              <w:top w:w="60" w:type="dxa"/>
-              <w:left w:w="90" w:type="dxa"/>
-              <w:bottom w:w="60" w:type="dxa"/>
-              <w:right w:w="90" w:type="dxa"/>
-            </w:tcMar>
           </w:tcPr>
           <w:p>
             <w:pPr>
@@ -16126,12 +14826,6 @@
               <w:right w:val="single" w:sz="6" w:space="0" w:color="1F3864"/>
             </w:tcBorders>
             <w:shd w:val="clear" w:color="auto" w:fill="D9E2F3"/>
-            <w:tcMar>
-              <w:top w:w="60" w:type="dxa"/>
-              <w:left w:w="90" w:type="dxa"/>
-              <w:bottom w:w="60" w:type="dxa"/>
-              <w:right w:w="90" w:type="dxa"/>
-            </w:tcMar>
           </w:tcPr>
           <w:p>
             <w:pPr>
@@ -16164,12 +14858,6 @@
               <w:right w:val="single" w:sz="6" w:space="0" w:color="1F3864"/>
             </w:tcBorders>
             <w:shd w:val="clear" w:color="auto" w:fill="D9E2F3"/>
-            <w:tcMar>
-              <w:top w:w="60" w:type="dxa"/>
-              <w:left w:w="90" w:type="dxa"/>
-              <w:bottom w:w="60" w:type="dxa"/>
-              <w:right w:w="90" w:type="dxa"/>
-            </w:tcMar>
           </w:tcPr>
           <w:p>
             <w:pPr>
@@ -16207,12 +14895,6 @@
               <w:right w:val="single" w:sz="6" w:space="0" w:color="1F3864"/>
             </w:tcBorders>
             <w:shd w:val="clear" w:color="auto" w:fill="4472C4"/>
-            <w:tcMar>
-              <w:top w:w="60" w:type="dxa"/>
-              <w:left w:w="90" w:type="dxa"/>
-              <w:bottom w:w="60" w:type="dxa"/>
-              <w:right w:w="90" w:type="dxa"/>
-            </w:tcMar>
           </w:tcPr>
           <w:p>
             <w:pPr>
@@ -16249,12 +14931,6 @@
               <w:right w:val="single" w:sz="6" w:space="0" w:color="1F3864"/>
             </w:tcBorders>
             <w:shd w:val="clear" w:color="auto" w:fill="D9E2F3"/>
-            <w:tcMar>
-              <w:top w:w="60" w:type="dxa"/>
-              <w:left w:w="90" w:type="dxa"/>
-              <w:bottom w:w="60" w:type="dxa"/>
-              <w:right w:w="90" w:type="dxa"/>
-            </w:tcMar>
           </w:tcPr>
           <w:p>
             <w:pPr>
@@ -16286,12 +14962,6 @@
               <w:right w:val="single" w:sz="6" w:space="0" w:color="1F3864"/>
             </w:tcBorders>
             <w:shd w:val="clear" w:color="auto" w:fill="D9E2F3"/>
-            <w:tcMar>
-              <w:top w:w="60" w:type="dxa"/>
-              <w:left w:w="90" w:type="dxa"/>
-              <w:bottom w:w="60" w:type="dxa"/>
-              <w:right w:w="90" w:type="dxa"/>
-            </w:tcMar>
           </w:tcPr>
           <w:p>
             <w:pPr>
@@ -16324,12 +14994,6 @@
               <w:right w:val="single" w:sz="6" w:space="0" w:color="1F3864"/>
             </w:tcBorders>
             <w:shd w:val="clear" w:color="auto" w:fill="D9E2F3"/>
-            <w:tcMar>
-              <w:top w:w="60" w:type="dxa"/>
-              <w:left w:w="90" w:type="dxa"/>
-              <w:bottom w:w="60" w:type="dxa"/>
-              <w:right w:w="90" w:type="dxa"/>
-            </w:tcMar>
           </w:tcPr>
           <w:p>
             <w:pPr>
@@ -16368,12 +15032,6 @@
               <w:right w:val="single" w:sz="6" w:space="0" w:color="1F3864"/>
             </w:tcBorders>
             <w:shd w:val="clear" w:color="auto" w:fill="D9E2F3"/>
-            <w:tcMar>
-              <w:top w:w="60" w:type="dxa"/>
-              <w:left w:w="90" w:type="dxa"/>
-              <w:bottom w:w="60" w:type="dxa"/>
-              <w:right w:w="90" w:type="dxa"/>
-            </w:tcMar>
           </w:tcPr>
           <w:p>
             <w:pPr>
@@ -16423,12 +15081,6 @@
               <w:right w:val="single" w:sz="6" w:space="0" w:color="1F3864"/>
             </w:tcBorders>
             <w:shd w:val="clear" w:color="auto" w:fill="4472C4"/>
-            <w:tcMar>
-              <w:top w:w="60" w:type="dxa"/>
-              <w:left w:w="90" w:type="dxa"/>
-              <w:bottom w:w="60" w:type="dxa"/>
-              <w:right w:w="90" w:type="dxa"/>
-            </w:tcMar>
           </w:tcPr>
           <w:p>
             <w:pPr>
@@ -16475,12 +15127,6 @@
               <w:right w:val="single" w:sz="6" w:space="0" w:color="1F3864"/>
             </w:tcBorders>
             <w:shd w:val="clear" w:color="auto" w:fill="4472C4"/>
-            <w:tcMar>
-              <w:top w:w="60" w:type="dxa"/>
-              <w:left w:w="90" w:type="dxa"/>
-              <w:bottom w:w="60" w:type="dxa"/>
-              <w:right w:w="90" w:type="dxa"/>
-            </w:tcMar>
           </w:tcPr>
           <w:p>
             <w:pPr>
@@ -16522,12 +15168,6 @@
               <w:right w:val="single" w:sz="6" w:space="0" w:color="1F3864"/>
             </w:tcBorders>
             <w:shd w:val="clear" w:color="auto" w:fill="4472C4"/>
-            <w:tcMar>
-              <w:top w:w="60" w:type="dxa"/>
-              <w:left w:w="90" w:type="dxa"/>
-              <w:bottom w:w="60" w:type="dxa"/>
-              <w:right w:w="90" w:type="dxa"/>
-            </w:tcMar>
           </w:tcPr>
           <w:p>
             <w:pPr>
@@ -16568,12 +15208,6 @@
               <w:right w:val="single" w:sz="6" w:space="0" w:color="1F3864"/>
             </w:tcBorders>
             <w:shd w:val="clear" w:color="auto" w:fill="4472C4"/>
-            <w:tcMar>
-              <w:top w:w="60" w:type="dxa"/>
-              <w:left w:w="90" w:type="dxa"/>
-              <w:bottom w:w="60" w:type="dxa"/>
-              <w:right w:w="90" w:type="dxa"/>
-            </w:tcMar>
           </w:tcPr>
           <w:p>
             <w:pPr>
@@ -16615,12 +15249,6 @@
               <w:right w:val="single" w:sz="6" w:space="0" w:color="1F3864"/>
             </w:tcBorders>
             <w:shd w:val="clear" w:color="auto" w:fill="4472C4"/>
-            <w:tcMar>
-              <w:top w:w="60" w:type="dxa"/>
-              <w:left w:w="90" w:type="dxa"/>
-              <w:bottom w:w="60" w:type="dxa"/>
-              <w:right w:w="90" w:type="dxa"/>
-            </w:tcMar>
           </w:tcPr>
           <w:p>
             <w:pPr>
@@ -16667,12 +15295,6 @@
               <w:right w:val="single" w:sz="6" w:space="0" w:color="1F3864"/>
             </w:tcBorders>
             <w:shd w:val="clear" w:color="auto" w:fill="4472C4"/>
-            <w:tcMar>
-              <w:top w:w="60" w:type="dxa"/>
-              <w:left w:w="90" w:type="dxa"/>
-              <w:bottom w:w="60" w:type="dxa"/>
-              <w:right w:w="90" w:type="dxa"/>
-            </w:tcMar>
           </w:tcPr>
           <w:p>
             <w:pPr>
@@ -16709,12 +15331,6 @@
               <w:right w:val="single" w:sz="6" w:space="0" w:color="1F3864"/>
             </w:tcBorders>
             <w:shd w:val="clear" w:color="auto" w:fill="D9E2F3"/>
-            <w:tcMar>
-              <w:top w:w="60" w:type="dxa"/>
-              <w:left w:w="90" w:type="dxa"/>
-              <w:bottom w:w="60" w:type="dxa"/>
-              <w:right w:w="90" w:type="dxa"/>
-            </w:tcMar>
           </w:tcPr>
           <w:p>
             <w:pPr>
@@ -16746,12 +15362,6 @@
               <w:right w:val="single" w:sz="6" w:space="0" w:color="1F3864"/>
             </w:tcBorders>
             <w:shd w:val="clear" w:color="auto" w:fill="D9E2F3"/>
-            <w:tcMar>
-              <w:top w:w="60" w:type="dxa"/>
-              <w:left w:w="90" w:type="dxa"/>
-              <w:bottom w:w="60" w:type="dxa"/>
-              <w:right w:w="90" w:type="dxa"/>
-            </w:tcMar>
           </w:tcPr>
           <w:p>
             <w:pPr>
@@ -16784,12 +15394,6 @@
               <w:right w:val="single" w:sz="6" w:space="0" w:color="1F3864"/>
             </w:tcBorders>
             <w:shd w:val="clear" w:color="auto" w:fill="D9E2F3"/>
-            <w:tcMar>
-              <w:top w:w="60" w:type="dxa"/>
-              <w:left w:w="90" w:type="dxa"/>
-              <w:bottom w:w="60" w:type="dxa"/>
-              <w:right w:w="90" w:type="dxa"/>
-            </w:tcMar>
           </w:tcPr>
           <w:p>
             <w:pPr>
@@ -16827,12 +15431,6 @@
               <w:right w:val="single" w:sz="6" w:space="0" w:color="1F3864"/>
             </w:tcBorders>
             <w:shd w:val="clear" w:color="auto" w:fill="4472C4"/>
-            <w:tcMar>
-              <w:top w:w="60" w:type="dxa"/>
-              <w:left w:w="90" w:type="dxa"/>
-              <w:bottom w:w="60" w:type="dxa"/>
-              <w:right w:w="90" w:type="dxa"/>
-            </w:tcMar>
           </w:tcPr>
           <w:p>
             <w:pPr>
@@ -16869,12 +15467,6 @@
               <w:right w:val="single" w:sz="6" w:space="0" w:color="1F3864"/>
             </w:tcBorders>
             <w:shd w:val="clear" w:color="auto" w:fill="D9E2F3"/>
-            <w:tcMar>
-              <w:top w:w="60" w:type="dxa"/>
-              <w:left w:w="90" w:type="dxa"/>
-              <w:bottom w:w="60" w:type="dxa"/>
-              <w:right w:w="90" w:type="dxa"/>
-            </w:tcMar>
           </w:tcPr>
           <w:p>
             <w:pPr>
@@ -16906,12 +15498,6 @@
               <w:right w:val="single" w:sz="6" w:space="0" w:color="1F3864"/>
             </w:tcBorders>
             <w:shd w:val="clear" w:color="auto" w:fill="D9E2F3"/>
-            <w:tcMar>
-              <w:top w:w="60" w:type="dxa"/>
-              <w:left w:w="90" w:type="dxa"/>
-              <w:bottom w:w="60" w:type="dxa"/>
-              <w:right w:w="90" w:type="dxa"/>
-            </w:tcMar>
           </w:tcPr>
           <w:p>
             <w:pPr>
@@ -16944,12 +15530,6 @@
               <w:right w:val="single" w:sz="6" w:space="0" w:color="1F3864"/>
             </w:tcBorders>
             <w:shd w:val="clear" w:color="auto" w:fill="D9E2F3"/>
-            <w:tcMar>
-              <w:top w:w="60" w:type="dxa"/>
-              <w:left w:w="90" w:type="dxa"/>
-              <w:bottom w:w="60" w:type="dxa"/>
-              <w:right w:w="90" w:type="dxa"/>
-            </w:tcMar>
           </w:tcPr>
           <w:p>
             <w:pPr>
@@ -16987,12 +15567,6 @@
               <w:right w:val="single" w:sz="6" w:space="0" w:color="1F3864"/>
             </w:tcBorders>
             <w:shd w:val="clear" w:color="auto" w:fill="4472C4"/>
-            <w:tcMar>
-              <w:top w:w="60" w:type="dxa"/>
-              <w:left w:w="90" w:type="dxa"/>
-              <w:bottom w:w="60" w:type="dxa"/>
-              <w:right w:w="90" w:type="dxa"/>
-            </w:tcMar>
           </w:tcPr>
           <w:p>
             <w:pPr>
@@ -17029,12 +15603,6 @@
               <w:right w:val="single" w:sz="6" w:space="0" w:color="1F3864"/>
             </w:tcBorders>
             <w:shd w:val="clear" w:color="auto" w:fill="D9E2F3"/>
-            <w:tcMar>
-              <w:top w:w="60" w:type="dxa"/>
-              <w:left w:w="90" w:type="dxa"/>
-              <w:bottom w:w="60" w:type="dxa"/>
-              <w:right w:w="90" w:type="dxa"/>
-            </w:tcMar>
           </w:tcPr>
           <w:p>
             <w:pPr>
@@ -17066,12 +15634,6 @@
               <w:right w:val="single" w:sz="6" w:space="0" w:color="1F3864"/>
             </w:tcBorders>
             <w:shd w:val="clear" w:color="auto" w:fill="D9E2F3"/>
-            <w:tcMar>
-              <w:top w:w="60" w:type="dxa"/>
-              <w:left w:w="90" w:type="dxa"/>
-              <w:bottom w:w="60" w:type="dxa"/>
-              <w:right w:w="90" w:type="dxa"/>
-            </w:tcMar>
           </w:tcPr>
           <w:p>
             <w:pPr>
@@ -17104,12 +15666,6 @@
               <w:right w:val="single" w:sz="6" w:space="0" w:color="1F3864"/>
             </w:tcBorders>
             <w:shd w:val="clear" w:color="auto" w:fill="D9E2F3"/>
-            <w:tcMar>
-              <w:top w:w="60" w:type="dxa"/>
-              <w:left w:w="90" w:type="dxa"/>
-              <w:bottom w:w="60" w:type="dxa"/>
-              <w:right w:w="90" w:type="dxa"/>
-            </w:tcMar>
           </w:tcPr>
           <w:p>
             <w:pPr>
@@ -17148,12 +15704,6 @@
               <w:right w:val="single" w:sz="6" w:space="0" w:color="1F3864"/>
             </w:tcBorders>
             <w:shd w:val="clear" w:color="auto" w:fill="4472C4"/>
-            <w:tcMar>
-              <w:top w:w="60" w:type="dxa"/>
-              <w:left w:w="90" w:type="dxa"/>
-              <w:bottom w:w="60" w:type="dxa"/>
-              <w:right w:w="90" w:type="dxa"/>
-            </w:tcMar>
           </w:tcPr>
           <w:p>
             <w:pPr>
@@ -17191,12 +15741,6 @@
               <w:right w:val="single" w:sz="6" w:space="0" w:color="1F3864"/>
             </w:tcBorders>
             <w:shd w:val="clear" w:color="auto" w:fill="4472C4"/>
-            <w:tcMar>
-              <w:top w:w="60" w:type="dxa"/>
-              <w:left w:w="90" w:type="dxa"/>
-              <w:bottom w:w="60" w:type="dxa"/>
-              <w:right w:w="90" w:type="dxa"/>
-            </w:tcMar>
           </w:tcPr>
           <w:p>
             <w:pPr>
@@ -17240,12 +15784,6 @@
               <w:right w:val="single" w:sz="6" w:space="0" w:color="1F3864"/>
             </w:tcBorders>
             <w:shd w:val="clear" w:color="auto" w:fill="D9E2F3"/>
-            <w:tcMar>
-              <w:top w:w="60" w:type="dxa"/>
-              <w:left w:w="90" w:type="dxa"/>
-              <w:bottom w:w="60" w:type="dxa"/>
-              <w:right w:w="90" w:type="dxa"/>
-            </w:tcMar>
           </w:tcPr>
           <w:p>
             <w:pPr>
@@ -17295,12 +15833,6 @@
               <w:right w:val="single" w:sz="6" w:space="0" w:color="1F3864"/>
             </w:tcBorders>
             <w:shd w:val="clear" w:color="auto" w:fill="4472C4"/>
-            <w:tcMar>
-              <w:top w:w="60" w:type="dxa"/>
-              <w:left w:w="90" w:type="dxa"/>
-              <w:bottom w:w="60" w:type="dxa"/>
-              <w:right w:w="90" w:type="dxa"/>
-            </w:tcMar>
           </w:tcPr>
           <w:p>
             <w:pPr>
@@ -17347,12 +15879,6 @@
               <w:right w:val="single" w:sz="6" w:space="0" w:color="1F3864"/>
             </w:tcBorders>
             <w:shd w:val="clear" w:color="auto" w:fill="4472C4"/>
-            <w:tcMar>
-              <w:top w:w="60" w:type="dxa"/>
-              <w:left w:w="90" w:type="dxa"/>
-              <w:bottom w:w="60" w:type="dxa"/>
-              <w:right w:w="90" w:type="dxa"/>
-            </w:tcMar>
           </w:tcPr>
           <w:p>
             <w:pPr>
@@ -17394,12 +15920,6 @@
               <w:right w:val="single" w:sz="6" w:space="0" w:color="1F3864"/>
             </w:tcBorders>
             <w:shd w:val="clear" w:color="auto" w:fill="4472C4"/>
-            <w:tcMar>
-              <w:top w:w="60" w:type="dxa"/>
-              <w:left w:w="90" w:type="dxa"/>
-              <w:bottom w:w="60" w:type="dxa"/>
-              <w:right w:w="90" w:type="dxa"/>
-            </w:tcMar>
           </w:tcPr>
           <w:p>
             <w:pPr>
@@ -17440,12 +15960,6 @@
               <w:right w:val="single" w:sz="6" w:space="0" w:color="1F3864"/>
             </w:tcBorders>
             <w:shd w:val="clear" w:color="auto" w:fill="4472C4"/>
-            <w:tcMar>
-              <w:top w:w="60" w:type="dxa"/>
-              <w:left w:w="90" w:type="dxa"/>
-              <w:bottom w:w="60" w:type="dxa"/>
-              <w:right w:w="90" w:type="dxa"/>
-            </w:tcMar>
           </w:tcPr>
           <w:p>
             <w:pPr>
@@ -17487,12 +16001,6 @@
               <w:right w:val="single" w:sz="6" w:space="0" w:color="1F3864"/>
             </w:tcBorders>
             <w:shd w:val="clear" w:color="auto" w:fill="4472C4"/>
-            <w:tcMar>
-              <w:top w:w="60" w:type="dxa"/>
-              <w:left w:w="90" w:type="dxa"/>
-              <w:bottom w:w="60" w:type="dxa"/>
-              <w:right w:w="90" w:type="dxa"/>
-            </w:tcMar>
           </w:tcPr>
           <w:p>
             <w:pPr>
@@ -17539,12 +16047,6 @@
               <w:right w:val="single" w:sz="6" w:space="0" w:color="1F3864"/>
             </w:tcBorders>
             <w:shd w:val="clear" w:color="auto" w:fill="4472C4"/>
-            <w:tcMar>
-              <w:top w:w="60" w:type="dxa"/>
-              <w:left w:w="90" w:type="dxa"/>
-              <w:bottom w:w="60" w:type="dxa"/>
-              <w:right w:w="90" w:type="dxa"/>
-            </w:tcMar>
           </w:tcPr>
           <w:p>
             <w:pPr>
@@ -17581,12 +16083,6 @@
               <w:right w:val="single" w:sz="6" w:space="0" w:color="1F3864"/>
             </w:tcBorders>
             <w:shd w:val="clear" w:color="auto" w:fill="D9E2F3"/>
-            <w:tcMar>
-              <w:top w:w="60" w:type="dxa"/>
-              <w:left w:w="90" w:type="dxa"/>
-              <w:bottom w:w="60" w:type="dxa"/>
-              <w:right w:w="90" w:type="dxa"/>
-            </w:tcMar>
           </w:tcPr>
           <w:p>
             <w:pPr>
@@ -17618,12 +16114,6 @@
               <w:right w:val="single" w:sz="6" w:space="0" w:color="1F3864"/>
             </w:tcBorders>
             <w:shd w:val="clear" w:color="auto" w:fill="D9E2F3"/>
-            <w:tcMar>
-              <w:top w:w="60" w:type="dxa"/>
-              <w:left w:w="90" w:type="dxa"/>
-              <w:bottom w:w="60" w:type="dxa"/>
-              <w:right w:w="90" w:type="dxa"/>
-            </w:tcMar>
           </w:tcPr>
           <w:p>
             <w:pPr>
@@ -17656,12 +16146,6 @@
               <w:right w:val="single" w:sz="6" w:space="0" w:color="1F3864"/>
             </w:tcBorders>
             <w:shd w:val="clear" w:color="auto" w:fill="D9E2F3"/>
-            <w:tcMar>
-              <w:top w:w="60" w:type="dxa"/>
-              <w:left w:w="90" w:type="dxa"/>
-              <w:bottom w:w="60" w:type="dxa"/>
-              <w:right w:w="90" w:type="dxa"/>
-            </w:tcMar>
           </w:tcPr>
           <w:p>
             <w:pPr>
@@ -17699,12 +16183,6 @@
               <w:right w:val="single" w:sz="6" w:space="0" w:color="1F3864"/>
             </w:tcBorders>
             <w:shd w:val="clear" w:color="auto" w:fill="4472C4"/>
-            <w:tcMar>
-              <w:top w:w="60" w:type="dxa"/>
-              <w:left w:w="90" w:type="dxa"/>
-              <w:bottom w:w="60" w:type="dxa"/>
-              <w:right w:w="90" w:type="dxa"/>
-            </w:tcMar>
           </w:tcPr>
           <w:p>
             <w:pPr>
@@ -17742,12 +16220,6 @@
               <w:right w:val="single" w:sz="6" w:space="0" w:color="1F3864"/>
             </w:tcBorders>
             <w:shd w:val="clear" w:color="auto" w:fill="D9E2F3"/>
-            <w:tcMar>
-              <w:top w:w="60" w:type="dxa"/>
-              <w:left w:w="90" w:type="dxa"/>
-              <w:bottom w:w="60" w:type="dxa"/>
-              <w:right w:w="90" w:type="dxa"/>
-            </w:tcMar>
           </w:tcPr>
           <w:p>
             <w:pPr>
@@ -17779,12 +16251,6 @@
               <w:right w:val="single" w:sz="6" w:space="0" w:color="1F3864"/>
             </w:tcBorders>
             <w:shd w:val="clear" w:color="auto" w:fill="D9E2F3"/>
-            <w:tcMar>
-              <w:top w:w="60" w:type="dxa"/>
-              <w:left w:w="90" w:type="dxa"/>
-              <w:bottom w:w="60" w:type="dxa"/>
-              <w:right w:w="90" w:type="dxa"/>
-            </w:tcMar>
           </w:tcPr>
           <w:p>
             <w:pPr>
@@ -17817,12 +16283,6 @@
               <w:right w:val="single" w:sz="6" w:space="0" w:color="1F3864"/>
             </w:tcBorders>
             <w:shd w:val="clear" w:color="auto" w:fill="D9E2F3"/>
-            <w:tcMar>
-              <w:top w:w="60" w:type="dxa"/>
-              <w:left w:w="90" w:type="dxa"/>
-              <w:bottom w:w="60" w:type="dxa"/>
-              <w:right w:w="90" w:type="dxa"/>
-            </w:tcMar>
           </w:tcPr>
           <w:p>
             <w:pPr>
@@ -17861,12 +16321,6 @@
               <w:right w:val="single" w:sz="6" w:space="0" w:color="1F3864"/>
             </w:tcBorders>
             <w:shd w:val="clear" w:color="auto" w:fill="D9E2F3"/>
-            <w:tcMar>
-              <w:top w:w="60" w:type="dxa"/>
-              <w:left w:w="90" w:type="dxa"/>
-              <w:bottom w:w="60" w:type="dxa"/>
-              <w:right w:w="90" w:type="dxa"/>
-            </w:tcMar>
           </w:tcPr>
           <w:p>
             <w:pPr>
@@ -17936,12 +16390,6 @@
               <w:right w:val="single" w:sz="6" w:space="0" w:color="1F3864"/>
             </w:tcBorders>
             <w:shd w:val="clear" w:color="auto" w:fill="4472C4"/>
-            <w:tcMar>
-              <w:top w:w="60" w:type="dxa"/>
-              <w:left w:w="90" w:type="dxa"/>
-              <w:bottom w:w="60" w:type="dxa"/>
-              <w:right w:w="90" w:type="dxa"/>
-            </w:tcMar>
           </w:tcPr>
           <w:p>
             <w:pPr>
@@ -17988,12 +16436,6 @@
               <w:right w:val="single" w:sz="6" w:space="0" w:color="1F3864"/>
             </w:tcBorders>
             <w:shd w:val="clear" w:color="auto" w:fill="4472C4"/>
-            <w:tcMar>
-              <w:top w:w="60" w:type="dxa"/>
-              <w:left w:w="90" w:type="dxa"/>
-              <w:bottom w:w="60" w:type="dxa"/>
-              <w:right w:w="90" w:type="dxa"/>
-            </w:tcMar>
           </w:tcPr>
           <w:p>
             <w:pPr>
@@ -18035,12 +16477,6 @@
               <w:right w:val="single" w:sz="6" w:space="0" w:color="1F3864"/>
             </w:tcBorders>
             <w:shd w:val="clear" w:color="auto" w:fill="4472C4"/>
-            <w:tcMar>
-              <w:top w:w="60" w:type="dxa"/>
-              <w:left w:w="90" w:type="dxa"/>
-              <w:bottom w:w="60" w:type="dxa"/>
-              <w:right w:w="90" w:type="dxa"/>
-            </w:tcMar>
           </w:tcPr>
           <w:p>
             <w:pPr>
@@ -18081,12 +16517,6 @@
               <w:right w:val="single" w:sz="6" w:space="0" w:color="1F3864"/>
             </w:tcBorders>
             <w:shd w:val="clear" w:color="auto" w:fill="4472C4"/>
-            <w:tcMar>
-              <w:top w:w="60" w:type="dxa"/>
-              <w:left w:w="90" w:type="dxa"/>
-              <w:bottom w:w="60" w:type="dxa"/>
-              <w:right w:w="90" w:type="dxa"/>
-            </w:tcMar>
           </w:tcPr>
           <w:p>
             <w:pPr>
@@ -18128,12 +16558,6 @@
               <w:right w:val="single" w:sz="6" w:space="0" w:color="1F3864"/>
             </w:tcBorders>
             <w:shd w:val="clear" w:color="auto" w:fill="4472C4"/>
-            <w:tcMar>
-              <w:top w:w="60" w:type="dxa"/>
-              <w:left w:w="90" w:type="dxa"/>
-              <w:bottom w:w="60" w:type="dxa"/>
-              <w:right w:w="90" w:type="dxa"/>
-            </w:tcMar>
           </w:tcPr>
           <w:p>
             <w:pPr>
@@ -18180,12 +16604,6 @@
               <w:right w:val="single" w:sz="6" w:space="0" w:color="1F3864"/>
             </w:tcBorders>
             <w:shd w:val="clear" w:color="auto" w:fill="4472C4"/>
-            <w:tcMar>
-              <w:top w:w="60" w:type="dxa"/>
-              <w:left w:w="90" w:type="dxa"/>
-              <w:bottom w:w="60" w:type="dxa"/>
-              <w:right w:w="90" w:type="dxa"/>
-            </w:tcMar>
           </w:tcPr>
           <w:p>
             <w:pPr>
@@ -18222,12 +16640,6 @@
               <w:right w:val="single" w:sz="6" w:space="0" w:color="1F3864"/>
             </w:tcBorders>
             <w:shd w:val="clear" w:color="auto" w:fill="D9E2F3"/>
-            <w:tcMar>
-              <w:top w:w="60" w:type="dxa"/>
-              <w:left w:w="90" w:type="dxa"/>
-              <w:bottom w:w="60" w:type="dxa"/>
-              <w:right w:w="90" w:type="dxa"/>
-            </w:tcMar>
           </w:tcPr>
           <w:p>
             <w:pPr>
@@ -18259,12 +16671,6 @@
               <w:right w:val="single" w:sz="6" w:space="0" w:color="1F3864"/>
             </w:tcBorders>
             <w:shd w:val="clear" w:color="auto" w:fill="D9E2F3"/>
-            <w:tcMar>
-              <w:top w:w="60" w:type="dxa"/>
-              <w:left w:w="90" w:type="dxa"/>
-              <w:bottom w:w="60" w:type="dxa"/>
-              <w:right w:w="90" w:type="dxa"/>
-            </w:tcMar>
           </w:tcPr>
           <w:p>
             <w:pPr>
@@ -18297,12 +16703,6 @@
               <w:right w:val="single" w:sz="6" w:space="0" w:color="1F3864"/>
             </w:tcBorders>
             <w:shd w:val="clear" w:color="auto" w:fill="D9E2F3"/>
-            <w:tcMar>
-              <w:top w:w="60" w:type="dxa"/>
-              <w:left w:w="90" w:type="dxa"/>
-              <w:bottom w:w="60" w:type="dxa"/>
-              <w:right w:w="90" w:type="dxa"/>
-            </w:tcMar>
           </w:tcPr>
           <w:p>
             <w:pPr>
@@ -18340,12 +16740,6 @@
               <w:right w:val="single" w:sz="6" w:space="0" w:color="1F3864"/>
             </w:tcBorders>
             <w:shd w:val="clear" w:color="auto" w:fill="4472C4"/>
-            <w:tcMar>
-              <w:top w:w="60" w:type="dxa"/>
-              <w:left w:w="90" w:type="dxa"/>
-              <w:bottom w:w="60" w:type="dxa"/>
-              <w:right w:w="90" w:type="dxa"/>
-            </w:tcMar>
           </w:tcPr>
           <w:p>
             <w:pPr>
@@ -18382,12 +16776,6 @@
               <w:right w:val="single" w:sz="6" w:space="0" w:color="1F3864"/>
             </w:tcBorders>
             <w:shd w:val="clear" w:color="auto" w:fill="D9E2F3"/>
-            <w:tcMar>
-              <w:top w:w="60" w:type="dxa"/>
-              <w:left w:w="90" w:type="dxa"/>
-              <w:bottom w:w="60" w:type="dxa"/>
-              <w:right w:w="90" w:type="dxa"/>
-            </w:tcMar>
           </w:tcPr>
           <w:p>
             <w:pPr>
@@ -18419,12 +16807,6 @@
               <w:right w:val="single" w:sz="6" w:space="0" w:color="1F3864"/>
             </w:tcBorders>
             <w:shd w:val="clear" w:color="auto" w:fill="D9E2F3"/>
-            <w:tcMar>
-              <w:top w:w="60" w:type="dxa"/>
-              <w:left w:w="90" w:type="dxa"/>
-              <w:bottom w:w="60" w:type="dxa"/>
-              <w:right w:w="90" w:type="dxa"/>
-            </w:tcMar>
           </w:tcPr>
           <w:p>
             <w:pPr>
@@ -18457,12 +16839,6 @@
               <w:right w:val="single" w:sz="6" w:space="0" w:color="1F3864"/>
             </w:tcBorders>
             <w:shd w:val="clear" w:color="auto" w:fill="D9E2F3"/>
-            <w:tcMar>
-              <w:top w:w="60" w:type="dxa"/>
-              <w:left w:w="90" w:type="dxa"/>
-              <w:bottom w:w="60" w:type="dxa"/>
-              <w:right w:w="90" w:type="dxa"/>
-            </w:tcMar>
           </w:tcPr>
           <w:p>
             <w:pPr>
@@ -18501,12 +16877,6 @@
               <w:right w:val="single" w:sz="6" w:space="0" w:color="1F3864"/>
             </w:tcBorders>
             <w:shd w:val="clear" w:color="auto" w:fill="D9E2F3"/>
-            <w:tcMar>
-              <w:top w:w="60" w:type="dxa"/>
-              <w:left w:w="90" w:type="dxa"/>
-              <w:bottom w:w="60" w:type="dxa"/>
-              <w:right w:w="90" w:type="dxa"/>
-            </w:tcMar>
           </w:tcPr>
           <w:p>
             <w:pPr>
@@ -18556,12 +16926,6 @@
               <w:right w:val="single" w:sz="6" w:space="0" w:color="1F3864"/>
             </w:tcBorders>
             <w:shd w:val="clear" w:color="auto" w:fill="4472C4"/>
-            <w:tcMar>
-              <w:top w:w="60" w:type="dxa"/>
-              <w:left w:w="90" w:type="dxa"/>
-              <w:bottom w:w="60" w:type="dxa"/>
-              <w:right w:w="90" w:type="dxa"/>
-            </w:tcMar>
           </w:tcPr>
           <w:p>
             <w:pPr>
@@ -18608,12 +16972,6 @@
               <w:right w:val="single" w:sz="6" w:space="0" w:color="1F3864"/>
             </w:tcBorders>
             <w:shd w:val="clear" w:color="auto" w:fill="4472C4"/>
-            <w:tcMar>
-              <w:top w:w="60" w:type="dxa"/>
-              <w:left w:w="90" w:type="dxa"/>
-              <w:bottom w:w="60" w:type="dxa"/>
-              <w:right w:w="90" w:type="dxa"/>
-            </w:tcMar>
           </w:tcPr>
           <w:p>
             <w:pPr>
@@ -18655,12 +17013,6 @@
               <w:right w:val="single" w:sz="6" w:space="0" w:color="1F3864"/>
             </w:tcBorders>
             <w:shd w:val="clear" w:color="auto" w:fill="4472C4"/>
-            <w:tcMar>
-              <w:top w:w="60" w:type="dxa"/>
-              <w:left w:w="90" w:type="dxa"/>
-              <w:bottom w:w="60" w:type="dxa"/>
-              <w:right w:w="90" w:type="dxa"/>
-            </w:tcMar>
           </w:tcPr>
           <w:p>
             <w:pPr>
@@ -18701,12 +17053,6 @@
               <w:right w:val="single" w:sz="6" w:space="0" w:color="1F3864"/>
             </w:tcBorders>
             <w:shd w:val="clear" w:color="auto" w:fill="4472C4"/>
-            <w:tcMar>
-              <w:top w:w="60" w:type="dxa"/>
-              <w:left w:w="90" w:type="dxa"/>
-              <w:bottom w:w="60" w:type="dxa"/>
-              <w:right w:w="90" w:type="dxa"/>
-            </w:tcMar>
           </w:tcPr>
           <w:p>
             <w:pPr>
@@ -18748,12 +17094,6 @@
               <w:right w:val="single" w:sz="6" w:space="0" w:color="1F3864"/>
             </w:tcBorders>
             <w:shd w:val="clear" w:color="auto" w:fill="4472C4"/>
-            <w:tcMar>
-              <w:top w:w="60" w:type="dxa"/>
-              <w:left w:w="90" w:type="dxa"/>
-              <w:bottom w:w="60" w:type="dxa"/>
-              <w:right w:w="90" w:type="dxa"/>
-            </w:tcMar>
           </w:tcPr>
           <w:p>
             <w:pPr>
@@ -18800,12 +17140,6 @@
               <w:right w:val="single" w:sz="6" w:space="0" w:color="1F3864"/>
             </w:tcBorders>
             <w:shd w:val="clear" w:color="auto" w:fill="4472C4"/>
-            <w:tcMar>
-              <w:top w:w="60" w:type="dxa"/>
-              <w:left w:w="90" w:type="dxa"/>
-              <w:bottom w:w="60" w:type="dxa"/>
-              <w:right w:w="90" w:type="dxa"/>
-            </w:tcMar>
           </w:tcPr>
           <w:p>
             <w:pPr>
@@ -18842,12 +17176,6 @@
               <w:right w:val="single" w:sz="6" w:space="0" w:color="1F3864"/>
             </w:tcBorders>
             <w:shd w:val="clear" w:color="auto" w:fill="D9E2F3"/>
-            <w:tcMar>
-              <w:top w:w="60" w:type="dxa"/>
-              <w:left w:w="90" w:type="dxa"/>
-              <w:bottom w:w="60" w:type="dxa"/>
-              <w:right w:w="90" w:type="dxa"/>
-            </w:tcMar>
           </w:tcPr>
           <w:p>
             <w:pPr>
@@ -18879,12 +17207,6 @@
               <w:right w:val="single" w:sz="6" w:space="0" w:color="1F3864"/>
             </w:tcBorders>
             <w:shd w:val="clear" w:color="auto" w:fill="D9E2F3"/>
-            <w:tcMar>
-              <w:top w:w="60" w:type="dxa"/>
-              <w:left w:w="90" w:type="dxa"/>
-              <w:bottom w:w="60" w:type="dxa"/>
-              <w:right w:w="90" w:type="dxa"/>
-            </w:tcMar>
           </w:tcPr>
           <w:p>
             <w:pPr>
@@ -18917,12 +17239,6 @@
               <w:right w:val="single" w:sz="6" w:space="0" w:color="1F3864"/>
             </w:tcBorders>
             <w:shd w:val="clear" w:color="auto" w:fill="D9E2F3"/>
-            <w:tcMar>
-              <w:top w:w="60" w:type="dxa"/>
-              <w:left w:w="90" w:type="dxa"/>
-              <w:bottom w:w="60" w:type="dxa"/>
-              <w:right w:w="90" w:type="dxa"/>
-            </w:tcMar>
           </w:tcPr>
           <w:p>
             <w:pPr>
@@ -18960,12 +17276,6 @@
               <w:right w:val="single" w:sz="6" w:space="0" w:color="1F3864"/>
             </w:tcBorders>
             <w:shd w:val="clear" w:color="auto" w:fill="4472C4"/>
-            <w:tcMar>
-              <w:top w:w="60" w:type="dxa"/>
-              <w:left w:w="90" w:type="dxa"/>
-              <w:bottom w:w="60" w:type="dxa"/>
-              <w:right w:w="90" w:type="dxa"/>
-            </w:tcMar>
           </w:tcPr>
           <w:p>
             <w:pPr>
@@ -19002,12 +17312,6 @@
               <w:right w:val="single" w:sz="6" w:space="0" w:color="1F3864"/>
             </w:tcBorders>
             <w:shd w:val="clear" w:color="auto" w:fill="D9E2F3"/>
-            <w:tcMar>
-              <w:top w:w="60" w:type="dxa"/>
-              <w:left w:w="90" w:type="dxa"/>
-              <w:bottom w:w="60" w:type="dxa"/>
-              <w:right w:w="90" w:type="dxa"/>
-            </w:tcMar>
           </w:tcPr>
           <w:p>
             <w:pPr>
@@ -19039,12 +17343,6 @@
               <w:right w:val="single" w:sz="6" w:space="0" w:color="1F3864"/>
             </w:tcBorders>
             <w:shd w:val="clear" w:color="auto" w:fill="D9E2F3"/>
-            <w:tcMar>
-              <w:top w:w="60" w:type="dxa"/>
-              <w:left w:w="90" w:type="dxa"/>
-              <w:bottom w:w="60" w:type="dxa"/>
-              <w:right w:w="90" w:type="dxa"/>
-            </w:tcMar>
           </w:tcPr>
           <w:p>
             <w:pPr>
@@ -19077,12 +17375,6 @@
               <w:right w:val="single" w:sz="6" w:space="0" w:color="1F3864"/>
             </w:tcBorders>
             <w:shd w:val="clear" w:color="auto" w:fill="D9E2F3"/>
-            <w:tcMar>
-              <w:top w:w="60" w:type="dxa"/>
-              <w:left w:w="90" w:type="dxa"/>
-              <w:bottom w:w="60" w:type="dxa"/>
-              <w:right w:w="90" w:type="dxa"/>
-            </w:tcMar>
           </w:tcPr>
           <w:p>
             <w:pPr>
@@ -19121,12 +17413,6 @@
               <w:right w:val="single" w:sz="6" w:space="0" w:color="1F3864"/>
             </w:tcBorders>
             <w:shd w:val="clear" w:color="auto" w:fill="D9E2F3"/>
-            <w:tcMar>
-              <w:top w:w="60" w:type="dxa"/>
-              <w:left w:w="90" w:type="dxa"/>
-              <w:bottom w:w="60" w:type="dxa"/>
-              <w:right w:w="90" w:type="dxa"/>
-            </w:tcMar>
           </w:tcPr>
           <w:p>
             <w:pPr>
@@ -19176,12 +17462,6 @@
               <w:right w:val="single" w:sz="6" w:space="0" w:color="1F3864"/>
             </w:tcBorders>
             <w:shd w:val="clear" w:color="auto" w:fill="4472C4"/>
-            <w:tcMar>
-              <w:top w:w="60" w:type="dxa"/>
-              <w:left w:w="90" w:type="dxa"/>
-              <w:bottom w:w="60" w:type="dxa"/>
-              <w:right w:w="90" w:type="dxa"/>
-            </w:tcMar>
           </w:tcPr>
           <w:p>
             <w:pPr>
@@ -19228,12 +17508,6 @@
               <w:right w:val="single" w:sz="6" w:space="0" w:color="1F3864"/>
             </w:tcBorders>
             <w:shd w:val="clear" w:color="auto" w:fill="4472C4"/>
-            <w:tcMar>
-              <w:top w:w="60" w:type="dxa"/>
-              <w:left w:w="90" w:type="dxa"/>
-              <w:bottom w:w="60" w:type="dxa"/>
-              <w:right w:w="90" w:type="dxa"/>
-            </w:tcMar>
           </w:tcPr>
           <w:p>
             <w:pPr>
@@ -19275,12 +17549,6 @@
               <w:right w:val="single" w:sz="6" w:space="0" w:color="1F3864"/>
             </w:tcBorders>
             <w:shd w:val="clear" w:color="auto" w:fill="4472C4"/>
-            <w:tcMar>
-              <w:top w:w="60" w:type="dxa"/>
-              <w:left w:w="90" w:type="dxa"/>
-              <w:bottom w:w="60" w:type="dxa"/>
-              <w:right w:w="90" w:type="dxa"/>
-            </w:tcMar>
           </w:tcPr>
           <w:p>
             <w:pPr>
@@ -19321,12 +17589,6 @@
               <w:right w:val="single" w:sz="6" w:space="0" w:color="1F3864"/>
             </w:tcBorders>
             <w:shd w:val="clear" w:color="auto" w:fill="4472C4"/>
-            <w:tcMar>
-              <w:top w:w="60" w:type="dxa"/>
-              <w:left w:w="90" w:type="dxa"/>
-              <w:bottom w:w="60" w:type="dxa"/>
-              <w:right w:w="90" w:type="dxa"/>
-            </w:tcMar>
           </w:tcPr>
           <w:p>
             <w:pPr>
@@ -19368,12 +17630,6 @@
               <w:right w:val="single" w:sz="6" w:space="0" w:color="1F3864"/>
             </w:tcBorders>
             <w:shd w:val="clear" w:color="auto" w:fill="4472C4"/>
-            <w:tcMar>
-              <w:top w:w="60" w:type="dxa"/>
-              <w:left w:w="90" w:type="dxa"/>
-              <w:bottom w:w="60" w:type="dxa"/>
-              <w:right w:w="90" w:type="dxa"/>
-            </w:tcMar>
           </w:tcPr>
           <w:p>
             <w:pPr>
@@ -19420,12 +17676,6 @@
               <w:right w:val="single" w:sz="6" w:space="0" w:color="1F3864"/>
             </w:tcBorders>
             <w:shd w:val="clear" w:color="auto" w:fill="4472C4"/>
-            <w:tcMar>
-              <w:top w:w="60" w:type="dxa"/>
-              <w:left w:w="90" w:type="dxa"/>
-              <w:bottom w:w="60" w:type="dxa"/>
-              <w:right w:w="90" w:type="dxa"/>
-            </w:tcMar>
           </w:tcPr>
           <w:p>
             <w:pPr>
@@ -19462,12 +17712,6 @@
               <w:right w:val="single" w:sz="6" w:space="0" w:color="1F3864"/>
             </w:tcBorders>
             <w:shd w:val="clear" w:color="auto" w:fill="D9E2F3"/>
-            <w:tcMar>
-              <w:top w:w="60" w:type="dxa"/>
-              <w:left w:w="90" w:type="dxa"/>
-              <w:bottom w:w="60" w:type="dxa"/>
-              <w:right w:w="90" w:type="dxa"/>
-            </w:tcMar>
           </w:tcPr>
           <w:p>
             <w:pPr>
@@ -19499,12 +17743,6 @@
               <w:right w:val="single" w:sz="6" w:space="0" w:color="1F3864"/>
             </w:tcBorders>
             <w:shd w:val="clear" w:color="auto" w:fill="D9E2F3"/>
-            <w:tcMar>
-              <w:top w:w="60" w:type="dxa"/>
-              <w:left w:w="90" w:type="dxa"/>
-              <w:bottom w:w="60" w:type="dxa"/>
-              <w:right w:w="90" w:type="dxa"/>
-            </w:tcMar>
           </w:tcPr>
           <w:p>
             <w:pPr>
@@ -19547,12 +17785,6 @@
               <w:right w:val="single" w:sz="6" w:space="0" w:color="1F3864"/>
             </w:tcBorders>
             <w:shd w:val="clear" w:color="auto" w:fill="D9E2F3"/>
-            <w:tcMar>
-              <w:top w:w="60" w:type="dxa"/>
-              <w:left w:w="90" w:type="dxa"/>
-              <w:bottom w:w="60" w:type="dxa"/>
-              <w:right w:w="90" w:type="dxa"/>
-            </w:tcMar>
           </w:tcPr>
           <w:p>
             <w:pPr>
@@ -19590,12 +17822,6 @@
               <w:right w:val="single" w:sz="6" w:space="0" w:color="1F3864"/>
             </w:tcBorders>
             <w:shd w:val="clear" w:color="auto" w:fill="4472C4"/>
-            <w:tcMar>
-              <w:top w:w="60" w:type="dxa"/>
-              <w:left w:w="90" w:type="dxa"/>
-              <w:bottom w:w="60" w:type="dxa"/>
-              <w:right w:w="90" w:type="dxa"/>
-            </w:tcMar>
           </w:tcPr>
           <w:p>
             <w:pPr>
@@ -19632,12 +17858,6 @@
               <w:right w:val="single" w:sz="6" w:space="0" w:color="1F3864"/>
             </w:tcBorders>
             <w:shd w:val="clear" w:color="auto" w:fill="D9E2F3"/>
-            <w:tcMar>
-              <w:top w:w="60" w:type="dxa"/>
-              <w:left w:w="90" w:type="dxa"/>
-              <w:bottom w:w="60" w:type="dxa"/>
-              <w:right w:w="90" w:type="dxa"/>
-            </w:tcMar>
           </w:tcPr>
           <w:p>
             <w:pPr>
@@ -19669,12 +17889,6 @@
               <w:right w:val="single" w:sz="6" w:space="0" w:color="1F3864"/>
             </w:tcBorders>
             <w:shd w:val="clear" w:color="auto" w:fill="D9E2F3"/>
-            <w:tcMar>
-              <w:top w:w="60" w:type="dxa"/>
-              <w:left w:w="90" w:type="dxa"/>
-              <w:bottom w:w="60" w:type="dxa"/>
-              <w:right w:w="90" w:type="dxa"/>
-            </w:tcMar>
           </w:tcPr>
           <w:p>
             <w:pPr>
@@ -19707,12 +17921,6 @@
               <w:right w:val="single" w:sz="6" w:space="0" w:color="1F3864"/>
             </w:tcBorders>
             <w:shd w:val="clear" w:color="auto" w:fill="D9E2F3"/>
-            <w:tcMar>
-              <w:top w:w="60" w:type="dxa"/>
-              <w:left w:w="90" w:type="dxa"/>
-              <w:bottom w:w="60" w:type="dxa"/>
-              <w:right w:w="90" w:type="dxa"/>
-            </w:tcMar>
           </w:tcPr>
           <w:p>
             <w:pPr>
@@ -19750,12 +17958,6 @@
               <w:right w:val="single" w:sz="6" w:space="0" w:color="1F3864"/>
             </w:tcBorders>
             <w:shd w:val="clear" w:color="auto" w:fill="4472C4"/>
-            <w:tcMar>
-              <w:top w:w="60" w:type="dxa"/>
-              <w:left w:w="90" w:type="dxa"/>
-              <w:bottom w:w="60" w:type="dxa"/>
-              <w:right w:w="90" w:type="dxa"/>
-            </w:tcMar>
           </w:tcPr>
           <w:p>
             <w:pPr>
@@ -19792,12 +17994,6 @@
               <w:right w:val="single" w:sz="6" w:space="0" w:color="1F3864"/>
             </w:tcBorders>
             <w:shd w:val="clear" w:color="auto" w:fill="D9E2F3"/>
-            <w:tcMar>
-              <w:top w:w="60" w:type="dxa"/>
-              <w:left w:w="90" w:type="dxa"/>
-              <w:bottom w:w="60" w:type="dxa"/>
-              <w:right w:w="90" w:type="dxa"/>
-            </w:tcMar>
           </w:tcPr>
           <w:p>
             <w:pPr>
@@ -19829,12 +18025,6 @@
               <w:right w:val="single" w:sz="6" w:space="0" w:color="1F3864"/>
             </w:tcBorders>
             <w:shd w:val="clear" w:color="auto" w:fill="D9E2F3"/>
-            <w:tcMar>
-              <w:top w:w="60" w:type="dxa"/>
-              <w:left w:w="90" w:type="dxa"/>
-              <w:bottom w:w="60" w:type="dxa"/>
-              <w:right w:w="90" w:type="dxa"/>
-            </w:tcMar>
           </w:tcPr>
           <w:p>
             <w:pPr>
@@ -19867,12 +18057,6 @@
               <w:right w:val="single" w:sz="6" w:space="0" w:color="1F3864"/>
             </w:tcBorders>
             <w:shd w:val="clear" w:color="auto" w:fill="D9E2F3"/>
-            <w:tcMar>
-              <w:top w:w="60" w:type="dxa"/>
-              <w:left w:w="90" w:type="dxa"/>
-              <w:bottom w:w="60" w:type="dxa"/>
-              <w:right w:w="90" w:type="dxa"/>
-            </w:tcMar>
           </w:tcPr>
           <w:p>
             <w:pPr>
@@ -19919,12 +18103,6 @@
               <w:right w:val="single" w:sz="6" w:space="0" w:color="1F3864"/>
             </w:tcBorders>
             <w:shd w:val="clear" w:color="auto" w:fill="4472C4"/>
-            <w:tcMar>
-              <w:top w:w="60" w:type="dxa"/>
-              <w:left w:w="90" w:type="dxa"/>
-              <w:bottom w:w="60" w:type="dxa"/>
-              <w:right w:w="90" w:type="dxa"/>
-            </w:tcMar>
           </w:tcPr>
           <w:p>
             <w:pPr>
@@ -19962,12 +18140,6 @@
               <w:right w:val="single" w:sz="6" w:space="0" w:color="1F3864"/>
             </w:tcBorders>
             <w:shd w:val="clear" w:color="auto" w:fill="4472C4"/>
-            <w:tcMar>
-              <w:top w:w="60" w:type="dxa"/>
-              <w:left w:w="90" w:type="dxa"/>
-              <w:bottom w:w="60" w:type="dxa"/>
-              <w:right w:w="90" w:type="dxa"/>
-            </w:tcMar>
           </w:tcPr>
           <w:p>
             <w:pPr>
@@ -20011,12 +18183,6 @@
               <w:right w:val="single" w:sz="6" w:space="0" w:color="1F3864"/>
             </w:tcBorders>
             <w:shd w:val="clear" w:color="auto" w:fill="D9E2F3"/>
-            <w:tcMar>
-              <w:top w:w="60" w:type="dxa"/>
-              <w:left w:w="90" w:type="dxa"/>
-              <w:bottom w:w="60" w:type="dxa"/>
-              <w:right w:w="90" w:type="dxa"/>
-            </w:tcMar>
           </w:tcPr>
           <w:p>
             <w:pPr>
@@ -20066,12 +18232,6 @@
               <w:right w:val="single" w:sz="6" w:space="0" w:color="1F3864"/>
             </w:tcBorders>
             <w:shd w:val="clear" w:color="auto" w:fill="4472C4"/>
-            <w:tcMar>
-              <w:top w:w="60" w:type="dxa"/>
-              <w:left w:w="90" w:type="dxa"/>
-              <w:bottom w:w="60" w:type="dxa"/>
-              <w:right w:w="90" w:type="dxa"/>
-            </w:tcMar>
           </w:tcPr>
           <w:p>
             <w:pPr>
@@ -20118,12 +18278,6 @@
               <w:right w:val="single" w:sz="6" w:space="0" w:color="1F3864"/>
             </w:tcBorders>
             <w:shd w:val="clear" w:color="auto" w:fill="4472C4"/>
-            <w:tcMar>
-              <w:top w:w="60" w:type="dxa"/>
-              <w:left w:w="90" w:type="dxa"/>
-              <w:bottom w:w="60" w:type="dxa"/>
-              <w:right w:w="90" w:type="dxa"/>
-            </w:tcMar>
           </w:tcPr>
           <w:p>
             <w:pPr>
@@ -20165,12 +18319,6 @@
               <w:right w:val="single" w:sz="6" w:space="0" w:color="1F3864"/>
             </w:tcBorders>
             <w:shd w:val="clear" w:color="auto" w:fill="4472C4"/>
-            <w:tcMar>
-              <w:top w:w="60" w:type="dxa"/>
-              <w:left w:w="90" w:type="dxa"/>
-              <w:bottom w:w="60" w:type="dxa"/>
-              <w:right w:w="90" w:type="dxa"/>
-            </w:tcMar>
           </w:tcPr>
           <w:p>
             <w:pPr>
@@ -20211,12 +18359,6 @@
               <w:right w:val="single" w:sz="6" w:space="0" w:color="1F3864"/>
             </w:tcBorders>
             <w:shd w:val="clear" w:color="auto" w:fill="4472C4"/>
-            <w:tcMar>
-              <w:top w:w="60" w:type="dxa"/>
-              <w:left w:w="90" w:type="dxa"/>
-              <w:bottom w:w="60" w:type="dxa"/>
-              <w:right w:w="90" w:type="dxa"/>
-            </w:tcMar>
           </w:tcPr>
           <w:p>
             <w:pPr>
@@ -20258,12 +18400,6 @@
               <w:right w:val="single" w:sz="6" w:space="0" w:color="1F3864"/>
             </w:tcBorders>
             <w:shd w:val="clear" w:color="auto" w:fill="4472C4"/>
-            <w:tcMar>
-              <w:top w:w="60" w:type="dxa"/>
-              <w:left w:w="90" w:type="dxa"/>
-              <w:bottom w:w="60" w:type="dxa"/>
-              <w:right w:w="90" w:type="dxa"/>
-            </w:tcMar>
           </w:tcPr>
           <w:p>
             <w:pPr>
@@ -20310,12 +18446,6 @@
               <w:right w:val="single" w:sz="6" w:space="0" w:color="1F3864"/>
             </w:tcBorders>
             <w:shd w:val="clear" w:color="auto" w:fill="4472C4"/>
-            <w:tcMar>
-              <w:top w:w="60" w:type="dxa"/>
-              <w:left w:w="90" w:type="dxa"/>
-              <w:bottom w:w="60" w:type="dxa"/>
-              <w:right w:w="90" w:type="dxa"/>
-            </w:tcMar>
           </w:tcPr>
           <w:p>
             <w:pPr>
@@ -20352,12 +18482,6 @@
               <w:right w:val="single" w:sz="6" w:space="0" w:color="1F3864"/>
             </w:tcBorders>
             <w:shd w:val="clear" w:color="auto" w:fill="D9E2F3"/>
-            <w:tcMar>
-              <w:top w:w="60" w:type="dxa"/>
-              <w:left w:w="90" w:type="dxa"/>
-              <w:bottom w:w="60" w:type="dxa"/>
-              <w:right w:w="90" w:type="dxa"/>
-            </w:tcMar>
           </w:tcPr>
           <w:p>
             <w:pPr>
@@ -20389,12 +18513,6 @@
               <w:right w:val="single" w:sz="6" w:space="0" w:color="1F3864"/>
             </w:tcBorders>
             <w:shd w:val="clear" w:color="auto" w:fill="D9E2F3"/>
-            <w:tcMar>
-              <w:top w:w="60" w:type="dxa"/>
-              <w:left w:w="90" w:type="dxa"/>
-              <w:bottom w:w="60" w:type="dxa"/>
-              <w:right w:w="90" w:type="dxa"/>
-            </w:tcMar>
           </w:tcPr>
           <w:p>
             <w:pPr>
@@ -20427,12 +18545,6 @@
               <w:right w:val="single" w:sz="6" w:space="0" w:color="1F3864"/>
             </w:tcBorders>
             <w:shd w:val="clear" w:color="auto" w:fill="D9E2F3"/>
-            <w:tcMar>
-              <w:top w:w="60" w:type="dxa"/>
-              <w:left w:w="90" w:type="dxa"/>
-              <w:bottom w:w="60" w:type="dxa"/>
-              <w:right w:w="90" w:type="dxa"/>
-            </w:tcMar>
           </w:tcPr>
           <w:p>
             <w:pPr>
@@ -20470,12 +18582,6 @@
               <w:right w:val="single" w:sz="6" w:space="0" w:color="1F3864"/>
             </w:tcBorders>
             <w:shd w:val="clear" w:color="auto" w:fill="4472C4"/>
-            <w:tcMar>
-              <w:top w:w="60" w:type="dxa"/>
-              <w:left w:w="90" w:type="dxa"/>
-              <w:bottom w:w="60" w:type="dxa"/>
-              <w:right w:w="90" w:type="dxa"/>
-            </w:tcMar>
           </w:tcPr>
           <w:p>
             <w:pPr>
@@ -20513,12 +18619,6 @@
               <w:right w:val="single" w:sz="6" w:space="0" w:color="1F3864"/>
             </w:tcBorders>
             <w:shd w:val="clear" w:color="auto" w:fill="D9E2F3"/>
-            <w:tcMar>
-              <w:top w:w="60" w:type="dxa"/>
-              <w:left w:w="90" w:type="dxa"/>
-              <w:bottom w:w="60" w:type="dxa"/>
-              <w:right w:w="90" w:type="dxa"/>
-            </w:tcMar>
           </w:tcPr>
           <w:p>
             <w:pPr>
@@ -20550,12 +18650,6 @@
               <w:right w:val="single" w:sz="6" w:space="0" w:color="1F3864"/>
             </w:tcBorders>
             <w:shd w:val="clear" w:color="auto" w:fill="D9E2F3"/>
-            <w:tcMar>
-              <w:top w:w="60" w:type="dxa"/>
-              <w:left w:w="90" w:type="dxa"/>
-              <w:bottom w:w="60" w:type="dxa"/>
-              <w:right w:w="90" w:type="dxa"/>
-            </w:tcMar>
           </w:tcPr>
           <w:p>
             <w:pPr>
@@ -20588,12 +18682,6 @@
               <w:right w:val="single" w:sz="6" w:space="0" w:color="1F3864"/>
             </w:tcBorders>
             <w:shd w:val="clear" w:color="auto" w:fill="D9E2F3"/>
-            <w:tcMar>
-              <w:top w:w="60" w:type="dxa"/>
-              <w:left w:w="90" w:type="dxa"/>
-              <w:bottom w:w="60" w:type="dxa"/>
-              <w:right w:w="90" w:type="dxa"/>
-            </w:tcMar>
           </w:tcPr>
           <w:p>
             <w:pPr>
@@ -20632,12 +18720,6 @@
               <w:right w:val="single" w:sz="6" w:space="0" w:color="1F3864"/>
             </w:tcBorders>
             <w:shd w:val="clear" w:color="auto" w:fill="D9E2F3"/>
-            <w:tcMar>
-              <w:top w:w="60" w:type="dxa"/>
-              <w:left w:w="90" w:type="dxa"/>
-              <w:bottom w:w="60" w:type="dxa"/>
-              <w:right w:w="90" w:type="dxa"/>
-            </w:tcMar>
           </w:tcPr>
           <w:p>
             <w:pPr>
@@ -20687,12 +18769,6 @@
               <w:right w:val="single" w:sz="6" w:space="0" w:color="1F3864"/>
             </w:tcBorders>
             <w:shd w:val="clear" w:color="auto" w:fill="4472C4"/>
-            <w:tcMar>
-              <w:top w:w="60" w:type="dxa"/>
-              <w:left w:w="90" w:type="dxa"/>
-              <w:bottom w:w="60" w:type="dxa"/>
-              <w:right w:w="90" w:type="dxa"/>
-            </w:tcMar>
           </w:tcPr>
           <w:p>
             <w:pPr>
@@ -20739,12 +18815,6 @@
               <w:right w:val="single" w:sz="6" w:space="0" w:color="1F3864"/>
             </w:tcBorders>
             <w:shd w:val="clear" w:color="auto" w:fill="4472C4"/>
-            <w:tcMar>
-              <w:top w:w="60" w:type="dxa"/>
-              <w:left w:w="90" w:type="dxa"/>
-              <w:bottom w:w="60" w:type="dxa"/>
-              <w:right w:w="90" w:type="dxa"/>
-            </w:tcMar>
           </w:tcPr>
           <w:p>
             <w:pPr>
@@ -20786,12 +18856,6 @@
               <w:right w:val="single" w:sz="6" w:space="0" w:color="1F3864"/>
             </w:tcBorders>
             <w:shd w:val="clear" w:color="auto" w:fill="4472C4"/>
-            <w:tcMar>
-              <w:top w:w="60" w:type="dxa"/>
-              <w:left w:w="90" w:type="dxa"/>
-              <w:bottom w:w="60" w:type="dxa"/>
-              <w:right w:w="90" w:type="dxa"/>
-            </w:tcMar>
           </w:tcPr>
           <w:p>
             <w:pPr>
@@ -20832,12 +18896,6 @@
               <w:right w:val="single" w:sz="6" w:space="0" w:color="1F3864"/>
             </w:tcBorders>
             <w:shd w:val="clear" w:color="auto" w:fill="4472C4"/>
-            <w:tcMar>
-              <w:top w:w="60" w:type="dxa"/>
-              <w:left w:w="90" w:type="dxa"/>
-              <w:bottom w:w="60" w:type="dxa"/>
-              <w:right w:w="90" w:type="dxa"/>
-            </w:tcMar>
           </w:tcPr>
           <w:p>
             <w:pPr>
@@ -20879,12 +18937,6 @@
               <w:right w:val="single" w:sz="6" w:space="0" w:color="1F3864"/>
             </w:tcBorders>
             <w:shd w:val="clear" w:color="auto" w:fill="4472C4"/>
-            <w:tcMar>
-              <w:top w:w="60" w:type="dxa"/>
-              <w:left w:w="90" w:type="dxa"/>
-              <w:bottom w:w="60" w:type="dxa"/>
-              <w:right w:w="90" w:type="dxa"/>
-            </w:tcMar>
           </w:tcPr>
           <w:p>
             <w:pPr>
@@ -20931,12 +18983,6 @@
               <w:right w:val="single" w:sz="6" w:space="0" w:color="1F3864"/>
             </w:tcBorders>
             <w:shd w:val="clear" w:color="auto" w:fill="4472C4"/>
-            <w:tcMar>
-              <w:top w:w="60" w:type="dxa"/>
-              <w:left w:w="90" w:type="dxa"/>
-              <w:bottom w:w="60" w:type="dxa"/>
-              <w:right w:w="90" w:type="dxa"/>
-            </w:tcMar>
           </w:tcPr>
           <w:p>
             <w:pPr>
@@ -20973,12 +19019,6 @@
               <w:right w:val="single" w:sz="6" w:space="0" w:color="1F3864"/>
             </w:tcBorders>
             <w:shd w:val="clear" w:color="auto" w:fill="D9E2F3"/>
-            <w:tcMar>
-              <w:top w:w="60" w:type="dxa"/>
-              <w:left w:w="90" w:type="dxa"/>
-              <w:bottom w:w="60" w:type="dxa"/>
-              <w:right w:w="90" w:type="dxa"/>
-            </w:tcMar>
           </w:tcPr>
           <w:p>
             <w:pPr>
@@ -21010,12 +19050,6 @@
               <w:right w:val="single" w:sz="6" w:space="0" w:color="1F3864"/>
             </w:tcBorders>
             <w:shd w:val="clear" w:color="auto" w:fill="D9E2F3"/>
-            <w:tcMar>
-              <w:top w:w="60" w:type="dxa"/>
-              <w:left w:w="90" w:type="dxa"/>
-              <w:bottom w:w="60" w:type="dxa"/>
-              <w:right w:w="90" w:type="dxa"/>
-            </w:tcMar>
           </w:tcPr>
           <w:p>
             <w:pPr>
@@ -21048,12 +19082,6 @@
               <w:right w:val="single" w:sz="6" w:space="0" w:color="1F3864"/>
             </w:tcBorders>
             <w:shd w:val="clear" w:color="auto" w:fill="D9E2F3"/>
-            <w:tcMar>
-              <w:top w:w="60" w:type="dxa"/>
-              <w:left w:w="90" w:type="dxa"/>
-              <w:bottom w:w="60" w:type="dxa"/>
-              <w:right w:w="90" w:type="dxa"/>
-            </w:tcMar>
           </w:tcPr>
           <w:p>
             <w:pPr>
@@ -21091,12 +19119,6 @@
               <w:right w:val="single" w:sz="6" w:space="0" w:color="1F3864"/>
             </w:tcBorders>
             <w:shd w:val="clear" w:color="auto" w:fill="4472C4"/>
-            <w:tcMar>
-              <w:top w:w="60" w:type="dxa"/>
-              <w:left w:w="90" w:type="dxa"/>
-              <w:bottom w:w="60" w:type="dxa"/>
-              <w:right w:w="90" w:type="dxa"/>
-            </w:tcMar>
           </w:tcPr>
           <w:p>
             <w:pPr>
@@ -21133,12 +19155,6 @@
               <w:right w:val="single" w:sz="6" w:space="0" w:color="1F3864"/>
             </w:tcBorders>
             <w:shd w:val="clear" w:color="auto" w:fill="D9E2F3"/>
-            <w:tcMar>
-              <w:top w:w="60" w:type="dxa"/>
-              <w:left w:w="90" w:type="dxa"/>
-              <w:bottom w:w="60" w:type="dxa"/>
-              <w:right w:w="90" w:type="dxa"/>
-            </w:tcMar>
           </w:tcPr>
           <w:p>
             <w:pPr>
@@ -21170,12 +19186,6 @@
               <w:right w:val="single" w:sz="6" w:space="0" w:color="1F3864"/>
             </w:tcBorders>
             <w:shd w:val="clear" w:color="auto" w:fill="D9E2F3"/>
-            <w:tcMar>
-              <w:top w:w="60" w:type="dxa"/>
-              <w:left w:w="90" w:type="dxa"/>
-              <w:bottom w:w="60" w:type="dxa"/>
-              <w:right w:w="90" w:type="dxa"/>
-            </w:tcMar>
           </w:tcPr>
           <w:p>
             <w:pPr>
@@ -21208,12 +19218,6 @@
               <w:right w:val="single" w:sz="6" w:space="0" w:color="1F3864"/>
             </w:tcBorders>
             <w:shd w:val="clear" w:color="auto" w:fill="D9E2F3"/>
-            <w:tcMar>
-              <w:top w:w="60" w:type="dxa"/>
-              <w:left w:w="90" w:type="dxa"/>
-              <w:bottom w:w="60" w:type="dxa"/>
-              <w:right w:w="90" w:type="dxa"/>
-            </w:tcMar>
           </w:tcPr>
           <w:p>
             <w:pPr>
@@ -21252,12 +19256,6 @@
               <w:right w:val="single" w:sz="6" w:space="0" w:color="1F3864"/>
             </w:tcBorders>
             <w:shd w:val="clear" w:color="auto" w:fill="D9E2F3"/>
-            <w:tcMar>
-              <w:top w:w="60" w:type="dxa"/>
-              <w:left w:w="90" w:type="dxa"/>
-              <w:bottom w:w="60" w:type="dxa"/>
-              <w:right w:w="90" w:type="dxa"/>
-            </w:tcMar>
           </w:tcPr>
           <w:p>
             <w:pPr>
@@ -21327,12 +19325,6 @@
               <w:right w:val="single" w:sz="6" w:space="0" w:color="1F3864"/>
             </w:tcBorders>
             <w:shd w:val="clear" w:color="auto" w:fill="4472C4"/>
-            <w:tcMar>
-              <w:top w:w="60" w:type="dxa"/>
-              <w:left w:w="90" w:type="dxa"/>
-              <w:bottom w:w="60" w:type="dxa"/>
-              <w:right w:w="90" w:type="dxa"/>
-            </w:tcMar>
           </w:tcPr>
           <w:p>
             <w:pPr>
@@ -21379,12 +19371,6 @@
               <w:right w:val="single" w:sz="6" w:space="0" w:color="1F3864"/>
             </w:tcBorders>
             <w:shd w:val="clear" w:color="auto" w:fill="4472C4"/>
-            <w:tcMar>
-              <w:top w:w="60" w:type="dxa"/>
-              <w:left w:w="90" w:type="dxa"/>
-              <w:bottom w:w="60" w:type="dxa"/>
-              <w:right w:w="90" w:type="dxa"/>
-            </w:tcMar>
           </w:tcPr>
           <w:p>
             <w:pPr>
@@ -21426,12 +19412,6 @@
               <w:right w:val="single" w:sz="6" w:space="0" w:color="1F3864"/>
             </w:tcBorders>
             <w:shd w:val="clear" w:color="auto" w:fill="4472C4"/>
-            <w:tcMar>
-              <w:top w:w="60" w:type="dxa"/>
-              <w:left w:w="90" w:type="dxa"/>
-              <w:bottom w:w="60" w:type="dxa"/>
-              <w:right w:w="90" w:type="dxa"/>
-            </w:tcMar>
           </w:tcPr>
           <w:p>
             <w:pPr>
@@ -21472,12 +19452,6 @@
               <w:right w:val="single" w:sz="6" w:space="0" w:color="1F3864"/>
             </w:tcBorders>
             <w:shd w:val="clear" w:color="auto" w:fill="4472C4"/>
-            <w:tcMar>
-              <w:top w:w="60" w:type="dxa"/>
-              <w:left w:w="90" w:type="dxa"/>
-              <w:bottom w:w="60" w:type="dxa"/>
-              <w:right w:w="90" w:type="dxa"/>
-            </w:tcMar>
           </w:tcPr>
           <w:p>
             <w:pPr>
@@ -21519,12 +19493,6 @@
               <w:right w:val="single" w:sz="6" w:space="0" w:color="1F3864"/>
             </w:tcBorders>
             <w:shd w:val="clear" w:color="auto" w:fill="4472C4"/>
-            <w:tcMar>
-              <w:top w:w="60" w:type="dxa"/>
-              <w:left w:w="90" w:type="dxa"/>
-              <w:bottom w:w="60" w:type="dxa"/>
-              <w:right w:w="90" w:type="dxa"/>
-            </w:tcMar>
           </w:tcPr>
           <w:p>
             <w:pPr>
@@ -21571,12 +19539,6 @@
               <w:right w:val="single" w:sz="6" w:space="0" w:color="1F3864"/>
             </w:tcBorders>
             <w:shd w:val="clear" w:color="auto" w:fill="4472C4"/>
-            <w:tcMar>
-              <w:top w:w="60" w:type="dxa"/>
-              <w:left w:w="90" w:type="dxa"/>
-              <w:bottom w:w="60" w:type="dxa"/>
-              <w:right w:w="90" w:type="dxa"/>
-            </w:tcMar>
           </w:tcPr>
           <w:p>
             <w:pPr>
@@ -21613,12 +19575,6 @@
               <w:right w:val="single" w:sz="6" w:space="0" w:color="1F3864"/>
             </w:tcBorders>
             <w:shd w:val="clear" w:color="auto" w:fill="D9E2F3"/>
-            <w:tcMar>
-              <w:top w:w="60" w:type="dxa"/>
-              <w:left w:w="90" w:type="dxa"/>
-              <w:bottom w:w="60" w:type="dxa"/>
-              <w:right w:w="90" w:type="dxa"/>
-            </w:tcMar>
           </w:tcPr>
           <w:p>
             <w:pPr>
@@ -21650,12 +19606,6 @@
               <w:right w:val="single" w:sz="6" w:space="0" w:color="1F3864"/>
             </w:tcBorders>
             <w:shd w:val="clear" w:color="auto" w:fill="D9E2F3"/>
-            <w:tcMar>
-              <w:top w:w="60" w:type="dxa"/>
-              <w:left w:w="90" w:type="dxa"/>
-              <w:bottom w:w="60" w:type="dxa"/>
-              <w:right w:w="90" w:type="dxa"/>
-            </w:tcMar>
           </w:tcPr>
           <w:p>
             <w:pPr>
@@ -21688,12 +19638,6 @@
               <w:right w:val="single" w:sz="6" w:space="0" w:color="1F3864"/>
             </w:tcBorders>
             <w:shd w:val="clear" w:color="auto" w:fill="D9E2F3"/>
-            <w:tcMar>
-              <w:top w:w="60" w:type="dxa"/>
-              <w:left w:w="90" w:type="dxa"/>
-              <w:bottom w:w="60" w:type="dxa"/>
-              <w:right w:w="90" w:type="dxa"/>
-            </w:tcMar>
           </w:tcPr>
           <w:p>
             <w:pPr>
@@ -21731,12 +19675,6 @@
               <w:right w:val="single" w:sz="6" w:space="0" w:color="1F3864"/>
             </w:tcBorders>
             <w:shd w:val="clear" w:color="auto" w:fill="4472C4"/>
-            <w:tcMar>
-              <w:top w:w="60" w:type="dxa"/>
-              <w:left w:w="90" w:type="dxa"/>
-              <w:bottom w:w="60" w:type="dxa"/>
-              <w:right w:w="90" w:type="dxa"/>
-            </w:tcMar>
           </w:tcPr>
           <w:p>
             <w:pPr>
@@ -21773,12 +19711,6 @@
               <w:right w:val="single" w:sz="6" w:space="0" w:color="1F3864"/>
             </w:tcBorders>
             <w:shd w:val="clear" w:color="auto" w:fill="D9E2F3"/>
-            <w:tcMar>
-              <w:top w:w="60" w:type="dxa"/>
-              <w:left w:w="90" w:type="dxa"/>
-              <w:bottom w:w="60" w:type="dxa"/>
-              <w:right w:w="90" w:type="dxa"/>
-            </w:tcMar>
           </w:tcPr>
           <w:p>
             <w:pPr>
@@ -21810,12 +19742,6 @@
               <w:right w:val="single" w:sz="6" w:space="0" w:color="1F3864"/>
             </w:tcBorders>
             <w:shd w:val="clear" w:color="auto" w:fill="D9E2F3"/>
-            <w:tcMar>
-              <w:top w:w="60" w:type="dxa"/>
-              <w:left w:w="90" w:type="dxa"/>
-              <w:bottom w:w="60" w:type="dxa"/>
-              <w:right w:w="90" w:type="dxa"/>
-            </w:tcMar>
           </w:tcPr>
           <w:p>
             <w:pPr>
@@ -21848,12 +19774,6 @@
               <w:right w:val="single" w:sz="6" w:space="0" w:color="1F3864"/>
             </w:tcBorders>
             <w:shd w:val="clear" w:color="auto" w:fill="D9E2F3"/>
-            <w:tcMar>
-              <w:top w:w="60" w:type="dxa"/>
-              <w:left w:w="90" w:type="dxa"/>
-              <w:bottom w:w="60" w:type="dxa"/>
-              <w:right w:w="90" w:type="dxa"/>
-            </w:tcMar>
           </w:tcPr>
           <w:p>
             <w:pPr>
@@ -21892,12 +19812,6 @@
               <w:right w:val="single" w:sz="6" w:space="0" w:color="1F3864"/>
             </w:tcBorders>
             <w:shd w:val="clear" w:color="auto" w:fill="D9E2F3"/>
-            <w:tcMar>
-              <w:top w:w="60" w:type="dxa"/>
-              <w:left w:w="90" w:type="dxa"/>
-              <w:bottom w:w="60" w:type="dxa"/>
-              <w:right w:w="90" w:type="dxa"/>
-            </w:tcMar>
           </w:tcPr>
           <w:p>
             <w:pPr>
@@ -21947,12 +19861,6 @@
               <w:right w:val="single" w:sz="6" w:space="0" w:color="1F3864"/>
             </w:tcBorders>
             <w:shd w:val="clear" w:color="auto" w:fill="4472C4"/>
-            <w:tcMar>
-              <w:top w:w="60" w:type="dxa"/>
-              <w:left w:w="90" w:type="dxa"/>
-              <w:bottom w:w="60" w:type="dxa"/>
-              <w:right w:w="90" w:type="dxa"/>
-            </w:tcMar>
           </w:tcPr>
           <w:p>
             <w:pPr>
@@ -21999,12 +19907,6 @@
               <w:right w:val="single" w:sz="6" w:space="0" w:color="1F3864"/>
             </w:tcBorders>
             <w:shd w:val="clear" w:color="auto" w:fill="4472C4"/>
-            <w:tcMar>
-              <w:top w:w="60" w:type="dxa"/>
-              <w:left w:w="90" w:type="dxa"/>
-              <w:bottom w:w="60" w:type="dxa"/>
-              <w:right w:w="90" w:type="dxa"/>
-            </w:tcMar>
           </w:tcPr>
           <w:p>
             <w:pPr>
@@ -22046,12 +19948,6 @@
               <w:right w:val="single" w:sz="6" w:space="0" w:color="1F3864"/>
             </w:tcBorders>
             <w:shd w:val="clear" w:color="auto" w:fill="4472C4"/>
-            <w:tcMar>
-              <w:top w:w="60" w:type="dxa"/>
-              <w:left w:w="90" w:type="dxa"/>
-              <w:bottom w:w="60" w:type="dxa"/>
-              <w:right w:w="90" w:type="dxa"/>
-            </w:tcMar>
           </w:tcPr>
           <w:p>
             <w:pPr>
@@ -22092,12 +19988,6 @@
               <w:right w:val="single" w:sz="6" w:space="0" w:color="1F3864"/>
             </w:tcBorders>
             <w:shd w:val="clear" w:color="auto" w:fill="4472C4"/>
-            <w:tcMar>
-              <w:top w:w="60" w:type="dxa"/>
-              <w:left w:w="90" w:type="dxa"/>
-              <w:bottom w:w="60" w:type="dxa"/>
-              <w:right w:w="90" w:type="dxa"/>
-            </w:tcMar>
           </w:tcPr>
           <w:p>
             <w:pPr>
@@ -22139,12 +20029,6 @@
               <w:right w:val="single" w:sz="6" w:space="0" w:color="1F3864"/>
             </w:tcBorders>
             <w:shd w:val="clear" w:color="auto" w:fill="4472C4"/>
-            <w:tcMar>
-              <w:top w:w="60" w:type="dxa"/>
-              <w:left w:w="90" w:type="dxa"/>
-              <w:bottom w:w="60" w:type="dxa"/>
-              <w:right w:w="90" w:type="dxa"/>
-            </w:tcMar>
           </w:tcPr>
           <w:p>
             <w:pPr>
@@ -22191,12 +20075,6 @@
               <w:right w:val="single" w:sz="6" w:space="0" w:color="1F3864"/>
             </w:tcBorders>
             <w:shd w:val="clear" w:color="auto" w:fill="4472C4"/>
-            <w:tcMar>
-              <w:top w:w="60" w:type="dxa"/>
-              <w:left w:w="90" w:type="dxa"/>
-              <w:bottom w:w="60" w:type="dxa"/>
-              <w:right w:w="90" w:type="dxa"/>
-            </w:tcMar>
           </w:tcPr>
           <w:p>
             <w:pPr>
@@ -22233,12 +20111,6 @@
               <w:right w:val="single" w:sz="6" w:space="0" w:color="1F3864"/>
             </w:tcBorders>
             <w:shd w:val="clear" w:color="auto" w:fill="D9E2F3"/>
-            <w:tcMar>
-              <w:top w:w="60" w:type="dxa"/>
-              <w:left w:w="90" w:type="dxa"/>
-              <w:bottom w:w="60" w:type="dxa"/>
-              <w:right w:w="90" w:type="dxa"/>
-            </w:tcMar>
           </w:tcPr>
           <w:p>
             <w:pPr>
@@ -22270,12 +20142,6 @@
               <w:right w:val="single" w:sz="6" w:space="0" w:color="1F3864"/>
             </w:tcBorders>
             <w:shd w:val="clear" w:color="auto" w:fill="D9E2F3"/>
-            <w:tcMar>
-              <w:top w:w="60" w:type="dxa"/>
-              <w:left w:w="90" w:type="dxa"/>
-              <w:bottom w:w="60" w:type="dxa"/>
-              <w:right w:w="90" w:type="dxa"/>
-            </w:tcMar>
           </w:tcPr>
           <w:p>
             <w:pPr>
@@ -22308,12 +20174,6 @@
               <w:right w:val="single" w:sz="6" w:space="0" w:color="1F3864"/>
             </w:tcBorders>
             <w:shd w:val="clear" w:color="auto" w:fill="D9E2F3"/>
-            <w:tcMar>
-              <w:top w:w="60" w:type="dxa"/>
-              <w:left w:w="90" w:type="dxa"/>
-              <w:bottom w:w="60" w:type="dxa"/>
-              <w:right w:w="90" w:type="dxa"/>
-            </w:tcMar>
           </w:tcPr>
           <w:p>
             <w:pPr>
@@ -22351,12 +20211,6 @@
               <w:right w:val="single" w:sz="6" w:space="0" w:color="1F3864"/>
             </w:tcBorders>
             <w:shd w:val="clear" w:color="auto" w:fill="4472C4"/>
-            <w:tcMar>
-              <w:top w:w="60" w:type="dxa"/>
-              <w:left w:w="90" w:type="dxa"/>
-              <w:bottom w:w="60" w:type="dxa"/>
-              <w:right w:w="90" w:type="dxa"/>
-            </w:tcMar>
           </w:tcPr>
           <w:p>
             <w:pPr>
@@ -22393,12 +20247,6 @@
               <w:right w:val="single" w:sz="6" w:space="0" w:color="1F3864"/>
             </w:tcBorders>
             <w:shd w:val="clear" w:color="auto" w:fill="D9E2F3"/>
-            <w:tcMar>
-              <w:top w:w="60" w:type="dxa"/>
-              <w:left w:w="90" w:type="dxa"/>
-              <w:bottom w:w="60" w:type="dxa"/>
-              <w:right w:w="90" w:type="dxa"/>
-            </w:tcMar>
           </w:tcPr>
           <w:p>
             <w:pPr>
@@ -22430,12 +20278,6 @@
               <w:right w:val="single" w:sz="6" w:space="0" w:color="1F3864"/>
             </w:tcBorders>
             <w:shd w:val="clear" w:color="auto" w:fill="D9E2F3"/>
-            <w:tcMar>
-              <w:top w:w="60" w:type="dxa"/>
-              <w:left w:w="90" w:type="dxa"/>
-              <w:bottom w:w="60" w:type="dxa"/>
-              <w:right w:w="90" w:type="dxa"/>
-            </w:tcMar>
           </w:tcPr>
           <w:p>
             <w:pPr>
@@ -22468,12 +20310,6 @@
               <w:right w:val="single" w:sz="6" w:space="0" w:color="1F3864"/>
             </w:tcBorders>
             <w:shd w:val="clear" w:color="auto" w:fill="D9E2F3"/>
-            <w:tcMar>
-              <w:top w:w="60" w:type="dxa"/>
-              <w:left w:w="90" w:type="dxa"/>
-              <w:bottom w:w="60" w:type="dxa"/>
-              <w:right w:w="90" w:type="dxa"/>
-            </w:tcMar>
           </w:tcPr>
           <w:p>
             <w:pPr>
@@ -22512,12 +20348,6 @@
               <w:right w:val="single" w:sz="6" w:space="0" w:color="1F3864"/>
             </w:tcBorders>
             <w:shd w:val="clear" w:color="auto" w:fill="4472C4"/>
-            <w:tcMar>
-              <w:top w:w="60" w:type="dxa"/>
-              <w:left w:w="90" w:type="dxa"/>
-              <w:bottom w:w="60" w:type="dxa"/>
-              <w:right w:w="90" w:type="dxa"/>
-            </w:tcMar>
           </w:tcPr>
           <w:p>
             <w:pPr>
@@ -22555,12 +20385,6 @@
               <w:right w:val="single" w:sz="6" w:space="0" w:color="1F3864"/>
             </w:tcBorders>
             <w:shd w:val="clear" w:color="auto" w:fill="4472C4"/>
-            <w:tcMar>
-              <w:top w:w="60" w:type="dxa"/>
-              <w:left w:w="90" w:type="dxa"/>
-              <w:bottom w:w="60" w:type="dxa"/>
-              <w:right w:w="90" w:type="dxa"/>
-            </w:tcMar>
           </w:tcPr>
           <w:p>
             <w:pPr>
@@ -22604,12 +20428,6 @@
               <w:right w:val="single" w:sz="6" w:space="0" w:color="1F3864"/>
             </w:tcBorders>
             <w:shd w:val="clear" w:color="auto" w:fill="D9E2F3"/>
-            <w:tcMar>
-              <w:top w:w="60" w:type="dxa"/>
-              <w:left w:w="90" w:type="dxa"/>
-              <w:bottom w:w="60" w:type="dxa"/>
-              <w:right w:w="90" w:type="dxa"/>
-            </w:tcMar>
           </w:tcPr>
           <w:p>
             <w:pPr>
@@ -22659,12 +20477,6 @@
               <w:right w:val="single" w:sz="6" w:space="0" w:color="1F3864"/>
             </w:tcBorders>
             <w:shd w:val="clear" w:color="auto" w:fill="4472C4"/>
-            <w:tcMar>
-              <w:top w:w="60" w:type="dxa"/>
-              <w:left w:w="90" w:type="dxa"/>
-              <w:bottom w:w="60" w:type="dxa"/>
-              <w:right w:w="90" w:type="dxa"/>
-            </w:tcMar>
           </w:tcPr>
           <w:p>
             <w:pPr>
@@ -22711,12 +20523,6 @@
               <w:right w:val="single" w:sz="6" w:space="0" w:color="1F3864"/>
             </w:tcBorders>
             <w:shd w:val="clear" w:color="auto" w:fill="4472C4"/>
-            <w:tcMar>
-              <w:top w:w="60" w:type="dxa"/>
-              <w:left w:w="90" w:type="dxa"/>
-              <w:bottom w:w="60" w:type="dxa"/>
-              <w:right w:w="90" w:type="dxa"/>
-            </w:tcMar>
           </w:tcPr>
           <w:p>
             <w:pPr>
@@ -22758,12 +20564,6 @@
               <w:right w:val="single" w:sz="6" w:space="0" w:color="1F3864"/>
             </w:tcBorders>
             <w:shd w:val="clear" w:color="auto" w:fill="4472C4"/>
-            <w:tcMar>
-              <w:top w:w="60" w:type="dxa"/>
-              <w:left w:w="90" w:type="dxa"/>
-              <w:bottom w:w="60" w:type="dxa"/>
-              <w:right w:w="90" w:type="dxa"/>
-            </w:tcMar>
           </w:tcPr>
           <w:p>
             <w:pPr>
@@ -22804,12 +20604,6 @@
               <w:right w:val="single" w:sz="6" w:space="0" w:color="1F3864"/>
             </w:tcBorders>
             <w:shd w:val="clear" w:color="auto" w:fill="4472C4"/>
-            <w:tcMar>
-              <w:top w:w="60" w:type="dxa"/>
-              <w:left w:w="90" w:type="dxa"/>
-              <w:bottom w:w="60" w:type="dxa"/>
-              <w:right w:w="90" w:type="dxa"/>
-            </w:tcMar>
           </w:tcPr>
           <w:p>
             <w:pPr>
@@ -22851,12 +20645,6 @@
               <w:right w:val="single" w:sz="6" w:space="0" w:color="1F3864"/>
             </w:tcBorders>
             <w:shd w:val="clear" w:color="auto" w:fill="4472C4"/>
-            <w:tcMar>
-              <w:top w:w="60" w:type="dxa"/>
-              <w:left w:w="90" w:type="dxa"/>
-              <w:bottom w:w="60" w:type="dxa"/>
-              <w:right w:w="90" w:type="dxa"/>
-            </w:tcMar>
           </w:tcPr>
           <w:p>
             <w:pPr>
@@ -22903,12 +20691,6 @@
               <w:right w:val="single" w:sz="6" w:space="0" w:color="1F3864"/>
             </w:tcBorders>
             <w:shd w:val="clear" w:color="auto" w:fill="4472C4"/>
-            <w:tcMar>
-              <w:top w:w="60" w:type="dxa"/>
-              <w:left w:w="90" w:type="dxa"/>
-              <w:bottom w:w="60" w:type="dxa"/>
-              <w:right w:w="90" w:type="dxa"/>
-            </w:tcMar>
           </w:tcPr>
           <w:p>
             <w:pPr>
@@ -22945,12 +20727,6 @@
               <w:right w:val="single" w:sz="6" w:space="0" w:color="1F3864"/>
             </w:tcBorders>
             <w:shd w:val="clear" w:color="auto" w:fill="D9E2F3"/>
-            <w:tcMar>
-              <w:top w:w="60" w:type="dxa"/>
-              <w:left w:w="90" w:type="dxa"/>
-              <w:bottom w:w="60" w:type="dxa"/>
-              <w:right w:w="90" w:type="dxa"/>
-            </w:tcMar>
           </w:tcPr>
           <w:p>
             <w:pPr>
@@ -22982,12 +20758,6 @@
               <w:right w:val="single" w:sz="6" w:space="0" w:color="1F3864"/>
             </w:tcBorders>
             <w:shd w:val="clear" w:color="auto" w:fill="D9E2F3"/>
-            <w:tcMar>
-              <w:top w:w="60" w:type="dxa"/>
-              <w:left w:w="90" w:type="dxa"/>
-              <w:bottom w:w="60" w:type="dxa"/>
-              <w:right w:w="90" w:type="dxa"/>
-            </w:tcMar>
           </w:tcPr>
           <w:p>
             <w:pPr>
@@ -23020,12 +20790,6 @@
               <w:right w:val="single" w:sz="6" w:space="0" w:color="1F3864"/>
             </w:tcBorders>
             <w:shd w:val="clear" w:color="auto" w:fill="D9E2F3"/>
-            <w:tcMar>
-              <w:top w:w="60" w:type="dxa"/>
-              <w:left w:w="90" w:type="dxa"/>
-              <w:bottom w:w="60" w:type="dxa"/>
-              <w:right w:w="90" w:type="dxa"/>
-            </w:tcMar>
           </w:tcPr>
           <w:p>
             <w:pPr>
@@ -23063,12 +20827,6 @@
               <w:right w:val="single" w:sz="6" w:space="0" w:color="1F3864"/>
             </w:tcBorders>
             <w:shd w:val="clear" w:color="auto" w:fill="4472C4"/>
-            <w:tcMar>
-              <w:top w:w="60" w:type="dxa"/>
-              <w:left w:w="90" w:type="dxa"/>
-              <w:bottom w:w="60" w:type="dxa"/>
-              <w:right w:w="90" w:type="dxa"/>
-            </w:tcMar>
           </w:tcPr>
           <w:p>
             <w:pPr>
@@ -23105,12 +20863,6 @@
               <w:right w:val="single" w:sz="6" w:space="0" w:color="1F3864"/>
             </w:tcBorders>
             <w:shd w:val="clear" w:color="auto" w:fill="D9E2F3"/>
-            <w:tcMar>
-              <w:top w:w="60" w:type="dxa"/>
-              <w:left w:w="90" w:type="dxa"/>
-              <w:bottom w:w="60" w:type="dxa"/>
-              <w:right w:w="90" w:type="dxa"/>
-            </w:tcMar>
           </w:tcPr>
           <w:p>
             <w:pPr>
@@ -23142,12 +20894,6 @@
               <w:right w:val="single" w:sz="6" w:space="0" w:color="1F3864"/>
             </w:tcBorders>
             <w:shd w:val="clear" w:color="auto" w:fill="D9E2F3"/>
-            <w:tcMar>
-              <w:top w:w="60" w:type="dxa"/>
-              <w:left w:w="90" w:type="dxa"/>
-              <w:bottom w:w="60" w:type="dxa"/>
-              <w:right w:w="90" w:type="dxa"/>
-            </w:tcMar>
           </w:tcPr>
           <w:p>
             <w:pPr>
@@ -23196,12 +20942,6 @@
               <w:right w:val="single" w:sz="6" w:space="0" w:color="1F3864"/>
             </w:tcBorders>
             <w:shd w:val="clear" w:color="auto" w:fill="D9E2F3"/>
-            <w:tcMar>
-              <w:top w:w="60" w:type="dxa"/>
-              <w:left w:w="90" w:type="dxa"/>
-              <w:bottom w:w="60" w:type="dxa"/>
-              <w:right w:w="90" w:type="dxa"/>
-            </w:tcMar>
           </w:tcPr>
           <w:p>
             <w:pPr>
@@ -23240,12 +20980,6 @@
               <w:right w:val="single" w:sz="6" w:space="0" w:color="1F3864"/>
             </w:tcBorders>
             <w:shd w:val="clear" w:color="auto" w:fill="D9E2F3"/>
-            <w:tcMar>
-              <w:top w:w="60" w:type="dxa"/>
-              <w:left w:w="90" w:type="dxa"/>
-              <w:bottom w:w="60" w:type="dxa"/>
-              <w:right w:w="90" w:type="dxa"/>
-            </w:tcMar>
           </w:tcPr>
           <w:p>
             <w:pPr>
@@ -23296,12 +21030,6 @@
               <w:right w:val="single" w:sz="6" w:space="0" w:color="1F3864"/>
             </w:tcBorders>
             <w:shd w:val="clear" w:color="auto" w:fill="4472C4"/>
-            <w:tcMar>
-              <w:top w:w="60" w:type="dxa"/>
-              <w:left w:w="90" w:type="dxa"/>
-              <w:bottom w:w="60" w:type="dxa"/>
-              <w:right w:w="90" w:type="dxa"/>
-            </w:tcMar>
           </w:tcPr>
           <w:p>
             <w:pPr>
@@ -23348,12 +21076,6 @@
               <w:right w:val="single" w:sz="6" w:space="0" w:color="1F3864"/>
             </w:tcBorders>
             <w:shd w:val="clear" w:color="auto" w:fill="4472C4"/>
-            <w:tcMar>
-              <w:top w:w="60" w:type="dxa"/>
-              <w:left w:w="90" w:type="dxa"/>
-              <w:bottom w:w="60" w:type="dxa"/>
-              <w:right w:w="90" w:type="dxa"/>
-            </w:tcMar>
           </w:tcPr>
           <w:p>
             <w:pPr>
@@ -23395,12 +21117,6 @@
               <w:right w:val="single" w:sz="6" w:space="0" w:color="1F3864"/>
             </w:tcBorders>
             <w:shd w:val="clear" w:color="auto" w:fill="4472C4"/>
-            <w:tcMar>
-              <w:top w:w="60" w:type="dxa"/>
-              <w:left w:w="90" w:type="dxa"/>
-              <w:bottom w:w="60" w:type="dxa"/>
-              <w:right w:w="90" w:type="dxa"/>
-            </w:tcMar>
           </w:tcPr>
           <w:p>
             <w:pPr>
@@ -23441,12 +21157,6 @@
               <w:right w:val="single" w:sz="6" w:space="0" w:color="1F3864"/>
             </w:tcBorders>
             <w:shd w:val="clear" w:color="auto" w:fill="4472C4"/>
-            <w:tcMar>
-              <w:top w:w="60" w:type="dxa"/>
-              <w:left w:w="90" w:type="dxa"/>
-              <w:bottom w:w="60" w:type="dxa"/>
-              <w:right w:w="90" w:type="dxa"/>
-            </w:tcMar>
           </w:tcPr>
           <w:p>
             <w:pPr>
@@ -23488,12 +21198,6 @@
               <w:right w:val="single" w:sz="6" w:space="0" w:color="1F3864"/>
             </w:tcBorders>
             <w:shd w:val="clear" w:color="auto" w:fill="4472C4"/>
-            <w:tcMar>
-              <w:top w:w="60" w:type="dxa"/>
-              <w:left w:w="90" w:type="dxa"/>
-              <w:bottom w:w="60" w:type="dxa"/>
-              <w:right w:w="90" w:type="dxa"/>
-            </w:tcMar>
           </w:tcPr>
           <w:p>
             <w:pPr>
@@ -23540,12 +21244,6 @@
               <w:right w:val="single" w:sz="6" w:space="0" w:color="1F3864"/>
             </w:tcBorders>
             <w:shd w:val="clear" w:color="auto" w:fill="4472C4"/>
-            <w:tcMar>
-              <w:top w:w="60" w:type="dxa"/>
-              <w:left w:w="90" w:type="dxa"/>
-              <w:bottom w:w="60" w:type="dxa"/>
-              <w:right w:w="90" w:type="dxa"/>
-            </w:tcMar>
           </w:tcPr>
           <w:p>
             <w:pPr>
@@ -23582,12 +21280,6 @@
               <w:right w:val="single" w:sz="6" w:space="0" w:color="1F3864"/>
             </w:tcBorders>
             <w:shd w:val="clear" w:color="auto" w:fill="D9E2F3"/>
-            <w:tcMar>
-              <w:top w:w="60" w:type="dxa"/>
-              <w:left w:w="90" w:type="dxa"/>
-              <w:bottom w:w="60" w:type="dxa"/>
-              <w:right w:w="90" w:type="dxa"/>
-            </w:tcMar>
           </w:tcPr>
           <w:p>
             <w:pPr>
@@ -23619,12 +21311,6 @@
               <w:right w:val="single" w:sz="6" w:space="0" w:color="1F3864"/>
             </w:tcBorders>
             <w:shd w:val="clear" w:color="auto" w:fill="D9E2F3"/>
-            <w:tcMar>
-              <w:top w:w="60" w:type="dxa"/>
-              <w:left w:w="90" w:type="dxa"/>
-              <w:bottom w:w="60" w:type="dxa"/>
-              <w:right w:w="90" w:type="dxa"/>
-            </w:tcMar>
           </w:tcPr>
           <w:p>
             <w:pPr>
@@ -23657,12 +21343,6 @@
               <w:right w:val="single" w:sz="6" w:space="0" w:color="1F3864"/>
             </w:tcBorders>
             <w:shd w:val="clear" w:color="auto" w:fill="D9E2F3"/>
-            <w:tcMar>
-              <w:top w:w="60" w:type="dxa"/>
-              <w:left w:w="90" w:type="dxa"/>
-              <w:bottom w:w="60" w:type="dxa"/>
-              <w:right w:w="90" w:type="dxa"/>
-            </w:tcMar>
           </w:tcPr>
           <w:p>
             <w:pPr>
@@ -23708,12 +21388,6 @@
               <w:right w:val="single" w:sz="6" w:space="0" w:color="1F3864"/>
             </w:tcBorders>
             <w:shd w:val="clear" w:color="auto" w:fill="4472C4"/>
-            <w:tcMar>
-              <w:top w:w="60" w:type="dxa"/>
-              <w:left w:w="90" w:type="dxa"/>
-              <w:bottom w:w="60" w:type="dxa"/>
-              <w:right w:w="90" w:type="dxa"/>
-            </w:tcMar>
           </w:tcPr>
           <w:p>
             <w:pPr>
@@ -23750,12 +21424,6 @@
               <w:right w:val="single" w:sz="6" w:space="0" w:color="1F3864"/>
             </w:tcBorders>
             <w:shd w:val="clear" w:color="auto" w:fill="D9E2F3"/>
-            <w:tcMar>
-              <w:top w:w="60" w:type="dxa"/>
-              <w:left w:w="90" w:type="dxa"/>
-              <w:bottom w:w="60" w:type="dxa"/>
-              <w:right w:w="90" w:type="dxa"/>
-            </w:tcMar>
           </w:tcPr>
           <w:p>
             <w:pPr>
@@ -23787,12 +21455,6 @@
               <w:right w:val="single" w:sz="6" w:space="0" w:color="1F3864"/>
             </w:tcBorders>
             <w:shd w:val="clear" w:color="auto" w:fill="D9E2F3"/>
-            <w:tcMar>
-              <w:top w:w="60" w:type="dxa"/>
-              <w:left w:w="90" w:type="dxa"/>
-              <w:bottom w:w="60" w:type="dxa"/>
-              <w:right w:w="90" w:type="dxa"/>
-            </w:tcMar>
           </w:tcPr>
           <w:p>
             <w:pPr>
@@ -23825,12 +21487,6 @@
               <w:right w:val="single" w:sz="6" w:space="0" w:color="1F3864"/>
             </w:tcBorders>
             <w:shd w:val="clear" w:color="auto" w:fill="D9E2F3"/>
-            <w:tcMar>
-              <w:top w:w="60" w:type="dxa"/>
-              <w:left w:w="90" w:type="dxa"/>
-              <w:bottom w:w="60" w:type="dxa"/>
-              <w:right w:w="90" w:type="dxa"/>
-            </w:tcMar>
           </w:tcPr>
           <w:p>
             <w:pPr>
@@ -23869,12 +21525,6 @@
               <w:right w:val="single" w:sz="6" w:space="0" w:color="1F3864"/>
             </w:tcBorders>
             <w:shd w:val="clear" w:color="auto" w:fill="D9E2F3"/>
-            <w:tcMar>
-              <w:top w:w="60" w:type="dxa"/>
-              <w:left w:w="90" w:type="dxa"/>
-              <w:bottom w:w="60" w:type="dxa"/>
-              <w:right w:w="90" w:type="dxa"/>
-            </w:tcMar>
           </w:tcPr>
           <w:p>
             <w:pPr>
@@ -23924,12 +21574,6 @@
               <w:right w:val="single" w:sz="6" w:space="0" w:color="1F3864"/>
             </w:tcBorders>
             <w:shd w:val="clear" w:color="auto" w:fill="4472C4"/>
-            <w:tcMar>
-              <w:top w:w="60" w:type="dxa"/>
-              <w:left w:w="90" w:type="dxa"/>
-              <w:bottom w:w="60" w:type="dxa"/>
-              <w:right w:w="90" w:type="dxa"/>
-            </w:tcMar>
           </w:tcPr>
           <w:p>
             <w:pPr>
@@ -23976,12 +21620,6 @@
               <w:right w:val="single" w:sz="6" w:space="0" w:color="1F3864"/>
             </w:tcBorders>
             <w:shd w:val="clear" w:color="auto" w:fill="4472C4"/>
-            <w:tcMar>
-              <w:top w:w="60" w:type="dxa"/>
-              <w:left w:w="90" w:type="dxa"/>
-              <w:bottom w:w="60" w:type="dxa"/>
-              <w:right w:w="90" w:type="dxa"/>
-            </w:tcMar>
           </w:tcPr>
           <w:p>
             <w:pPr>
@@ -24023,12 +21661,6 @@
               <w:right w:val="single" w:sz="6" w:space="0" w:color="1F3864"/>
             </w:tcBorders>
             <w:shd w:val="clear" w:color="auto" w:fill="4472C4"/>
-            <w:tcMar>
-              <w:top w:w="60" w:type="dxa"/>
-              <w:left w:w="90" w:type="dxa"/>
-              <w:bottom w:w="60" w:type="dxa"/>
-              <w:right w:w="90" w:type="dxa"/>
-            </w:tcMar>
           </w:tcPr>
           <w:p>
             <w:pPr>
@@ -24069,12 +21701,6 @@
               <w:right w:val="single" w:sz="6" w:space="0" w:color="1F3864"/>
             </w:tcBorders>
             <w:shd w:val="clear" w:color="auto" w:fill="4472C4"/>
-            <w:tcMar>
-              <w:top w:w="60" w:type="dxa"/>
-              <w:left w:w="90" w:type="dxa"/>
-              <w:bottom w:w="60" w:type="dxa"/>
-              <w:right w:w="90" w:type="dxa"/>
-            </w:tcMar>
           </w:tcPr>
           <w:p>
             <w:pPr>
@@ -24116,12 +21742,6 @@
               <w:right w:val="single" w:sz="6" w:space="0" w:color="1F3864"/>
             </w:tcBorders>
             <w:shd w:val="clear" w:color="auto" w:fill="4472C4"/>
-            <w:tcMar>
-              <w:top w:w="60" w:type="dxa"/>
-              <w:left w:w="90" w:type="dxa"/>
-              <w:bottom w:w="60" w:type="dxa"/>
-              <w:right w:w="90" w:type="dxa"/>
-            </w:tcMar>
           </w:tcPr>
           <w:p>
             <w:pPr>
@@ -24168,12 +21788,6 @@
               <w:right w:val="single" w:sz="6" w:space="0" w:color="1F3864"/>
             </w:tcBorders>
             <w:shd w:val="clear" w:color="auto" w:fill="4472C4"/>
-            <w:tcMar>
-              <w:top w:w="60" w:type="dxa"/>
-              <w:left w:w="90" w:type="dxa"/>
-              <w:bottom w:w="60" w:type="dxa"/>
-              <w:right w:w="90" w:type="dxa"/>
-            </w:tcMar>
           </w:tcPr>
           <w:p>
             <w:pPr>
@@ -24210,12 +21824,6 @@
               <w:right w:val="single" w:sz="6" w:space="0" w:color="1F3864"/>
             </w:tcBorders>
             <w:shd w:val="clear" w:color="auto" w:fill="D9E2F3"/>
-            <w:tcMar>
-              <w:top w:w="60" w:type="dxa"/>
-              <w:left w:w="90" w:type="dxa"/>
-              <w:bottom w:w="60" w:type="dxa"/>
-              <w:right w:w="90" w:type="dxa"/>
-            </w:tcMar>
           </w:tcPr>
           <w:p>
             <w:pPr>
@@ -24247,12 +21855,6 @@
               <w:right w:val="single" w:sz="6" w:space="0" w:color="1F3864"/>
             </w:tcBorders>
             <w:shd w:val="clear" w:color="auto" w:fill="D9E2F3"/>
-            <w:tcMar>
-              <w:top w:w="60" w:type="dxa"/>
-              <w:left w:w="90" w:type="dxa"/>
-              <w:bottom w:w="60" w:type="dxa"/>
-              <w:right w:w="90" w:type="dxa"/>
-            </w:tcMar>
           </w:tcPr>
           <w:p>
             <w:pPr>
@@ -24285,12 +21887,6 @@
               <w:right w:val="single" w:sz="6" w:space="0" w:color="1F3864"/>
             </w:tcBorders>
             <w:shd w:val="clear" w:color="auto" w:fill="D9E2F3"/>
-            <w:tcMar>
-              <w:top w:w="60" w:type="dxa"/>
-              <w:left w:w="90" w:type="dxa"/>
-              <w:bottom w:w="60" w:type="dxa"/>
-              <w:right w:w="90" w:type="dxa"/>
-            </w:tcMar>
           </w:tcPr>
           <w:p>
             <w:pPr>
@@ -24328,12 +21924,6 @@
               <w:right w:val="single" w:sz="6" w:space="0" w:color="1F3864"/>
             </w:tcBorders>
             <w:shd w:val="clear" w:color="auto" w:fill="4472C4"/>
-            <w:tcMar>
-              <w:top w:w="60" w:type="dxa"/>
-              <w:left w:w="90" w:type="dxa"/>
-              <w:bottom w:w="60" w:type="dxa"/>
-              <w:right w:w="90" w:type="dxa"/>
-            </w:tcMar>
           </w:tcPr>
           <w:p>
             <w:pPr>
@@ -24370,12 +21960,6 @@
               <w:right w:val="single" w:sz="6" w:space="0" w:color="1F3864"/>
             </w:tcBorders>
             <w:shd w:val="clear" w:color="auto" w:fill="D9E2F3"/>
-            <w:tcMar>
-              <w:top w:w="60" w:type="dxa"/>
-              <w:left w:w="90" w:type="dxa"/>
-              <w:bottom w:w="60" w:type="dxa"/>
-              <w:right w:w="90" w:type="dxa"/>
-            </w:tcMar>
           </w:tcPr>
           <w:p>
             <w:pPr>
@@ -24407,12 +21991,6 @@
               <w:right w:val="single" w:sz="6" w:space="0" w:color="1F3864"/>
             </w:tcBorders>
             <w:shd w:val="clear" w:color="auto" w:fill="D9E2F3"/>
-            <w:tcMar>
-              <w:top w:w="60" w:type="dxa"/>
-              <w:left w:w="90" w:type="dxa"/>
-              <w:bottom w:w="60" w:type="dxa"/>
-              <w:right w:w="90" w:type="dxa"/>
-            </w:tcMar>
           </w:tcPr>
           <w:p>
             <w:pPr>
@@ -24445,12 +22023,6 @@
               <w:right w:val="single" w:sz="6" w:space="0" w:color="1F3864"/>
             </w:tcBorders>
             <w:shd w:val="clear" w:color="auto" w:fill="D9E2F3"/>
-            <w:tcMar>
-              <w:top w:w="60" w:type="dxa"/>
-              <w:left w:w="90" w:type="dxa"/>
-              <w:bottom w:w="60" w:type="dxa"/>
-              <w:right w:w="90" w:type="dxa"/>
-            </w:tcMar>
           </w:tcPr>
           <w:p>
             <w:pPr>
@@ -24489,12 +22061,6 @@
               <w:right w:val="single" w:sz="6" w:space="0" w:color="1F3864"/>
             </w:tcBorders>
             <w:shd w:val="clear" w:color="auto" w:fill="D9E2F3"/>
-            <w:tcMar>
-              <w:top w:w="60" w:type="dxa"/>
-              <w:left w:w="90" w:type="dxa"/>
-              <w:bottom w:w="60" w:type="dxa"/>
-              <w:right w:w="90" w:type="dxa"/>
-            </w:tcMar>
           </w:tcPr>
           <w:p>
             <w:pPr>
@@ -24544,12 +22110,6 @@
               <w:right w:val="single" w:sz="6" w:space="0" w:color="1F3864"/>
             </w:tcBorders>
             <w:shd w:val="clear" w:color="auto" w:fill="4472C4"/>
-            <w:tcMar>
-              <w:top w:w="60" w:type="dxa"/>
-              <w:left w:w="90" w:type="dxa"/>
-              <w:bottom w:w="60" w:type="dxa"/>
-              <w:right w:w="90" w:type="dxa"/>
-            </w:tcMar>
           </w:tcPr>
           <w:p>
             <w:pPr>
@@ -24596,12 +22156,6 @@
               <w:right w:val="single" w:sz="6" w:space="0" w:color="1F3864"/>
             </w:tcBorders>
             <w:shd w:val="clear" w:color="auto" w:fill="4472C4"/>
-            <w:tcMar>
-              <w:top w:w="60" w:type="dxa"/>
-              <w:left w:w="90" w:type="dxa"/>
-              <w:bottom w:w="60" w:type="dxa"/>
-              <w:right w:w="90" w:type="dxa"/>
-            </w:tcMar>
           </w:tcPr>
           <w:p>
             <w:pPr>
@@ -24643,12 +22197,6 @@
               <w:right w:val="single" w:sz="6" w:space="0" w:color="1F3864"/>
             </w:tcBorders>
             <w:shd w:val="clear" w:color="auto" w:fill="4472C4"/>
-            <w:tcMar>
-              <w:top w:w="60" w:type="dxa"/>
-              <w:left w:w="90" w:type="dxa"/>
-              <w:bottom w:w="60" w:type="dxa"/>
-              <w:right w:w="90" w:type="dxa"/>
-            </w:tcMar>
           </w:tcPr>
           <w:p>
             <w:pPr>
@@ -24689,12 +22237,6 @@
               <w:right w:val="single" w:sz="6" w:space="0" w:color="1F3864"/>
             </w:tcBorders>
             <w:shd w:val="clear" w:color="auto" w:fill="4472C4"/>
-            <w:tcMar>
-              <w:top w:w="60" w:type="dxa"/>
-              <w:left w:w="90" w:type="dxa"/>
-              <w:bottom w:w="60" w:type="dxa"/>
-              <w:right w:w="90" w:type="dxa"/>
-            </w:tcMar>
           </w:tcPr>
           <w:p>
             <w:pPr>
@@ -24736,12 +22278,6 @@
               <w:right w:val="single" w:sz="6" w:space="0" w:color="1F3864"/>
             </w:tcBorders>
             <w:shd w:val="clear" w:color="auto" w:fill="4472C4"/>
-            <w:tcMar>
-              <w:top w:w="60" w:type="dxa"/>
-              <w:left w:w="90" w:type="dxa"/>
-              <w:bottom w:w="60" w:type="dxa"/>
-              <w:right w:w="90" w:type="dxa"/>
-            </w:tcMar>
           </w:tcPr>
           <w:p>
             <w:pPr>
@@ -24788,12 +22324,6 @@
               <w:right w:val="single" w:sz="6" w:space="0" w:color="1F3864"/>
             </w:tcBorders>
             <w:shd w:val="clear" w:color="auto" w:fill="4472C4"/>
-            <w:tcMar>
-              <w:top w:w="60" w:type="dxa"/>
-              <w:left w:w="90" w:type="dxa"/>
-              <w:bottom w:w="60" w:type="dxa"/>
-              <w:right w:w="90" w:type="dxa"/>
-            </w:tcMar>
           </w:tcPr>
           <w:p>
             <w:pPr>
@@ -24830,12 +22360,6 @@
               <w:right w:val="single" w:sz="6" w:space="0" w:color="1F3864"/>
             </w:tcBorders>
             <w:shd w:val="clear" w:color="auto" w:fill="D9E2F3"/>
-            <w:tcMar>
-              <w:top w:w="60" w:type="dxa"/>
-              <w:left w:w="90" w:type="dxa"/>
-              <w:bottom w:w="60" w:type="dxa"/>
-              <w:right w:w="90" w:type="dxa"/>
-            </w:tcMar>
           </w:tcPr>
           <w:p>
             <w:pPr>
@@ -24867,12 +22391,6 @@
               <w:right w:val="single" w:sz="6" w:space="0" w:color="1F3864"/>
             </w:tcBorders>
             <w:shd w:val="clear" w:color="auto" w:fill="D9E2F3"/>
-            <w:tcMar>
-              <w:top w:w="60" w:type="dxa"/>
-              <w:left w:w="90" w:type="dxa"/>
-              <w:bottom w:w="60" w:type="dxa"/>
-              <w:right w:w="90" w:type="dxa"/>
-            </w:tcMar>
           </w:tcPr>
           <w:p>
             <w:pPr>
@@ -24905,12 +22423,6 @@
               <w:right w:val="single" w:sz="6" w:space="0" w:color="1F3864"/>
             </w:tcBorders>
             <w:shd w:val="clear" w:color="auto" w:fill="D9E2F3"/>
-            <w:tcMar>
-              <w:top w:w="60" w:type="dxa"/>
-              <w:left w:w="90" w:type="dxa"/>
-              <w:bottom w:w="60" w:type="dxa"/>
-              <w:right w:w="90" w:type="dxa"/>
-            </w:tcMar>
           </w:tcPr>
           <w:p>
             <w:pPr>
@@ -24948,12 +22460,6 @@
               <w:right w:val="single" w:sz="6" w:space="0" w:color="1F3864"/>
             </w:tcBorders>
             <w:shd w:val="clear" w:color="auto" w:fill="4472C4"/>
-            <w:tcMar>
-              <w:top w:w="60" w:type="dxa"/>
-              <w:left w:w="90" w:type="dxa"/>
-              <w:bottom w:w="60" w:type="dxa"/>
-              <w:right w:w="90" w:type="dxa"/>
-            </w:tcMar>
           </w:tcPr>
           <w:p>
             <w:pPr>
@@ -24990,12 +22496,6 @@
               <w:right w:val="single" w:sz="6" w:space="0" w:color="1F3864"/>
             </w:tcBorders>
             <w:shd w:val="clear" w:color="auto" w:fill="D9E2F3"/>
-            <w:tcMar>
-              <w:top w:w="60" w:type="dxa"/>
-              <w:left w:w="90" w:type="dxa"/>
-              <w:bottom w:w="60" w:type="dxa"/>
-              <w:right w:w="90" w:type="dxa"/>
-            </w:tcMar>
           </w:tcPr>
           <w:p>
             <w:pPr>
@@ -25027,12 +22527,6 @@
               <w:right w:val="single" w:sz="6" w:space="0" w:color="1F3864"/>
             </w:tcBorders>
             <w:shd w:val="clear" w:color="auto" w:fill="D9E2F3"/>
-            <w:tcMar>
-              <w:top w:w="60" w:type="dxa"/>
-              <w:left w:w="90" w:type="dxa"/>
-              <w:bottom w:w="60" w:type="dxa"/>
-              <w:right w:w="90" w:type="dxa"/>
-            </w:tcMar>
           </w:tcPr>
           <w:p>
             <w:pPr>
@@ -25065,12 +22559,6 @@
               <w:right w:val="single" w:sz="6" w:space="0" w:color="1F3864"/>
             </w:tcBorders>
             <w:shd w:val="clear" w:color="auto" w:fill="D9E2F3"/>
-            <w:tcMar>
-              <w:top w:w="60" w:type="dxa"/>
-              <w:left w:w="90" w:type="dxa"/>
-              <w:bottom w:w="60" w:type="dxa"/>
-              <w:right w:w="90" w:type="dxa"/>
-            </w:tcMar>
           </w:tcPr>
           <w:p>
             <w:pPr>
@@ -25109,12 +22597,6 @@
               <w:right w:val="single" w:sz="6" w:space="0" w:color="1F3864"/>
             </w:tcBorders>
             <w:shd w:val="clear" w:color="auto" w:fill="4472C4"/>
-            <w:tcMar>
-              <w:top w:w="60" w:type="dxa"/>
-              <w:left w:w="90" w:type="dxa"/>
-              <w:bottom w:w="60" w:type="dxa"/>
-              <w:right w:w="90" w:type="dxa"/>
-            </w:tcMar>
           </w:tcPr>
           <w:p>
             <w:pPr>
@@ -25152,12 +22634,6 @@
               <w:right w:val="single" w:sz="6" w:space="0" w:color="1F3864"/>
             </w:tcBorders>
             <w:shd w:val="clear" w:color="auto" w:fill="4472C4"/>
-            <w:tcMar>
-              <w:top w:w="60" w:type="dxa"/>
-              <w:left w:w="90" w:type="dxa"/>
-              <w:bottom w:w="60" w:type="dxa"/>
-              <w:right w:w="90" w:type="dxa"/>
-            </w:tcMar>
           </w:tcPr>
           <w:p>
             <w:pPr>
@@ -25201,12 +22677,6 @@
               <w:right w:val="single" w:sz="6" w:space="0" w:color="1F3864"/>
             </w:tcBorders>
             <w:shd w:val="clear" w:color="auto" w:fill="D9E2F3"/>
-            <w:tcMar>
-              <w:top w:w="60" w:type="dxa"/>
-              <w:left w:w="90" w:type="dxa"/>
-              <w:bottom w:w="60" w:type="dxa"/>
-              <w:right w:w="90" w:type="dxa"/>
-            </w:tcMar>
           </w:tcPr>
           <w:p>
             <w:pPr>
@@ -25256,12 +22726,6 @@
               <w:right w:val="single" w:sz="6" w:space="0" w:color="1F3864"/>
             </w:tcBorders>
             <w:shd w:val="clear" w:color="auto" w:fill="4472C4"/>
-            <w:tcMar>
-              <w:top w:w="60" w:type="dxa"/>
-              <w:left w:w="90" w:type="dxa"/>
-              <w:bottom w:w="60" w:type="dxa"/>
-              <w:right w:w="90" w:type="dxa"/>
-            </w:tcMar>
           </w:tcPr>
           <w:p>
             <w:pPr>
@@ -25308,12 +22772,6 @@
               <w:right w:val="single" w:sz="6" w:space="0" w:color="1F3864"/>
             </w:tcBorders>
             <w:shd w:val="clear" w:color="auto" w:fill="4472C4"/>
-            <w:tcMar>
-              <w:top w:w="60" w:type="dxa"/>
-              <w:left w:w="90" w:type="dxa"/>
-              <w:bottom w:w="60" w:type="dxa"/>
-              <w:right w:w="90" w:type="dxa"/>
-            </w:tcMar>
           </w:tcPr>
           <w:p>
             <w:pPr>
@@ -25355,12 +22813,6 @@
               <w:right w:val="single" w:sz="6" w:space="0" w:color="1F3864"/>
             </w:tcBorders>
             <w:shd w:val="clear" w:color="auto" w:fill="4472C4"/>
-            <w:tcMar>
-              <w:top w:w="60" w:type="dxa"/>
-              <w:left w:w="90" w:type="dxa"/>
-              <w:bottom w:w="60" w:type="dxa"/>
-              <w:right w:w="90" w:type="dxa"/>
-            </w:tcMar>
           </w:tcPr>
           <w:p>
             <w:pPr>
@@ -25401,12 +22853,6 @@
               <w:right w:val="single" w:sz="6" w:space="0" w:color="1F3864"/>
             </w:tcBorders>
             <w:shd w:val="clear" w:color="auto" w:fill="4472C4"/>
-            <w:tcMar>
-              <w:top w:w="60" w:type="dxa"/>
-              <w:left w:w="90" w:type="dxa"/>
-              <w:bottom w:w="60" w:type="dxa"/>
-              <w:right w:w="90" w:type="dxa"/>
-            </w:tcMar>
           </w:tcPr>
           <w:p>
             <w:pPr>
@@ -25448,12 +22894,6 @@
               <w:right w:val="single" w:sz="6" w:space="0" w:color="1F3864"/>
             </w:tcBorders>
             <w:shd w:val="clear" w:color="auto" w:fill="4472C4"/>
-            <w:tcMar>
-              <w:top w:w="60" w:type="dxa"/>
-              <w:left w:w="90" w:type="dxa"/>
-              <w:bottom w:w="60" w:type="dxa"/>
-              <w:right w:w="90" w:type="dxa"/>
-            </w:tcMar>
           </w:tcPr>
           <w:p>
             <w:pPr>
@@ -25500,12 +22940,6 @@
               <w:right w:val="single" w:sz="6" w:space="0" w:color="1F3864"/>
             </w:tcBorders>
             <w:shd w:val="clear" w:color="auto" w:fill="4472C4"/>
-            <w:tcMar>
-              <w:top w:w="60" w:type="dxa"/>
-              <w:left w:w="90" w:type="dxa"/>
-              <w:bottom w:w="60" w:type="dxa"/>
-              <w:right w:w="90" w:type="dxa"/>
-            </w:tcMar>
           </w:tcPr>
           <w:p>
             <w:pPr>
@@ -25542,12 +22976,6 @@
               <w:right w:val="single" w:sz="6" w:space="0" w:color="1F3864"/>
             </w:tcBorders>
             <w:shd w:val="clear" w:color="auto" w:fill="D9E2F3"/>
-            <w:tcMar>
-              <w:top w:w="60" w:type="dxa"/>
-              <w:left w:w="90" w:type="dxa"/>
-              <w:bottom w:w="60" w:type="dxa"/>
-              <w:right w:w="90" w:type="dxa"/>
-            </w:tcMar>
           </w:tcPr>
           <w:p>
             <w:pPr>
@@ -25579,12 +23007,6 @@
               <w:right w:val="single" w:sz="6" w:space="0" w:color="1F3864"/>
             </w:tcBorders>
             <w:shd w:val="clear" w:color="auto" w:fill="D9E2F3"/>
-            <w:tcMar>
-              <w:top w:w="60" w:type="dxa"/>
-              <w:left w:w="90" w:type="dxa"/>
-              <w:bottom w:w="60" w:type="dxa"/>
-              <w:right w:w="90" w:type="dxa"/>
-            </w:tcMar>
           </w:tcPr>
           <w:p>
             <w:pPr>
@@ -25617,12 +23039,6 @@
               <w:right w:val="single" w:sz="6" w:space="0" w:color="1F3864"/>
             </w:tcBorders>
             <w:shd w:val="clear" w:color="auto" w:fill="D9E2F3"/>
-            <w:tcMar>
-              <w:top w:w="60" w:type="dxa"/>
-              <w:left w:w="90" w:type="dxa"/>
-              <w:bottom w:w="60" w:type="dxa"/>
-              <w:right w:w="90" w:type="dxa"/>
-            </w:tcMar>
           </w:tcPr>
           <w:p>
             <w:pPr>
@@ -25660,12 +23076,6 @@
               <w:right w:val="single" w:sz="6" w:space="0" w:color="1F3864"/>
             </w:tcBorders>
             <w:shd w:val="clear" w:color="auto" w:fill="4472C4"/>
-            <w:tcMar>
-              <w:top w:w="60" w:type="dxa"/>
-              <w:left w:w="90" w:type="dxa"/>
-              <w:bottom w:w="60" w:type="dxa"/>
-              <w:right w:w="90" w:type="dxa"/>
-            </w:tcMar>
           </w:tcPr>
           <w:p>
             <w:pPr>
@@ -25702,12 +23112,6 @@
               <w:right w:val="single" w:sz="6" w:space="0" w:color="1F3864"/>
             </w:tcBorders>
             <w:shd w:val="clear" w:color="auto" w:fill="D9E2F3"/>
-            <w:tcMar>
-              <w:top w:w="60" w:type="dxa"/>
-              <w:left w:w="90" w:type="dxa"/>
-              <w:bottom w:w="60" w:type="dxa"/>
-              <w:right w:w="90" w:type="dxa"/>
-            </w:tcMar>
           </w:tcPr>
           <w:p>
             <w:pPr>
@@ -25739,12 +23143,6 @@
               <w:right w:val="single" w:sz="6" w:space="0" w:color="1F3864"/>
             </w:tcBorders>
             <w:shd w:val="clear" w:color="auto" w:fill="D9E2F3"/>
-            <w:tcMar>
-              <w:top w:w="60" w:type="dxa"/>
-              <w:left w:w="90" w:type="dxa"/>
-              <w:bottom w:w="60" w:type="dxa"/>
-              <w:right w:w="90" w:type="dxa"/>
-            </w:tcMar>
           </w:tcPr>
           <w:p>
             <w:pPr>
@@ -25777,12 +23175,6 @@
               <w:right w:val="single" w:sz="6" w:space="0" w:color="1F3864"/>
             </w:tcBorders>
             <w:shd w:val="clear" w:color="auto" w:fill="D9E2F3"/>
-            <w:tcMar>
-              <w:top w:w="60" w:type="dxa"/>
-              <w:left w:w="90" w:type="dxa"/>
-              <w:bottom w:w="60" w:type="dxa"/>
-              <w:right w:w="90" w:type="dxa"/>
-            </w:tcMar>
           </w:tcPr>
           <w:p>
             <w:pPr>
@@ -25820,12 +23212,6 @@
               <w:right w:val="single" w:sz="6" w:space="0" w:color="1F3864"/>
             </w:tcBorders>
             <w:shd w:val="clear" w:color="auto" w:fill="4472C4"/>
-            <w:tcMar>
-              <w:top w:w="60" w:type="dxa"/>
-              <w:left w:w="90" w:type="dxa"/>
-              <w:bottom w:w="60" w:type="dxa"/>
-              <w:right w:w="90" w:type="dxa"/>
-            </w:tcMar>
           </w:tcPr>
           <w:p>
             <w:pPr>
@@ -25862,12 +23248,6 @@
               <w:right w:val="single" w:sz="6" w:space="0" w:color="1F3864"/>
             </w:tcBorders>
             <w:shd w:val="clear" w:color="auto" w:fill="D9E2F3"/>
-            <w:tcMar>
-              <w:top w:w="60" w:type="dxa"/>
-              <w:left w:w="90" w:type="dxa"/>
-              <w:bottom w:w="60" w:type="dxa"/>
-              <w:right w:w="90" w:type="dxa"/>
-            </w:tcMar>
           </w:tcPr>
           <w:p>
             <w:pPr>
@@ -25899,12 +23279,6 @@
               <w:right w:val="single" w:sz="6" w:space="0" w:color="1F3864"/>
             </w:tcBorders>
             <w:shd w:val="clear" w:color="auto" w:fill="D9E2F3"/>
-            <w:tcMar>
-              <w:top w:w="60" w:type="dxa"/>
-              <w:left w:w="90" w:type="dxa"/>
-              <w:bottom w:w="60" w:type="dxa"/>
-              <w:right w:w="90" w:type="dxa"/>
-            </w:tcMar>
           </w:tcPr>
           <w:p>
             <w:pPr>
@@ -25937,12 +23311,6 @@
               <w:right w:val="single" w:sz="6" w:space="0" w:color="1F3864"/>
             </w:tcBorders>
             <w:shd w:val="clear" w:color="auto" w:fill="D9E2F3"/>
-            <w:tcMar>
-              <w:top w:w="60" w:type="dxa"/>
-              <w:left w:w="90" w:type="dxa"/>
-              <w:bottom w:w="60" w:type="dxa"/>
-              <w:right w:w="90" w:type="dxa"/>
-            </w:tcMar>
           </w:tcPr>
           <w:p>
             <w:pPr>
@@ -25981,12 +23349,6 @@
               <w:right w:val="single" w:sz="6" w:space="0" w:color="1F3864"/>
             </w:tcBorders>
             <w:shd w:val="clear" w:color="auto" w:fill="D9E2F3"/>
-            <w:tcMar>
-              <w:top w:w="60" w:type="dxa"/>
-              <w:left w:w="90" w:type="dxa"/>
-              <w:bottom w:w="60" w:type="dxa"/>
-              <w:right w:w="90" w:type="dxa"/>
-            </w:tcMar>
           </w:tcPr>
           <w:p>
             <w:pPr>
@@ -26077,12 +23439,6 @@
               <w:right w:val="single" w:sz="6" w:space="0" w:color="1F3864"/>
             </w:tcBorders>
             <w:shd w:val="clear" w:color="auto" w:fill="4472C4"/>
-            <w:tcMar>
-              <w:top w:w="60" w:type="dxa"/>
-              <w:left w:w="90" w:type="dxa"/>
-              <w:bottom w:w="60" w:type="dxa"/>
-              <w:right w:w="90" w:type="dxa"/>
-            </w:tcMar>
           </w:tcPr>
           <w:p>
             <w:pPr>
@@ -26129,12 +23485,6 @@
               <w:right w:val="single" w:sz="6" w:space="0" w:color="1F3864"/>
             </w:tcBorders>
             <w:shd w:val="clear" w:color="auto" w:fill="4472C4"/>
-            <w:tcMar>
-              <w:top w:w="60" w:type="dxa"/>
-              <w:left w:w="90" w:type="dxa"/>
-              <w:bottom w:w="60" w:type="dxa"/>
-              <w:right w:w="90" w:type="dxa"/>
-            </w:tcMar>
           </w:tcPr>
           <w:p>
             <w:pPr>
@@ -26176,12 +23526,6 @@
               <w:right w:val="single" w:sz="6" w:space="0" w:color="1F3864"/>
             </w:tcBorders>
             <w:shd w:val="clear" w:color="auto" w:fill="4472C4"/>
-            <w:tcMar>
-              <w:top w:w="60" w:type="dxa"/>
-              <w:left w:w="90" w:type="dxa"/>
-              <w:bottom w:w="60" w:type="dxa"/>
-              <w:right w:w="90" w:type="dxa"/>
-            </w:tcMar>
           </w:tcPr>
           <w:p>
             <w:pPr>
@@ -26222,12 +23566,6 @@
               <w:right w:val="single" w:sz="6" w:space="0" w:color="1F3864"/>
             </w:tcBorders>
             <w:shd w:val="clear" w:color="auto" w:fill="4472C4"/>
-            <w:tcMar>
-              <w:top w:w="60" w:type="dxa"/>
-              <w:left w:w="90" w:type="dxa"/>
-              <w:bottom w:w="60" w:type="dxa"/>
-              <w:right w:w="90" w:type="dxa"/>
-            </w:tcMar>
           </w:tcPr>
           <w:p>
             <w:pPr>
@@ -26269,12 +23607,6 @@
               <w:right w:val="single" w:sz="6" w:space="0" w:color="1F3864"/>
             </w:tcBorders>
             <w:shd w:val="clear" w:color="auto" w:fill="4472C4"/>
-            <w:tcMar>
-              <w:top w:w="60" w:type="dxa"/>
-              <w:left w:w="90" w:type="dxa"/>
-              <w:bottom w:w="60" w:type="dxa"/>
-              <w:right w:w="90" w:type="dxa"/>
-            </w:tcMar>
           </w:tcPr>
           <w:p>
             <w:pPr>
@@ -26321,12 +23653,6 @@
               <w:right w:val="single" w:sz="6" w:space="0" w:color="1F3864"/>
             </w:tcBorders>
             <w:shd w:val="clear" w:color="auto" w:fill="4472C4"/>
-            <w:tcMar>
-              <w:top w:w="60" w:type="dxa"/>
-              <w:left w:w="90" w:type="dxa"/>
-              <w:bottom w:w="60" w:type="dxa"/>
-              <w:right w:w="90" w:type="dxa"/>
-            </w:tcMar>
           </w:tcPr>
           <w:p>
             <w:pPr>
@@ -26363,12 +23689,6 @@
               <w:right w:val="single" w:sz="6" w:space="0" w:color="1F3864"/>
             </w:tcBorders>
             <w:shd w:val="clear" w:color="auto" w:fill="D9E2F3"/>
-            <w:tcMar>
-              <w:top w:w="60" w:type="dxa"/>
-              <w:left w:w="90" w:type="dxa"/>
-              <w:bottom w:w="60" w:type="dxa"/>
-              <w:right w:w="90" w:type="dxa"/>
-            </w:tcMar>
           </w:tcPr>
           <w:p>
             <w:pPr>
@@ -26400,12 +23720,6 @@
               <w:right w:val="single" w:sz="6" w:space="0" w:color="1F3864"/>
             </w:tcBorders>
             <w:shd w:val="clear" w:color="auto" w:fill="D9E2F3"/>
-            <w:tcMar>
-              <w:top w:w="60" w:type="dxa"/>
-              <w:left w:w="90" w:type="dxa"/>
-              <w:bottom w:w="60" w:type="dxa"/>
-              <w:right w:w="90" w:type="dxa"/>
-            </w:tcMar>
           </w:tcPr>
           <w:p>
             <w:pPr>
@@ -26438,12 +23752,6 @@
               <w:right w:val="single" w:sz="6" w:space="0" w:color="1F3864"/>
             </w:tcBorders>
             <w:shd w:val="clear" w:color="auto" w:fill="D9E2F3"/>
-            <w:tcMar>
-              <w:top w:w="60" w:type="dxa"/>
-              <w:left w:w="90" w:type="dxa"/>
-              <w:bottom w:w="60" w:type="dxa"/>
-              <w:right w:w="90" w:type="dxa"/>
-            </w:tcMar>
           </w:tcPr>
           <w:p>
             <w:pPr>
@@ -26481,12 +23789,6 @@
               <w:right w:val="single" w:sz="6" w:space="0" w:color="1F3864"/>
             </w:tcBorders>
             <w:shd w:val="clear" w:color="auto" w:fill="4472C4"/>
-            <w:tcMar>
-              <w:top w:w="60" w:type="dxa"/>
-              <w:left w:w="90" w:type="dxa"/>
-              <w:bottom w:w="60" w:type="dxa"/>
-              <w:right w:w="90" w:type="dxa"/>
-            </w:tcMar>
           </w:tcPr>
           <w:p>
             <w:pPr>
@@ -26523,12 +23825,6 @@
               <w:right w:val="single" w:sz="6" w:space="0" w:color="1F3864"/>
             </w:tcBorders>
             <w:shd w:val="clear" w:color="auto" w:fill="D9E2F3"/>
-            <w:tcMar>
-              <w:top w:w="60" w:type="dxa"/>
-              <w:left w:w="90" w:type="dxa"/>
-              <w:bottom w:w="60" w:type="dxa"/>
-              <w:right w:w="90" w:type="dxa"/>
-            </w:tcMar>
           </w:tcPr>
           <w:p>
             <w:pPr>
@@ -26560,12 +23856,6 @@
               <w:right w:val="single" w:sz="6" w:space="0" w:color="1F3864"/>
             </w:tcBorders>
             <w:shd w:val="clear" w:color="auto" w:fill="D9E2F3"/>
-            <w:tcMar>
-              <w:top w:w="60" w:type="dxa"/>
-              <w:left w:w="90" w:type="dxa"/>
-              <w:bottom w:w="60" w:type="dxa"/>
-              <w:right w:w="90" w:type="dxa"/>
-            </w:tcMar>
           </w:tcPr>
           <w:p>
             <w:pPr>
@@ -26598,12 +23888,6 @@
               <w:right w:val="single" w:sz="6" w:space="0" w:color="1F3864"/>
             </w:tcBorders>
             <w:shd w:val="clear" w:color="auto" w:fill="D9E2F3"/>
-            <w:tcMar>
-              <w:top w:w="60" w:type="dxa"/>
-              <w:left w:w="90" w:type="dxa"/>
-              <w:bottom w:w="60" w:type="dxa"/>
-              <w:right w:w="90" w:type="dxa"/>
-            </w:tcMar>
           </w:tcPr>
           <w:p>
             <w:pPr>
@@ -26642,12 +23926,6 @@
               <w:right w:val="single" w:sz="6" w:space="0" w:color="1F3864"/>
             </w:tcBorders>
             <w:shd w:val="clear" w:color="auto" w:fill="D9E2F3"/>
-            <w:tcMar>
-              <w:top w:w="60" w:type="dxa"/>
-              <w:left w:w="90" w:type="dxa"/>
-              <w:bottom w:w="60" w:type="dxa"/>
-              <w:right w:w="90" w:type="dxa"/>
-            </w:tcMar>
           </w:tcPr>
           <w:p>
             <w:pPr>
@@ -26697,12 +23975,6 @@
               <w:right w:val="single" w:sz="6" w:space="0" w:color="1F3864"/>
             </w:tcBorders>
             <w:shd w:val="clear" w:color="auto" w:fill="4472C4"/>
-            <w:tcMar>
-              <w:top w:w="60" w:type="dxa"/>
-              <w:left w:w="90" w:type="dxa"/>
-              <w:bottom w:w="60" w:type="dxa"/>
-              <w:right w:w="90" w:type="dxa"/>
-            </w:tcMar>
           </w:tcPr>
           <w:p>
             <w:pPr>
@@ -26749,12 +24021,6 @@
               <w:right w:val="single" w:sz="6" w:space="0" w:color="1F3864"/>
             </w:tcBorders>
             <w:shd w:val="clear" w:color="auto" w:fill="4472C4"/>
-            <w:tcMar>
-              <w:top w:w="60" w:type="dxa"/>
-              <w:left w:w="90" w:type="dxa"/>
-              <w:bottom w:w="60" w:type="dxa"/>
-              <w:right w:w="90" w:type="dxa"/>
-            </w:tcMar>
           </w:tcPr>
           <w:p>
             <w:pPr>
@@ -26796,12 +24062,6 @@
               <w:right w:val="single" w:sz="6" w:space="0" w:color="1F3864"/>
             </w:tcBorders>
             <w:shd w:val="clear" w:color="auto" w:fill="4472C4"/>
-            <w:tcMar>
-              <w:top w:w="60" w:type="dxa"/>
-              <w:left w:w="90" w:type="dxa"/>
-              <w:bottom w:w="60" w:type="dxa"/>
-              <w:right w:w="90" w:type="dxa"/>
-            </w:tcMar>
           </w:tcPr>
           <w:p>
             <w:pPr>
@@ -26842,12 +24102,6 @@
               <w:right w:val="single" w:sz="6" w:space="0" w:color="1F3864"/>
             </w:tcBorders>
             <w:shd w:val="clear" w:color="auto" w:fill="4472C4"/>
-            <w:tcMar>
-              <w:top w:w="60" w:type="dxa"/>
-              <w:left w:w="90" w:type="dxa"/>
-              <w:bottom w:w="60" w:type="dxa"/>
-              <w:right w:w="90" w:type="dxa"/>
-            </w:tcMar>
           </w:tcPr>
           <w:p>
             <w:pPr>
@@ -26889,12 +24143,6 @@
               <w:right w:val="single" w:sz="6" w:space="0" w:color="1F3864"/>
             </w:tcBorders>
             <w:shd w:val="clear" w:color="auto" w:fill="4472C4"/>
-            <w:tcMar>
-              <w:top w:w="60" w:type="dxa"/>
-              <w:left w:w="90" w:type="dxa"/>
-              <w:bottom w:w="60" w:type="dxa"/>
-              <w:right w:w="90" w:type="dxa"/>
-            </w:tcMar>
           </w:tcPr>
           <w:p>
             <w:pPr>
@@ -26941,12 +24189,6 @@
               <w:right w:val="single" w:sz="6" w:space="0" w:color="1F3864"/>
             </w:tcBorders>
             <w:shd w:val="clear" w:color="auto" w:fill="4472C4"/>
-            <w:tcMar>
-              <w:top w:w="60" w:type="dxa"/>
-              <w:left w:w="90" w:type="dxa"/>
-              <w:bottom w:w="60" w:type="dxa"/>
-              <w:right w:w="90" w:type="dxa"/>
-            </w:tcMar>
           </w:tcPr>
           <w:p>
             <w:pPr>
@@ -26983,12 +24225,6 @@
               <w:right w:val="single" w:sz="6" w:space="0" w:color="1F3864"/>
             </w:tcBorders>
             <w:shd w:val="clear" w:color="auto" w:fill="D9E2F3"/>
-            <w:tcMar>
-              <w:top w:w="60" w:type="dxa"/>
-              <w:left w:w="90" w:type="dxa"/>
-              <w:bottom w:w="60" w:type="dxa"/>
-              <w:right w:w="90" w:type="dxa"/>
-            </w:tcMar>
           </w:tcPr>
           <w:p>
             <w:pPr>
@@ -27020,12 +24256,6 @@
               <w:right w:val="single" w:sz="6" w:space="0" w:color="1F3864"/>
             </w:tcBorders>
             <w:shd w:val="clear" w:color="auto" w:fill="D9E2F3"/>
-            <w:tcMar>
-              <w:top w:w="60" w:type="dxa"/>
-              <w:left w:w="90" w:type="dxa"/>
-              <w:bottom w:w="60" w:type="dxa"/>
-              <w:right w:w="90" w:type="dxa"/>
-            </w:tcMar>
           </w:tcPr>
           <w:p>
             <w:pPr>
@@ -27058,12 +24288,6 @@
               <w:right w:val="single" w:sz="6" w:space="0" w:color="1F3864"/>
             </w:tcBorders>
             <w:shd w:val="clear" w:color="auto" w:fill="D9E2F3"/>
-            <w:tcMar>
-              <w:top w:w="60" w:type="dxa"/>
-              <w:left w:w="90" w:type="dxa"/>
-              <w:bottom w:w="60" w:type="dxa"/>
-              <w:right w:w="90" w:type="dxa"/>
-            </w:tcMar>
           </w:tcPr>
           <w:p>
             <w:pPr>
@@ -27101,12 +24325,6 @@
               <w:right w:val="single" w:sz="6" w:space="0" w:color="1F3864"/>
             </w:tcBorders>
             <w:shd w:val="clear" w:color="auto" w:fill="4472C4"/>
-            <w:tcMar>
-              <w:top w:w="60" w:type="dxa"/>
-              <w:left w:w="90" w:type="dxa"/>
-              <w:bottom w:w="60" w:type="dxa"/>
-              <w:right w:w="90" w:type="dxa"/>
-            </w:tcMar>
           </w:tcPr>
           <w:p>
             <w:pPr>
@@ -27143,12 +24361,6 @@
               <w:right w:val="single" w:sz="6" w:space="0" w:color="1F3864"/>
             </w:tcBorders>
             <w:shd w:val="clear" w:color="auto" w:fill="D9E2F3"/>
-            <w:tcMar>
-              <w:top w:w="60" w:type="dxa"/>
-              <w:left w:w="90" w:type="dxa"/>
-              <w:bottom w:w="60" w:type="dxa"/>
-              <w:right w:w="90" w:type="dxa"/>
-            </w:tcMar>
           </w:tcPr>
           <w:p>
             <w:pPr>
@@ -27180,12 +24392,6 @@
               <w:right w:val="single" w:sz="6" w:space="0" w:color="1F3864"/>
             </w:tcBorders>
             <w:shd w:val="clear" w:color="auto" w:fill="D9E2F3"/>
-            <w:tcMar>
-              <w:top w:w="60" w:type="dxa"/>
-              <w:left w:w="90" w:type="dxa"/>
-              <w:bottom w:w="60" w:type="dxa"/>
-              <w:right w:w="90" w:type="dxa"/>
-            </w:tcMar>
           </w:tcPr>
           <w:p>
             <w:pPr>
@@ -27218,12 +24424,6 @@
               <w:right w:val="single" w:sz="6" w:space="0" w:color="1F3864"/>
             </w:tcBorders>
             <w:shd w:val="clear" w:color="auto" w:fill="D9E2F3"/>
-            <w:tcMar>
-              <w:top w:w="60" w:type="dxa"/>
-              <w:left w:w="90" w:type="dxa"/>
-              <w:bottom w:w="60" w:type="dxa"/>
-              <w:right w:w="90" w:type="dxa"/>
-            </w:tcMar>
           </w:tcPr>
           <w:p>
             <w:pPr>
@@ -27262,12 +24462,6 @@
               <w:right w:val="single" w:sz="6" w:space="0" w:color="1F3864"/>
             </w:tcBorders>
             <w:shd w:val="clear" w:color="auto" w:fill="D9E2F3"/>
-            <w:tcMar>
-              <w:top w:w="60" w:type="dxa"/>
-              <w:left w:w="90" w:type="dxa"/>
-              <w:bottom w:w="60" w:type="dxa"/>
-              <w:right w:w="90" w:type="dxa"/>
-            </w:tcMar>
           </w:tcPr>
           <w:p>
             <w:pPr>
@@ -27357,12 +24551,6 @@
               <w:right w:val="single" w:sz="6" w:space="0" w:color="1F3864"/>
             </w:tcBorders>
             <w:shd w:val="clear" w:color="auto" w:fill="4472C4"/>
-            <w:tcMar>
-              <w:top w:w="60" w:type="dxa"/>
-              <w:left w:w="90" w:type="dxa"/>
-              <w:bottom w:w="60" w:type="dxa"/>
-              <w:right w:w="90" w:type="dxa"/>
-            </w:tcMar>
           </w:tcPr>
           <w:p>
             <w:pPr>
@@ -27409,12 +24597,6 @@
               <w:right w:val="single" w:sz="6" w:space="0" w:color="1F3864"/>
             </w:tcBorders>
             <w:shd w:val="clear" w:color="auto" w:fill="4472C4"/>
-            <w:tcMar>
-              <w:top w:w="60" w:type="dxa"/>
-              <w:left w:w="90" w:type="dxa"/>
-              <w:bottom w:w="60" w:type="dxa"/>
-              <w:right w:w="90" w:type="dxa"/>
-            </w:tcMar>
           </w:tcPr>
           <w:p>
             <w:pPr>
@@ -27456,12 +24638,6 @@
               <w:right w:val="single" w:sz="6" w:space="0" w:color="1F3864"/>
             </w:tcBorders>
             <w:shd w:val="clear" w:color="auto" w:fill="4472C4"/>
-            <w:tcMar>
-              <w:top w:w="60" w:type="dxa"/>
-              <w:left w:w="90" w:type="dxa"/>
-              <w:bottom w:w="60" w:type="dxa"/>
-              <w:right w:w="90" w:type="dxa"/>
-            </w:tcMar>
           </w:tcPr>
           <w:p>
             <w:pPr>
@@ -27502,12 +24678,6 @@
               <w:right w:val="single" w:sz="6" w:space="0" w:color="1F3864"/>
             </w:tcBorders>
             <w:shd w:val="clear" w:color="auto" w:fill="4472C4"/>
-            <w:tcMar>
-              <w:top w:w="60" w:type="dxa"/>
-              <w:left w:w="90" w:type="dxa"/>
-              <w:bottom w:w="60" w:type="dxa"/>
-              <w:right w:w="90" w:type="dxa"/>
-            </w:tcMar>
           </w:tcPr>
           <w:p>
             <w:pPr>
@@ -27549,12 +24719,6 @@
               <w:right w:val="single" w:sz="6" w:space="0" w:color="1F3864"/>
             </w:tcBorders>
             <w:shd w:val="clear" w:color="auto" w:fill="4472C4"/>
-            <w:tcMar>
-              <w:top w:w="60" w:type="dxa"/>
-              <w:left w:w="90" w:type="dxa"/>
-              <w:bottom w:w="60" w:type="dxa"/>
-              <w:right w:w="90" w:type="dxa"/>
-            </w:tcMar>
           </w:tcPr>
           <w:p>
             <w:pPr>
@@ -27601,12 +24765,6 @@
               <w:right w:val="single" w:sz="6" w:space="0" w:color="1F3864"/>
             </w:tcBorders>
             <w:shd w:val="clear" w:color="auto" w:fill="4472C4"/>
-            <w:tcMar>
-              <w:top w:w="60" w:type="dxa"/>
-              <w:left w:w="90" w:type="dxa"/>
-              <w:bottom w:w="60" w:type="dxa"/>
-              <w:right w:w="90" w:type="dxa"/>
-            </w:tcMar>
           </w:tcPr>
           <w:p>
             <w:pPr>
@@ -27643,12 +24801,6 @@
               <w:right w:val="single" w:sz="6" w:space="0" w:color="1F3864"/>
             </w:tcBorders>
             <w:shd w:val="clear" w:color="auto" w:fill="D9E2F3"/>
-            <w:tcMar>
-              <w:top w:w="60" w:type="dxa"/>
-              <w:left w:w="90" w:type="dxa"/>
-              <w:bottom w:w="60" w:type="dxa"/>
-              <w:right w:w="90" w:type="dxa"/>
-            </w:tcMar>
           </w:tcPr>
           <w:p>
             <w:pPr>
@@ -27680,12 +24832,6 @@
               <w:right w:val="single" w:sz="6" w:space="0" w:color="1F3864"/>
             </w:tcBorders>
             <w:shd w:val="clear" w:color="auto" w:fill="D9E2F3"/>
-            <w:tcMar>
-              <w:top w:w="60" w:type="dxa"/>
-              <w:left w:w="90" w:type="dxa"/>
-              <w:bottom w:w="60" w:type="dxa"/>
-              <w:right w:w="90" w:type="dxa"/>
-            </w:tcMar>
           </w:tcPr>
           <w:p>
             <w:pPr>
@@ -27718,12 +24864,6 @@
               <w:right w:val="single" w:sz="6" w:space="0" w:color="1F3864"/>
             </w:tcBorders>
             <w:shd w:val="clear" w:color="auto" w:fill="D9E2F3"/>
-            <w:tcMar>
-              <w:top w:w="60" w:type="dxa"/>
-              <w:left w:w="90" w:type="dxa"/>
-              <w:bottom w:w="60" w:type="dxa"/>
-              <w:right w:w="90" w:type="dxa"/>
-            </w:tcMar>
           </w:tcPr>
           <w:p>
             <w:pPr>
@@ -27761,12 +24901,6 @@
               <w:right w:val="single" w:sz="6" w:space="0" w:color="1F3864"/>
             </w:tcBorders>
             <w:shd w:val="clear" w:color="auto" w:fill="4472C4"/>
-            <w:tcMar>
-              <w:top w:w="60" w:type="dxa"/>
-              <w:left w:w="90" w:type="dxa"/>
-              <w:bottom w:w="60" w:type="dxa"/>
-              <w:right w:w="90" w:type="dxa"/>
-            </w:tcMar>
           </w:tcPr>
           <w:p>
             <w:pPr>
@@ -27803,12 +24937,6 @@
               <w:right w:val="single" w:sz="6" w:space="0" w:color="1F3864"/>
             </w:tcBorders>
             <w:shd w:val="clear" w:color="auto" w:fill="D9E2F3"/>
-            <w:tcMar>
-              <w:top w:w="60" w:type="dxa"/>
-              <w:left w:w="90" w:type="dxa"/>
-              <w:bottom w:w="60" w:type="dxa"/>
-              <w:right w:w="90" w:type="dxa"/>
-            </w:tcMar>
           </w:tcPr>
           <w:p>
             <w:pPr>
@@ -27840,12 +24968,6 @@
               <w:right w:val="single" w:sz="6" w:space="0" w:color="1F3864"/>
             </w:tcBorders>
             <w:shd w:val="clear" w:color="auto" w:fill="D9E2F3"/>
-            <w:tcMar>
-              <w:top w:w="60" w:type="dxa"/>
-              <w:left w:w="90" w:type="dxa"/>
-              <w:bottom w:w="60" w:type="dxa"/>
-              <w:right w:w="90" w:type="dxa"/>
-            </w:tcMar>
           </w:tcPr>
           <w:p>
             <w:pPr>
@@ -27886,12 +25008,6 @@
               <w:right w:val="single" w:sz="6" w:space="0" w:color="1F3864"/>
             </w:tcBorders>
             <w:shd w:val="clear" w:color="auto" w:fill="D9E2F3"/>
-            <w:tcMar>
-              <w:top w:w="60" w:type="dxa"/>
-              <w:left w:w="90" w:type="dxa"/>
-              <w:bottom w:w="60" w:type="dxa"/>
-              <w:right w:w="90" w:type="dxa"/>
-            </w:tcMar>
           </w:tcPr>
           <w:p>
             <w:pPr>
@@ -27938,12 +25054,6 @@
               <w:right w:val="single" w:sz="6" w:space="0" w:color="1F3864"/>
             </w:tcBorders>
             <w:shd w:val="clear" w:color="auto" w:fill="4472C4"/>
-            <w:tcMar>
-              <w:top w:w="60" w:type="dxa"/>
-              <w:left w:w="90" w:type="dxa"/>
-              <w:bottom w:w="60" w:type="dxa"/>
-              <w:right w:w="90" w:type="dxa"/>
-            </w:tcMar>
           </w:tcPr>
           <w:p>
             <w:pPr>
@@ -27981,12 +25091,6 @@
               <w:right w:val="single" w:sz="6" w:space="0" w:color="1F3864"/>
             </w:tcBorders>
             <w:shd w:val="clear" w:color="auto" w:fill="4472C4"/>
-            <w:tcMar>
-              <w:top w:w="60" w:type="dxa"/>
-              <w:left w:w="90" w:type="dxa"/>
-              <w:bottom w:w="60" w:type="dxa"/>
-              <w:right w:w="90" w:type="dxa"/>
-            </w:tcMar>
           </w:tcPr>
           <w:p>
             <w:pPr>
@@ -28030,12 +25134,6 @@
               <w:right w:val="single" w:sz="6" w:space="0" w:color="1F3864"/>
             </w:tcBorders>
             <w:shd w:val="clear" w:color="auto" w:fill="D9E2F3"/>
-            <w:tcMar>
-              <w:top w:w="60" w:type="dxa"/>
-              <w:left w:w="90" w:type="dxa"/>
-              <w:bottom w:w="60" w:type="dxa"/>
-              <w:right w:w="90" w:type="dxa"/>
-            </w:tcMar>
           </w:tcPr>
           <w:p>
             <w:pPr>
@@ -28105,12 +25203,6 @@
               <w:right w:val="single" w:sz="6" w:space="0" w:color="1F3864"/>
             </w:tcBorders>
             <w:shd w:val="clear" w:color="auto" w:fill="4472C4"/>
-            <w:tcMar>
-              <w:top w:w="60" w:type="dxa"/>
-              <w:left w:w="90" w:type="dxa"/>
-              <w:bottom w:w="60" w:type="dxa"/>
-              <w:right w:w="90" w:type="dxa"/>
-            </w:tcMar>
           </w:tcPr>
           <w:p>
             <w:pPr>
@@ -28157,12 +25249,6 @@
               <w:right w:val="single" w:sz="6" w:space="0" w:color="1F3864"/>
             </w:tcBorders>
             <w:shd w:val="clear" w:color="auto" w:fill="4472C4"/>
-            <w:tcMar>
-              <w:top w:w="60" w:type="dxa"/>
-              <w:left w:w="90" w:type="dxa"/>
-              <w:bottom w:w="60" w:type="dxa"/>
-              <w:right w:w="90" w:type="dxa"/>
-            </w:tcMar>
           </w:tcPr>
           <w:p>
             <w:pPr>
@@ -28204,12 +25290,6 @@
               <w:right w:val="single" w:sz="6" w:space="0" w:color="1F3864"/>
             </w:tcBorders>
             <w:shd w:val="clear" w:color="auto" w:fill="4472C4"/>
-            <w:tcMar>
-              <w:top w:w="60" w:type="dxa"/>
-              <w:left w:w="90" w:type="dxa"/>
-              <w:bottom w:w="60" w:type="dxa"/>
-              <w:right w:w="90" w:type="dxa"/>
-            </w:tcMar>
           </w:tcPr>
           <w:p>
             <w:pPr>
@@ -28250,12 +25330,6 @@
               <w:right w:val="single" w:sz="6" w:space="0" w:color="1F3864"/>
             </w:tcBorders>
             <w:shd w:val="clear" w:color="auto" w:fill="4472C4"/>
-            <w:tcMar>
-              <w:top w:w="60" w:type="dxa"/>
-              <w:left w:w="90" w:type="dxa"/>
-              <w:bottom w:w="60" w:type="dxa"/>
-              <w:right w:w="90" w:type="dxa"/>
-            </w:tcMar>
           </w:tcPr>
           <w:p>
             <w:pPr>
@@ -28297,12 +25371,6 @@
               <w:right w:val="single" w:sz="6" w:space="0" w:color="1F3864"/>
             </w:tcBorders>
             <w:shd w:val="clear" w:color="auto" w:fill="4472C4"/>
-            <w:tcMar>
-              <w:top w:w="60" w:type="dxa"/>
-              <w:left w:w="90" w:type="dxa"/>
-              <w:bottom w:w="60" w:type="dxa"/>
-              <w:right w:w="90" w:type="dxa"/>
-            </w:tcMar>
           </w:tcPr>
           <w:p>
             <w:pPr>
@@ -28349,12 +25417,6 @@
               <w:right w:val="single" w:sz="6" w:space="0" w:color="1F3864"/>
             </w:tcBorders>
             <w:shd w:val="clear" w:color="auto" w:fill="4472C4"/>
-            <w:tcMar>
-              <w:top w:w="60" w:type="dxa"/>
-              <w:left w:w="90" w:type="dxa"/>
-              <w:bottom w:w="60" w:type="dxa"/>
-              <w:right w:w="90" w:type="dxa"/>
-            </w:tcMar>
           </w:tcPr>
           <w:p>
             <w:pPr>
@@ -28391,12 +25453,6 @@
               <w:right w:val="single" w:sz="6" w:space="0" w:color="1F3864"/>
             </w:tcBorders>
             <w:shd w:val="clear" w:color="auto" w:fill="D9E2F3"/>
-            <w:tcMar>
-              <w:top w:w="60" w:type="dxa"/>
-              <w:left w:w="90" w:type="dxa"/>
-              <w:bottom w:w="60" w:type="dxa"/>
-              <w:right w:w="90" w:type="dxa"/>
-            </w:tcMar>
           </w:tcPr>
           <w:p>
             <w:pPr>
@@ -28428,12 +25484,6 @@
               <w:right w:val="single" w:sz="6" w:space="0" w:color="1F3864"/>
             </w:tcBorders>
             <w:shd w:val="clear" w:color="auto" w:fill="D9E2F3"/>
-            <w:tcMar>
-              <w:top w:w="60" w:type="dxa"/>
-              <w:left w:w="90" w:type="dxa"/>
-              <w:bottom w:w="60" w:type="dxa"/>
-              <w:right w:w="90" w:type="dxa"/>
-            </w:tcMar>
           </w:tcPr>
           <w:p>
             <w:pPr>
@@ -28466,12 +25516,6 @@
               <w:right w:val="single" w:sz="6" w:space="0" w:color="1F3864"/>
             </w:tcBorders>
             <w:shd w:val="clear" w:color="auto" w:fill="D9E2F3"/>
-            <w:tcMar>
-              <w:top w:w="60" w:type="dxa"/>
-              <w:left w:w="90" w:type="dxa"/>
-              <w:bottom w:w="60" w:type="dxa"/>
-              <w:right w:w="90" w:type="dxa"/>
-            </w:tcMar>
           </w:tcPr>
           <w:p>
             <w:pPr>
@@ -28509,12 +25553,6 @@
               <w:right w:val="single" w:sz="6" w:space="0" w:color="1F3864"/>
             </w:tcBorders>
             <w:shd w:val="clear" w:color="auto" w:fill="4472C4"/>
-            <w:tcMar>
-              <w:top w:w="60" w:type="dxa"/>
-              <w:left w:w="90" w:type="dxa"/>
-              <w:bottom w:w="60" w:type="dxa"/>
-              <w:right w:w="90" w:type="dxa"/>
-            </w:tcMar>
           </w:tcPr>
           <w:p>
             <w:pPr>
@@ -28551,12 +25589,6 @@
               <w:right w:val="single" w:sz="6" w:space="0" w:color="1F3864"/>
             </w:tcBorders>
             <w:shd w:val="clear" w:color="auto" w:fill="D9E2F3"/>
-            <w:tcMar>
-              <w:top w:w="60" w:type="dxa"/>
-              <w:left w:w="90" w:type="dxa"/>
-              <w:bottom w:w="60" w:type="dxa"/>
-              <w:right w:w="90" w:type="dxa"/>
-            </w:tcMar>
           </w:tcPr>
           <w:p>
             <w:pPr>
@@ -28588,12 +25620,6 @@
               <w:right w:val="single" w:sz="6" w:space="0" w:color="1F3864"/>
             </w:tcBorders>
             <w:shd w:val="clear" w:color="auto" w:fill="D9E2F3"/>
-            <w:tcMar>
-              <w:top w:w="60" w:type="dxa"/>
-              <w:left w:w="90" w:type="dxa"/>
-              <w:bottom w:w="60" w:type="dxa"/>
-              <w:right w:w="90" w:type="dxa"/>
-            </w:tcMar>
           </w:tcPr>
           <w:p>
             <w:pPr>
@@ -28626,12 +25652,6 @@
               <w:right w:val="single" w:sz="6" w:space="0" w:color="1F3864"/>
             </w:tcBorders>
             <w:shd w:val="clear" w:color="auto" w:fill="D9E2F3"/>
-            <w:tcMar>
-              <w:top w:w="60" w:type="dxa"/>
-              <w:left w:w="90" w:type="dxa"/>
-              <w:bottom w:w="60" w:type="dxa"/>
-              <w:right w:w="90" w:type="dxa"/>
-            </w:tcMar>
           </w:tcPr>
           <w:p>
             <w:pPr>
@@ -28670,12 +25690,6 @@
               <w:right w:val="single" w:sz="6" w:space="0" w:color="1F3864"/>
             </w:tcBorders>
             <w:shd w:val="clear" w:color="auto" w:fill="D9E2F3"/>
-            <w:tcMar>
-              <w:top w:w="60" w:type="dxa"/>
-              <w:left w:w="90" w:type="dxa"/>
-              <w:bottom w:w="60" w:type="dxa"/>
-              <w:right w:w="90" w:type="dxa"/>
-            </w:tcMar>
           </w:tcPr>
           <w:p>
             <w:pPr>
@@ -28755,12 +25769,6 @@
               <w:right w:val="single" w:sz="6" w:space="0" w:color="1F3864"/>
             </w:tcBorders>
             <w:shd w:val="clear" w:color="auto" w:fill="4472C4"/>
-            <w:tcMar>
-              <w:top w:w="60" w:type="dxa"/>
-              <w:left w:w="90" w:type="dxa"/>
-              <w:bottom w:w="60" w:type="dxa"/>
-              <w:right w:w="90" w:type="dxa"/>
-            </w:tcMar>
           </w:tcPr>
           <w:p>
             <w:pPr>
@@ -28807,12 +25815,6 @@
               <w:right w:val="single" w:sz="6" w:space="0" w:color="1F3864"/>
             </w:tcBorders>
             <w:shd w:val="clear" w:color="auto" w:fill="4472C4"/>
-            <w:tcMar>
-              <w:top w:w="60" w:type="dxa"/>
-              <w:left w:w="90" w:type="dxa"/>
-              <w:bottom w:w="60" w:type="dxa"/>
-              <w:right w:w="90" w:type="dxa"/>
-            </w:tcMar>
           </w:tcPr>
           <w:p>
             <w:pPr>
@@ -28854,12 +25856,6 @@
               <w:right w:val="single" w:sz="6" w:space="0" w:color="1F3864"/>
             </w:tcBorders>
             <w:shd w:val="clear" w:color="auto" w:fill="4472C4"/>
-            <w:tcMar>
-              <w:top w:w="60" w:type="dxa"/>
-              <w:left w:w="90" w:type="dxa"/>
-              <w:bottom w:w="60" w:type="dxa"/>
-              <w:right w:w="90" w:type="dxa"/>
-            </w:tcMar>
           </w:tcPr>
           <w:p>
             <w:pPr>
@@ -28900,12 +25896,6 @@
               <w:right w:val="single" w:sz="6" w:space="0" w:color="1F3864"/>
             </w:tcBorders>
             <w:shd w:val="clear" w:color="auto" w:fill="4472C4"/>
-            <w:tcMar>
-              <w:top w:w="60" w:type="dxa"/>
-              <w:left w:w="90" w:type="dxa"/>
-              <w:bottom w:w="60" w:type="dxa"/>
-              <w:right w:w="90" w:type="dxa"/>
-            </w:tcMar>
           </w:tcPr>
           <w:p>
             <w:pPr>
@@ -28947,12 +25937,6 @@
               <w:right w:val="single" w:sz="6" w:space="0" w:color="1F3864"/>
             </w:tcBorders>
             <w:shd w:val="clear" w:color="auto" w:fill="4472C4"/>
-            <w:tcMar>
-              <w:top w:w="60" w:type="dxa"/>
-              <w:left w:w="90" w:type="dxa"/>
-              <w:bottom w:w="60" w:type="dxa"/>
-              <w:right w:w="90" w:type="dxa"/>
-            </w:tcMar>
           </w:tcPr>
           <w:p>
             <w:pPr>
@@ -28999,12 +25983,6 @@
               <w:right w:val="single" w:sz="6" w:space="0" w:color="1F3864"/>
             </w:tcBorders>
             <w:shd w:val="clear" w:color="auto" w:fill="4472C4"/>
-            <w:tcMar>
-              <w:top w:w="60" w:type="dxa"/>
-              <w:left w:w="90" w:type="dxa"/>
-              <w:bottom w:w="60" w:type="dxa"/>
-              <w:right w:w="90" w:type="dxa"/>
-            </w:tcMar>
           </w:tcPr>
           <w:p>
             <w:pPr>
@@ -29041,12 +26019,6 @@
               <w:right w:val="single" w:sz="6" w:space="0" w:color="1F3864"/>
             </w:tcBorders>
             <w:shd w:val="clear" w:color="auto" w:fill="D9E2F3"/>
-            <w:tcMar>
-              <w:top w:w="60" w:type="dxa"/>
-              <w:left w:w="90" w:type="dxa"/>
-              <w:bottom w:w="60" w:type="dxa"/>
-              <w:right w:w="90" w:type="dxa"/>
-            </w:tcMar>
           </w:tcPr>
           <w:p>
             <w:pPr>
@@ -29078,12 +26050,6 @@
               <w:right w:val="single" w:sz="6" w:space="0" w:color="1F3864"/>
             </w:tcBorders>
             <w:shd w:val="clear" w:color="auto" w:fill="D9E2F3"/>
-            <w:tcMar>
-              <w:top w:w="60" w:type="dxa"/>
-              <w:left w:w="90" w:type="dxa"/>
-              <w:bottom w:w="60" w:type="dxa"/>
-              <w:right w:w="90" w:type="dxa"/>
-            </w:tcMar>
           </w:tcPr>
           <w:p>
             <w:pPr>
@@ -29116,12 +26082,6 @@
               <w:right w:val="single" w:sz="6" w:space="0" w:color="1F3864"/>
             </w:tcBorders>
             <w:shd w:val="clear" w:color="auto" w:fill="D9E2F3"/>
-            <w:tcMar>
-              <w:top w:w="60" w:type="dxa"/>
-              <w:left w:w="90" w:type="dxa"/>
-              <w:bottom w:w="60" w:type="dxa"/>
-              <w:right w:w="90" w:type="dxa"/>
-            </w:tcMar>
           </w:tcPr>
           <w:p>
             <w:pPr>
@@ -29159,12 +26119,6 @@
               <w:right w:val="single" w:sz="6" w:space="0" w:color="1F3864"/>
             </w:tcBorders>
             <w:shd w:val="clear" w:color="auto" w:fill="4472C4"/>
-            <w:tcMar>
-              <w:top w:w="60" w:type="dxa"/>
-              <w:left w:w="90" w:type="dxa"/>
-              <w:bottom w:w="60" w:type="dxa"/>
-              <w:right w:w="90" w:type="dxa"/>
-            </w:tcMar>
           </w:tcPr>
           <w:p>
             <w:pPr>
@@ -29202,12 +26156,6 @@
               <w:right w:val="single" w:sz="6" w:space="0" w:color="1F3864"/>
             </w:tcBorders>
             <w:shd w:val="clear" w:color="auto" w:fill="D9E2F3"/>
-            <w:tcMar>
-              <w:top w:w="60" w:type="dxa"/>
-              <w:left w:w="90" w:type="dxa"/>
-              <w:bottom w:w="60" w:type="dxa"/>
-              <w:right w:w="90" w:type="dxa"/>
-            </w:tcMar>
           </w:tcPr>
           <w:p>
             <w:pPr>
@@ -29239,12 +26187,6 @@
               <w:right w:val="single" w:sz="6" w:space="0" w:color="1F3864"/>
             </w:tcBorders>
             <w:shd w:val="clear" w:color="auto" w:fill="D9E2F3"/>
-            <w:tcMar>
-              <w:top w:w="60" w:type="dxa"/>
-              <w:left w:w="90" w:type="dxa"/>
-              <w:bottom w:w="60" w:type="dxa"/>
-              <w:right w:w="90" w:type="dxa"/>
-            </w:tcMar>
           </w:tcPr>
           <w:p>
             <w:pPr>
@@ -29277,12 +26219,6 @@
               <w:right w:val="single" w:sz="6" w:space="0" w:color="1F3864"/>
             </w:tcBorders>
             <w:shd w:val="clear" w:color="auto" w:fill="D9E2F3"/>
-            <w:tcMar>
-              <w:top w:w="60" w:type="dxa"/>
-              <w:left w:w="90" w:type="dxa"/>
-              <w:bottom w:w="60" w:type="dxa"/>
-              <w:right w:w="90" w:type="dxa"/>
-            </w:tcMar>
           </w:tcPr>
           <w:p>
             <w:pPr>
@@ -29321,12 +26257,6 @@
               <w:right w:val="single" w:sz="6" w:space="0" w:color="1F3864"/>
             </w:tcBorders>
             <w:shd w:val="clear" w:color="auto" w:fill="D9E2F3"/>
-            <w:tcMar>
-              <w:top w:w="60" w:type="dxa"/>
-              <w:left w:w="90" w:type="dxa"/>
-              <w:bottom w:w="60" w:type="dxa"/>
-              <w:right w:w="90" w:type="dxa"/>
-            </w:tcMar>
           </w:tcPr>
           <w:p>
             <w:pPr>
@@ -29376,12 +26306,6 @@
               <w:right w:val="single" w:sz="6" w:space="0" w:color="1F3864"/>
             </w:tcBorders>
             <w:shd w:val="clear" w:color="auto" w:fill="4472C4"/>
-            <w:tcMar>
-              <w:top w:w="60" w:type="dxa"/>
-              <w:left w:w="90" w:type="dxa"/>
-              <w:bottom w:w="60" w:type="dxa"/>
-              <w:right w:w="90" w:type="dxa"/>
-            </w:tcMar>
           </w:tcPr>
           <w:p>
             <w:pPr>
@@ -29428,12 +26352,6 @@
               <w:right w:val="single" w:sz="6" w:space="0" w:color="1F3864"/>
             </w:tcBorders>
             <w:shd w:val="clear" w:color="auto" w:fill="4472C4"/>
-            <w:tcMar>
-              <w:top w:w="60" w:type="dxa"/>
-              <w:left w:w="90" w:type="dxa"/>
-              <w:bottom w:w="60" w:type="dxa"/>
-              <w:right w:w="90" w:type="dxa"/>
-            </w:tcMar>
           </w:tcPr>
           <w:p>
             <w:pPr>
@@ -29475,12 +26393,6 @@
               <w:right w:val="single" w:sz="6" w:space="0" w:color="1F3864"/>
             </w:tcBorders>
             <w:shd w:val="clear" w:color="auto" w:fill="4472C4"/>
-            <w:tcMar>
-              <w:top w:w="60" w:type="dxa"/>
-              <w:left w:w="90" w:type="dxa"/>
-              <w:bottom w:w="60" w:type="dxa"/>
-              <w:right w:w="90" w:type="dxa"/>
-            </w:tcMar>
           </w:tcPr>
           <w:p>
             <w:pPr>
@@ -29521,12 +26433,6 @@
               <w:right w:val="single" w:sz="6" w:space="0" w:color="1F3864"/>
             </w:tcBorders>
             <w:shd w:val="clear" w:color="auto" w:fill="4472C4"/>
-            <w:tcMar>
-              <w:top w:w="60" w:type="dxa"/>
-              <w:left w:w="90" w:type="dxa"/>
-              <w:bottom w:w="60" w:type="dxa"/>
-              <w:right w:w="90" w:type="dxa"/>
-            </w:tcMar>
           </w:tcPr>
           <w:p>
             <w:pPr>
@@ -29568,12 +26474,6 @@
               <w:right w:val="single" w:sz="6" w:space="0" w:color="1F3864"/>
             </w:tcBorders>
             <w:shd w:val="clear" w:color="auto" w:fill="4472C4"/>
-            <w:tcMar>
-              <w:top w:w="60" w:type="dxa"/>
-              <w:left w:w="90" w:type="dxa"/>
-              <w:bottom w:w="60" w:type="dxa"/>
-              <w:right w:w="90" w:type="dxa"/>
-            </w:tcMar>
           </w:tcPr>
           <w:p>
             <w:pPr>
@@ -29620,12 +26520,6 @@
               <w:right w:val="single" w:sz="6" w:space="0" w:color="1F3864"/>
             </w:tcBorders>
             <w:shd w:val="clear" w:color="auto" w:fill="4472C4"/>
-            <w:tcMar>
-              <w:top w:w="60" w:type="dxa"/>
-              <w:left w:w="90" w:type="dxa"/>
-              <w:bottom w:w="60" w:type="dxa"/>
-              <w:right w:w="90" w:type="dxa"/>
-            </w:tcMar>
           </w:tcPr>
           <w:p>
             <w:pPr>
@@ -29662,12 +26556,6 @@
               <w:right w:val="single" w:sz="6" w:space="0" w:color="1F3864"/>
             </w:tcBorders>
             <w:shd w:val="clear" w:color="auto" w:fill="D9E2F3"/>
-            <w:tcMar>
-              <w:top w:w="60" w:type="dxa"/>
-              <w:left w:w="90" w:type="dxa"/>
-              <w:bottom w:w="60" w:type="dxa"/>
-              <w:right w:w="90" w:type="dxa"/>
-            </w:tcMar>
           </w:tcPr>
           <w:p>
             <w:pPr>
@@ -29699,12 +26587,6 @@
               <w:right w:val="single" w:sz="6" w:space="0" w:color="1F3864"/>
             </w:tcBorders>
             <w:shd w:val="clear" w:color="auto" w:fill="D9E2F3"/>
-            <w:tcMar>
-              <w:top w:w="60" w:type="dxa"/>
-              <w:left w:w="90" w:type="dxa"/>
-              <w:bottom w:w="60" w:type="dxa"/>
-              <w:right w:w="90" w:type="dxa"/>
-            </w:tcMar>
           </w:tcPr>
           <w:p>
             <w:pPr>
@@ -29737,12 +26619,6 @@
               <w:right w:val="single" w:sz="6" w:space="0" w:color="1F3864"/>
             </w:tcBorders>
             <w:shd w:val="clear" w:color="auto" w:fill="D9E2F3"/>
-            <w:tcMar>
-              <w:top w:w="60" w:type="dxa"/>
-              <w:left w:w="90" w:type="dxa"/>
-              <w:bottom w:w="60" w:type="dxa"/>
-              <w:right w:w="90" w:type="dxa"/>
-            </w:tcMar>
           </w:tcPr>
           <w:p>
             <w:pPr>
@@ -29780,12 +26656,6 @@
               <w:right w:val="single" w:sz="6" w:space="0" w:color="1F3864"/>
             </w:tcBorders>
             <w:shd w:val="clear" w:color="auto" w:fill="4472C4"/>
-            <w:tcMar>
-              <w:top w:w="60" w:type="dxa"/>
-              <w:left w:w="90" w:type="dxa"/>
-              <w:bottom w:w="60" w:type="dxa"/>
-              <w:right w:w="90" w:type="dxa"/>
-            </w:tcMar>
           </w:tcPr>
           <w:p>
             <w:pPr>
@@ -29822,12 +26692,6 @@
               <w:right w:val="single" w:sz="6" w:space="0" w:color="1F3864"/>
             </w:tcBorders>
             <w:shd w:val="clear" w:color="auto" w:fill="D9E2F3"/>
-            <w:tcMar>
-              <w:top w:w="60" w:type="dxa"/>
-              <w:left w:w="90" w:type="dxa"/>
-              <w:bottom w:w="60" w:type="dxa"/>
-              <w:right w:w="90" w:type="dxa"/>
-            </w:tcMar>
           </w:tcPr>
           <w:p>
             <w:pPr>
@@ -29859,12 +26723,6 @@
               <w:right w:val="single" w:sz="6" w:space="0" w:color="1F3864"/>
             </w:tcBorders>
             <w:shd w:val="clear" w:color="auto" w:fill="D9E2F3"/>
-            <w:tcMar>
-              <w:top w:w="60" w:type="dxa"/>
-              <w:left w:w="90" w:type="dxa"/>
-              <w:bottom w:w="60" w:type="dxa"/>
-              <w:right w:w="90" w:type="dxa"/>
-            </w:tcMar>
           </w:tcPr>
           <w:p>
             <w:pPr>
@@ -29897,12 +26755,6 @@
               <w:right w:val="single" w:sz="6" w:space="0" w:color="1F3864"/>
             </w:tcBorders>
             <w:shd w:val="clear" w:color="auto" w:fill="D9E2F3"/>
-            <w:tcMar>
-              <w:top w:w="60" w:type="dxa"/>
-              <w:left w:w="90" w:type="dxa"/>
-              <w:bottom w:w="60" w:type="dxa"/>
-              <w:right w:w="90" w:type="dxa"/>
-            </w:tcMar>
           </w:tcPr>
           <w:p>
             <w:pPr>
@@ -29941,12 +26793,6 @@
               <w:right w:val="single" w:sz="6" w:space="0" w:color="1F3864"/>
             </w:tcBorders>
             <w:shd w:val="clear" w:color="auto" w:fill="D9E2F3"/>
-            <w:tcMar>
-              <w:top w:w="60" w:type="dxa"/>
-              <w:left w:w="90" w:type="dxa"/>
-              <w:bottom w:w="60" w:type="dxa"/>
-              <w:right w:w="90" w:type="dxa"/>
-            </w:tcMar>
           </w:tcPr>
           <w:p>
             <w:pPr>
@@ -29996,12 +26842,6 @@
               <w:right w:val="single" w:sz="6" w:space="0" w:color="1F3864"/>
             </w:tcBorders>
             <w:shd w:val="clear" w:color="auto" w:fill="4472C4"/>
-            <w:tcMar>
-              <w:top w:w="60" w:type="dxa"/>
-              <w:left w:w="90" w:type="dxa"/>
-              <w:bottom w:w="60" w:type="dxa"/>
-              <w:right w:w="90" w:type="dxa"/>
-            </w:tcMar>
           </w:tcPr>
           <w:p>
             <w:pPr>
@@ -30048,12 +26888,6 @@
               <w:right w:val="single" w:sz="6" w:space="0" w:color="1F3864"/>
             </w:tcBorders>
             <w:shd w:val="clear" w:color="auto" w:fill="4472C4"/>
-            <w:tcMar>
-              <w:top w:w="60" w:type="dxa"/>
-              <w:left w:w="90" w:type="dxa"/>
-              <w:bottom w:w="60" w:type="dxa"/>
-              <w:right w:w="90" w:type="dxa"/>
-            </w:tcMar>
           </w:tcPr>
           <w:p>
             <w:pPr>
@@ -30095,12 +26929,6 @@
               <w:right w:val="single" w:sz="6" w:space="0" w:color="1F3864"/>
             </w:tcBorders>
             <w:shd w:val="clear" w:color="auto" w:fill="4472C4"/>
-            <w:tcMar>
-              <w:top w:w="60" w:type="dxa"/>
-              <w:left w:w="90" w:type="dxa"/>
-              <w:bottom w:w="60" w:type="dxa"/>
-              <w:right w:w="90" w:type="dxa"/>
-            </w:tcMar>
           </w:tcPr>
           <w:p>
             <w:pPr>
@@ -30141,12 +26969,6 @@
               <w:right w:val="single" w:sz="6" w:space="0" w:color="1F3864"/>
             </w:tcBorders>
             <w:shd w:val="clear" w:color="auto" w:fill="4472C4"/>
-            <w:tcMar>
-              <w:top w:w="60" w:type="dxa"/>
-              <w:left w:w="90" w:type="dxa"/>
-              <w:bottom w:w="60" w:type="dxa"/>
-              <w:right w:w="90" w:type="dxa"/>
-            </w:tcMar>
           </w:tcPr>
           <w:p>
             <w:pPr>
@@ -30188,12 +27010,6 @@
               <w:right w:val="single" w:sz="6" w:space="0" w:color="1F3864"/>
             </w:tcBorders>
             <w:shd w:val="clear" w:color="auto" w:fill="4472C4"/>
-            <w:tcMar>
-              <w:top w:w="60" w:type="dxa"/>
-              <w:left w:w="90" w:type="dxa"/>
-              <w:bottom w:w="60" w:type="dxa"/>
-              <w:right w:w="90" w:type="dxa"/>
-            </w:tcMar>
           </w:tcPr>
           <w:p>
             <w:pPr>
@@ -30240,12 +27056,6 @@
               <w:right w:val="single" w:sz="6" w:space="0" w:color="1F3864"/>
             </w:tcBorders>
             <w:shd w:val="clear" w:color="auto" w:fill="4472C4"/>
-            <w:tcMar>
-              <w:top w:w="60" w:type="dxa"/>
-              <w:left w:w="90" w:type="dxa"/>
-              <w:bottom w:w="60" w:type="dxa"/>
-              <w:right w:w="90" w:type="dxa"/>
-            </w:tcMar>
           </w:tcPr>
           <w:p>
             <w:pPr>
@@ -30281,12 +27091,6 @@
               <w:right w:val="single" w:sz="6" w:space="0" w:color="1F3864"/>
             </w:tcBorders>
             <w:shd w:val="clear" w:color="auto" w:fill="D9E2F3"/>
-            <w:tcMar>
-              <w:top w:w="60" w:type="dxa"/>
-              <w:left w:w="90" w:type="dxa"/>
-              <w:bottom w:w="60" w:type="dxa"/>
-              <w:right w:w="90" w:type="dxa"/>
-            </w:tcMar>
           </w:tcPr>
           <w:p>
             <w:pPr>
@@ -30317,12 +27121,6 @@
               <w:right w:val="single" w:sz="6" w:space="0" w:color="1F3864"/>
             </w:tcBorders>
             <w:shd w:val="clear" w:color="auto" w:fill="D9E2F3"/>
-            <w:tcMar>
-              <w:top w:w="60" w:type="dxa"/>
-              <w:left w:w="90" w:type="dxa"/>
-              <w:bottom w:w="60" w:type="dxa"/>
-              <w:right w:w="90" w:type="dxa"/>
-            </w:tcMar>
           </w:tcPr>
           <w:p>
             <w:pPr>
@@ -30354,12 +27152,6 @@
               <w:right w:val="single" w:sz="6" w:space="0" w:color="1F3864"/>
             </w:tcBorders>
             <w:shd w:val="clear" w:color="auto" w:fill="D9E2F3"/>
-            <w:tcMar>
-              <w:top w:w="60" w:type="dxa"/>
-              <w:left w:w="90" w:type="dxa"/>
-              <w:bottom w:w="60" w:type="dxa"/>
-              <w:right w:w="90" w:type="dxa"/>
-            </w:tcMar>
           </w:tcPr>
           <w:p>
             <w:pPr>
@@ -30396,12 +27188,6 @@
               <w:right w:val="single" w:sz="6" w:space="0" w:color="1F3864"/>
             </w:tcBorders>
             <w:shd w:val="clear" w:color="auto" w:fill="4472C4"/>
-            <w:tcMar>
-              <w:top w:w="60" w:type="dxa"/>
-              <w:left w:w="90" w:type="dxa"/>
-              <w:bottom w:w="60" w:type="dxa"/>
-              <w:right w:w="90" w:type="dxa"/>
-            </w:tcMar>
           </w:tcPr>
           <w:p>
             <w:pPr>
@@ -30437,12 +27223,6 @@
               <w:right w:val="single" w:sz="6" w:space="0" w:color="1F3864"/>
             </w:tcBorders>
             <w:shd w:val="clear" w:color="auto" w:fill="D9E2F3"/>
-            <w:tcMar>
-              <w:top w:w="60" w:type="dxa"/>
-              <w:left w:w="90" w:type="dxa"/>
-              <w:bottom w:w="60" w:type="dxa"/>
-              <w:right w:w="90" w:type="dxa"/>
-            </w:tcMar>
           </w:tcPr>
           <w:p>
             <w:pPr>
@@ -30473,12 +27253,6 @@
               <w:right w:val="single" w:sz="6" w:space="0" w:color="1F3864"/>
             </w:tcBorders>
             <w:shd w:val="clear" w:color="auto" w:fill="D9E2F3"/>
-            <w:tcMar>
-              <w:top w:w="60" w:type="dxa"/>
-              <w:left w:w="90" w:type="dxa"/>
-              <w:bottom w:w="60" w:type="dxa"/>
-              <w:right w:w="90" w:type="dxa"/>
-            </w:tcMar>
           </w:tcPr>
           <w:p>
             <w:pPr>
@@ -30510,12 +27284,6 @@
               <w:right w:val="single" w:sz="6" w:space="0" w:color="1F3864"/>
             </w:tcBorders>
             <w:shd w:val="clear" w:color="auto" w:fill="D9E2F3"/>
-            <w:tcMar>
-              <w:top w:w="60" w:type="dxa"/>
-              <w:left w:w="90" w:type="dxa"/>
-              <w:bottom w:w="60" w:type="dxa"/>
-              <w:right w:w="90" w:type="dxa"/>
-            </w:tcMar>
           </w:tcPr>
           <w:p>
             <w:pPr>
@@ -30553,12 +27321,6 @@
               <w:right w:val="single" w:sz="6" w:space="0" w:color="1F3864"/>
             </w:tcBorders>
             <w:shd w:val="clear" w:color="auto" w:fill="4472C4"/>
-            <w:tcMar>
-              <w:top w:w="60" w:type="dxa"/>
-              <w:left w:w="90" w:type="dxa"/>
-              <w:bottom w:w="60" w:type="dxa"/>
-              <w:right w:w="90" w:type="dxa"/>
-            </w:tcMar>
           </w:tcPr>
           <w:p>
             <w:pPr>
@@ -30596,12 +27358,6 @@
               <w:right w:val="single" w:sz="6" w:space="0" w:color="1F3864"/>
             </w:tcBorders>
             <w:shd w:val="clear" w:color="auto" w:fill="4472C4"/>
-            <w:tcMar>
-              <w:top w:w="60" w:type="dxa"/>
-              <w:left w:w="90" w:type="dxa"/>
-              <w:bottom w:w="60" w:type="dxa"/>
-              <w:right w:w="90" w:type="dxa"/>
-            </w:tcMar>
           </w:tcPr>
           <w:p>
             <w:pPr>
@@ -30630,6 +27386,15 @@
         </w:tc>
       </w:tr>
     </w:tbl>
+    <w:p>
+      <w:pPr>
+        <w:spacing w:before="0" w:after="0" w:line="240" w:lineRule="auto"/>
+        <w:rPr>
+          <w:sz w:val="18"/>
+          <w:szCs w:val="18"/>
+        </w:rPr>
+      </w:pPr>
+    </w:p>
     <w:tbl>
       <w:tblPr>
         <w:tblW w:w="9405" w:type="dxa"/>
@@ -30644,8 +27409,10 @@
         </w:tblBorders>
         <w:tblLayout w:type="fixed"/>
         <w:tblCellMar>
-          <w:left w:w="10" w:type="dxa"/>
-          <w:right w:w="10" w:type="dxa"/>
+          <w:top w:w="40" w:type="dxa"/>
+          <w:left w:w="90" w:type="dxa"/>
+          <w:bottom w:w="40" w:type="dxa"/>
+          <w:right w:w="90" w:type="dxa"/>
         </w:tblCellMar>
         <w:tblLook w:val="0000" w:firstRow="0" w:lastRow="0" w:firstColumn="0" w:lastColumn="0" w:noHBand="0" w:noVBand="0"/>
       </w:tblPr>
@@ -30663,12 +27430,6 @@
               <w:right w:val="single" w:sz="6" w:space="0" w:color="1F3864"/>
             </w:tcBorders>
             <w:shd w:val="clear" w:color="auto" w:fill="4472C4"/>
-            <w:tcMar>
-              <w:top w:w="60" w:type="dxa"/>
-              <w:left w:w="90" w:type="dxa"/>
-              <w:bottom w:w="60" w:type="dxa"/>
-              <w:right w:w="90" w:type="dxa"/>
-            </w:tcMar>
           </w:tcPr>
           <w:p>
             <w:pPr>
@@ -30706,12 +27467,6 @@
               <w:right w:val="single" w:sz="6" w:space="0" w:color="1F3864"/>
             </w:tcBorders>
             <w:shd w:val="clear" w:color="auto" w:fill="D9E2F3"/>
-            <w:tcMar>
-              <w:top w:w="60" w:type="dxa"/>
-              <w:left w:w="90" w:type="dxa"/>
-              <w:bottom w:w="60" w:type="dxa"/>
-              <w:right w:w="90" w:type="dxa"/>
-            </w:tcMar>
           </w:tcPr>
           <w:p>
             <w:pPr>
@@ -31144,12 +27899,6 @@
               <w:right w:val="single" w:sz="6" w:space="0" w:color="1F3864"/>
             </w:tcBorders>
             <w:shd w:val="clear" w:color="auto" w:fill="4472C4"/>
-            <w:tcMar>
-              <w:top w:w="60" w:type="dxa"/>
-              <w:left w:w="90" w:type="dxa"/>
-              <w:bottom w:w="60" w:type="dxa"/>
-              <w:right w:w="90" w:type="dxa"/>
-            </w:tcMar>
           </w:tcPr>
           <w:p>
             <w:pPr>
@@ -31188,12 +27937,6 @@
               <w:right w:val="single" w:sz="6" w:space="0" w:color="1F3864"/>
             </w:tcBorders>
             <w:shd w:val="clear" w:color="auto" w:fill="D9E2F3"/>
-            <w:tcMar>
-              <w:top w:w="60" w:type="dxa"/>
-              <w:left w:w="90" w:type="dxa"/>
-              <w:bottom w:w="60" w:type="dxa"/>
-              <w:right w:w="90" w:type="dxa"/>
-            </w:tcMar>
           </w:tcPr>
           <w:p>
             <w:pPr>
